--- a/docsInformeSoporte/informe-soporte.docx
+++ b/docsInformeSoporte/informe-soporte.docx
@@ -1726,6 +1726,35 @@
           <w:rPr>
             <w:rStyle w:val="Hyperlink"/>
           </w:rPr>
+          <w:t xml:space="preserve">Diseño Responsivo (Mobile-First)</w:t>
+        </w:r>
+      </w:hyperlink>
+    </w:p>
+    <w:p>
+      <w:pPr>
+        <w:pStyle w:val="Compact"/>
+        <w:numPr>
+          <w:ilvl w:val="1"/>
+          <w:numId w:val="1013"/>
+        </w:numPr>
+      </w:pPr>
+      <w:hyperlink w:anchor="loc-60">
+        <w:r>
+          <w:rPr>
+            <w:rStyle w:val="Hyperlink"/>
+          </w:rPr>
+          <w:t xml:space="preserve">6.4</w:t>
+        </w:r>
+        <w:r>
+          <w:rPr>
+            <w:rStyle w:val="Hyperlink"/>
+          </w:rPr>
+          <w:t xml:space="preserve"> </w:t>
+        </w:r>
+        <w:r>
+          <w:rPr>
+            <w:rStyle w:val="Hyperlink"/>
+          </w:rPr>
           <w:t xml:space="preserve">Flujo de Navegación</w:t>
         </w:r>
       </w:hyperlink>
@@ -1738,7 +1767,7 @@
           <w:numId w:val="1001"/>
         </w:numPr>
       </w:pPr>
-      <w:hyperlink w:anchor="loc-60">
+      <w:hyperlink w:anchor="loc-61">
         <w:r>
           <w:rPr>
             <w:rStyle w:val="Hyperlink"/>
@@ -1767,7 +1796,7 @@
           <w:numId w:val="1016"/>
         </w:numPr>
       </w:pPr>
-      <w:hyperlink w:anchor="loc-61">
+      <w:hyperlink w:anchor="loc-62">
         <w:r>
           <w:rPr>
             <w:rStyle w:val="Hyperlink"/>
@@ -1796,7 +1825,7 @@
           <w:numId w:val="1016"/>
         </w:numPr>
       </w:pPr>
-      <w:hyperlink w:anchor="loc-62">
+      <w:hyperlink w:anchor="loc-63">
         <w:r>
           <w:rPr>
             <w:rStyle w:val="Hyperlink"/>
@@ -1825,7 +1854,7 @@
           <w:numId w:val="1016"/>
         </w:numPr>
       </w:pPr>
-      <w:hyperlink w:anchor="loc-63">
+      <w:hyperlink w:anchor="loc-64">
         <w:r>
           <w:rPr>
             <w:rStyle w:val="Hyperlink"/>
@@ -1854,7 +1883,7 @@
           <w:numId w:val="1017"/>
         </w:numPr>
       </w:pPr>
-      <w:hyperlink w:anchor="loc-64">
+      <w:hyperlink w:anchor="loc-65">
         <w:r>
           <w:rPr>
             <w:rStyle w:val="Hyperlink"/>
@@ -1883,7 +1912,7 @@
           <w:numId w:val="1017"/>
         </w:numPr>
       </w:pPr>
-      <w:hyperlink w:anchor="loc-65">
+      <w:hyperlink w:anchor="loc-66">
         <w:r>
           <w:rPr>
             <w:rStyle w:val="Hyperlink"/>
@@ -1912,7 +1941,7 @@
           <w:numId w:val="1017"/>
         </w:numPr>
       </w:pPr>
-      <w:hyperlink w:anchor="loc-66">
+      <w:hyperlink w:anchor="loc-67">
         <w:r>
           <w:rPr>
             <w:rStyle w:val="Hyperlink"/>
@@ -1941,7 +1970,7 @@
           <w:numId w:val="1017"/>
         </w:numPr>
       </w:pPr>
-      <w:hyperlink w:anchor="loc-67">
+      <w:hyperlink w:anchor="loc-68">
         <w:r>
           <w:rPr>
             <w:rStyle w:val="Hyperlink"/>
@@ -1970,7 +1999,7 @@
           <w:numId w:val="1016"/>
         </w:numPr>
       </w:pPr>
-      <w:hyperlink w:anchor="loc-68">
+      <w:hyperlink w:anchor="loc-69">
         <w:r>
           <w:rPr>
             <w:rStyle w:val="Hyperlink"/>
@@ -1999,7 +2028,7 @@
           <w:numId w:val="1016"/>
         </w:numPr>
       </w:pPr>
-      <w:hyperlink w:anchor="loc-69">
+      <w:hyperlink w:anchor="loc-70">
         <w:r>
           <w:rPr>
             <w:rStyle w:val="Hyperlink"/>
@@ -2028,7 +2057,7 @@
           <w:numId w:val="1001"/>
         </w:numPr>
       </w:pPr>
-      <w:hyperlink w:anchor="loc-70">
+      <w:hyperlink w:anchor="loc-71">
         <w:r>
           <w:rPr>
             <w:rStyle w:val="Hyperlink"/>
@@ -2057,7 +2086,7 @@
           <w:numId w:val="1018"/>
         </w:numPr>
       </w:pPr>
-      <w:hyperlink w:anchor="loc-71">
+      <w:hyperlink w:anchor="loc-72">
         <w:r>
           <w:rPr>
             <w:rStyle w:val="Hyperlink"/>
@@ -2086,7 +2115,7 @@
           <w:numId w:val="1018"/>
         </w:numPr>
       </w:pPr>
-      <w:hyperlink w:anchor="loc-72">
+      <w:hyperlink w:anchor="loc-73">
         <w:r>
           <w:rPr>
             <w:rStyle w:val="Hyperlink"/>
@@ -2115,7 +2144,7 @@
           <w:numId w:val="1018"/>
         </w:numPr>
       </w:pPr>
-      <w:hyperlink w:anchor="loc-73">
+      <w:hyperlink w:anchor="loc-74">
         <w:r>
           <w:rPr>
             <w:rStyle w:val="Hyperlink"/>
@@ -2144,7 +2173,7 @@
           <w:numId w:val="1019"/>
         </w:numPr>
       </w:pPr>
-      <w:hyperlink w:anchor="loc-74">
+      <w:hyperlink w:anchor="loc-75">
         <w:r>
           <w:rPr>
             <w:rStyle w:val="Hyperlink"/>
@@ -2173,7 +2202,7 @@
           <w:numId w:val="1019"/>
         </w:numPr>
       </w:pPr>
-      <w:hyperlink w:anchor="loc-75">
+      <w:hyperlink w:anchor="loc-76">
         <w:r>
           <w:rPr>
             <w:rStyle w:val="Hyperlink"/>
@@ -2202,7 +2231,7 @@
           <w:numId w:val="1019"/>
         </w:numPr>
       </w:pPr>
-      <w:hyperlink w:anchor="loc-76">
+      <w:hyperlink w:anchor="loc-77">
         <w:r>
           <w:rPr>
             <w:rStyle w:val="Hyperlink"/>
@@ -2231,7 +2260,7 @@
           <w:numId w:val="1019"/>
         </w:numPr>
       </w:pPr>
-      <w:hyperlink w:anchor="loc-77">
+      <w:hyperlink w:anchor="loc-78">
         <w:r>
           <w:rPr>
             <w:rStyle w:val="Hyperlink"/>
@@ -2260,7 +2289,7 @@
           <w:numId w:val="1019"/>
         </w:numPr>
       </w:pPr>
-      <w:hyperlink w:anchor="loc-78">
+      <w:hyperlink w:anchor="loc-79">
         <w:r>
           <w:rPr>
             <w:rStyle w:val="Hyperlink"/>
@@ -2289,7 +2318,7 @@
           <w:numId w:val="1019"/>
         </w:numPr>
       </w:pPr>
-      <w:hyperlink w:anchor="loc-79">
+      <w:hyperlink w:anchor="loc-80">
         <w:r>
           <w:rPr>
             <w:rStyle w:val="Hyperlink"/>
@@ -2318,7 +2347,7 @@
           <w:numId w:val="1018"/>
         </w:numPr>
       </w:pPr>
-      <w:hyperlink w:anchor="loc-80">
+      <w:hyperlink w:anchor="loc-81">
         <w:r>
           <w:rPr>
             <w:rStyle w:val="Hyperlink"/>
@@ -2347,7 +2376,7 @@
           <w:numId w:val="1018"/>
         </w:numPr>
       </w:pPr>
-      <w:hyperlink w:anchor="loc-81">
+      <w:hyperlink w:anchor="loc-82">
         <w:r>
           <w:rPr>
             <w:rStyle w:val="Hyperlink"/>
@@ -2376,7 +2405,7 @@
           <w:numId w:val="1001"/>
         </w:numPr>
       </w:pPr>
-      <w:hyperlink w:anchor="loc-82">
+      <w:hyperlink w:anchor="loc-83">
         <w:r>
           <w:rPr>
             <w:rStyle w:val="Hyperlink"/>
@@ -2405,7 +2434,7 @@
           <w:numId w:val="1020"/>
         </w:numPr>
       </w:pPr>
-      <w:hyperlink w:anchor="loc-83">
+      <w:hyperlink w:anchor="loc-84">
         <w:r>
           <w:rPr>
             <w:rStyle w:val="Hyperlink"/>
@@ -2434,7 +2463,7 @@
           <w:numId w:val="1020"/>
         </w:numPr>
       </w:pPr>
-      <w:hyperlink w:anchor="loc-84">
+      <w:hyperlink w:anchor="loc-85">
         <w:r>
           <w:rPr>
             <w:rStyle w:val="Hyperlink"/>
@@ -2463,7 +2492,7 @@
           <w:numId w:val="1020"/>
         </w:numPr>
       </w:pPr>
-      <w:hyperlink w:anchor="loc-85">
+      <w:hyperlink w:anchor="loc-86">
         <w:r>
           <w:rPr>
             <w:rStyle w:val="Hyperlink"/>
@@ -2492,7 +2521,7 @@
           <w:numId w:val="1021"/>
         </w:numPr>
       </w:pPr>
-      <w:hyperlink w:anchor="loc-86">
+      <w:hyperlink w:anchor="loc-87">
         <w:r>
           <w:rPr>
             <w:rStyle w:val="Hyperlink"/>
@@ -2521,7 +2550,7 @@
           <w:numId w:val="1021"/>
         </w:numPr>
       </w:pPr>
-      <w:hyperlink w:anchor="loc-87">
+      <w:hyperlink w:anchor="loc-88">
         <w:r>
           <w:rPr>
             <w:rStyle w:val="Hyperlink"/>
@@ -2550,7 +2579,7 @@
           <w:numId w:val="1021"/>
         </w:numPr>
       </w:pPr>
-      <w:hyperlink w:anchor="loc-88">
+      <w:hyperlink w:anchor="loc-89">
         <w:r>
           <w:rPr>
             <w:rStyle w:val="Hyperlink"/>
@@ -2579,7 +2608,7 @@
           <w:numId w:val="1020"/>
         </w:numPr>
       </w:pPr>
-      <w:hyperlink w:anchor="loc-89">
+      <w:hyperlink w:anchor="loc-90">
         <w:r>
           <w:rPr>
             <w:rStyle w:val="Hyperlink"/>
@@ -2608,7 +2637,7 @@
           <w:numId w:val="1022"/>
         </w:numPr>
       </w:pPr>
-      <w:hyperlink w:anchor="loc-90">
+      <w:hyperlink w:anchor="loc-91">
         <w:r>
           <w:rPr>
             <w:rStyle w:val="Hyperlink"/>
@@ -2637,7 +2666,7 @@
           <w:numId w:val="1022"/>
         </w:numPr>
       </w:pPr>
-      <w:hyperlink w:anchor="loc-91">
+      <w:hyperlink w:anchor="loc-92">
         <w:r>
           <w:rPr>
             <w:rStyle w:val="Hyperlink"/>
@@ -2666,7 +2695,7 @@
           <w:numId w:val="1020"/>
         </w:numPr>
       </w:pPr>
-      <w:hyperlink w:anchor="loc-92">
+      <w:hyperlink w:anchor="loc-93">
         <w:r>
           <w:rPr>
             <w:rStyle w:val="Hyperlink"/>
@@ -2695,7 +2724,7 @@
           <w:numId w:val="1001"/>
         </w:numPr>
       </w:pPr>
-      <w:hyperlink w:anchor="loc-93">
+      <w:hyperlink w:anchor="loc-94">
         <w:r>
           <w:rPr>
             <w:rStyle w:val="Hyperlink"/>
@@ -2724,7 +2753,7 @@
           <w:numId w:val="1023"/>
         </w:numPr>
       </w:pPr>
-      <w:hyperlink w:anchor="loc-94">
+      <w:hyperlink w:anchor="loc-95">
         <w:r>
           <w:rPr>
             <w:rStyle w:val="Hyperlink"/>
@@ -2753,7 +2782,7 @@
           <w:numId w:val="1023"/>
         </w:numPr>
       </w:pPr>
-      <w:hyperlink w:anchor="loc-95">
+      <w:hyperlink w:anchor="loc-96">
         <w:r>
           <w:rPr>
             <w:rStyle w:val="Hyperlink"/>
@@ -2782,7 +2811,7 @@
           <w:numId w:val="1024"/>
         </w:numPr>
       </w:pPr>
-      <w:hyperlink w:anchor="loc-96">
+      <w:hyperlink w:anchor="loc-97">
         <w:r>
           <w:rPr>
             <w:rStyle w:val="Hyperlink"/>
@@ -2811,7 +2840,7 @@
           <w:numId w:val="1024"/>
         </w:numPr>
       </w:pPr>
-      <w:hyperlink w:anchor="loc-97">
+      <w:hyperlink w:anchor="loc-98">
         <w:r>
           <w:rPr>
             <w:rStyle w:val="Hyperlink"/>
@@ -2840,7 +2869,7 @@
           <w:numId w:val="1024"/>
         </w:numPr>
       </w:pPr>
-      <w:hyperlink w:anchor="loc-98">
+      <w:hyperlink w:anchor="loc-99">
         <w:r>
           <w:rPr>
             <w:rStyle w:val="Hyperlink"/>
@@ -2869,7 +2898,7 @@
           <w:numId w:val="1024"/>
         </w:numPr>
       </w:pPr>
-      <w:hyperlink w:anchor="loc-99">
+      <w:hyperlink w:anchor="loc-100">
         <w:r>
           <w:rPr>
             <w:rStyle w:val="Hyperlink"/>
@@ -2898,7 +2927,7 @@
           <w:numId w:val="1024"/>
         </w:numPr>
       </w:pPr>
-      <w:hyperlink w:anchor="loc-100">
+      <w:hyperlink w:anchor="loc-101">
         <w:r>
           <w:rPr>
             <w:rStyle w:val="Hyperlink"/>
@@ -2927,7 +2956,7 @@
           <w:numId w:val="1024"/>
         </w:numPr>
       </w:pPr>
-      <w:hyperlink w:anchor="loc-101">
+      <w:hyperlink w:anchor="loc-102">
         <w:r>
           <w:rPr>
             <w:rStyle w:val="Hyperlink"/>
@@ -2956,7 +2985,7 @@
           <w:numId w:val="1024"/>
         </w:numPr>
       </w:pPr>
-      <w:hyperlink w:anchor="loc-102">
+      <w:hyperlink w:anchor="loc-103">
         <w:r>
           <w:rPr>
             <w:rStyle w:val="Hyperlink"/>
@@ -2985,7 +3014,7 @@
           <w:numId w:val="1024"/>
         </w:numPr>
       </w:pPr>
-      <w:hyperlink w:anchor="loc-103">
+      <w:hyperlink w:anchor="loc-104">
         <w:r>
           <w:rPr>
             <w:rStyle w:val="Hyperlink"/>
@@ -3014,7 +3043,7 @@
           <w:numId w:val="1024"/>
         </w:numPr>
       </w:pPr>
-      <w:hyperlink w:anchor="loc-104">
+      <w:hyperlink w:anchor="loc-105">
         <w:r>
           <w:rPr>
             <w:rStyle w:val="Hyperlink"/>
@@ -3043,7 +3072,7 @@
           <w:numId w:val="1024"/>
         </w:numPr>
       </w:pPr>
-      <w:hyperlink w:anchor="loc-105">
+      <w:hyperlink w:anchor="loc-106">
         <w:r>
           <w:rPr>
             <w:rStyle w:val="Hyperlink"/>
@@ -3072,7 +3101,7 @@
           <w:numId w:val="1023"/>
         </w:numPr>
       </w:pPr>
-      <w:hyperlink w:anchor="loc-106">
+      <w:hyperlink w:anchor="loc-107">
         <w:r>
           <w:rPr>
             <w:rStyle w:val="Hyperlink"/>
@@ -3101,7 +3130,7 @@
           <w:numId w:val="1023"/>
         </w:numPr>
       </w:pPr>
-      <w:hyperlink w:anchor="loc-107">
+      <w:hyperlink w:anchor="loc-108">
         <w:r>
           <w:rPr>
             <w:rStyle w:val="Hyperlink"/>
@@ -3130,7 +3159,7 @@
           <w:numId w:val="1023"/>
         </w:numPr>
       </w:pPr>
-      <w:hyperlink w:anchor="loc-108">
+      <w:hyperlink w:anchor="loc-109">
         <w:r>
           <w:rPr>
             <w:rStyle w:val="Hyperlink"/>
@@ -3159,7 +3188,7 @@
           <w:numId w:val="1001"/>
         </w:numPr>
       </w:pPr>
-      <w:hyperlink w:anchor="loc-109">
+      <w:hyperlink w:anchor="loc-110">
         <w:r>
           <w:rPr>
             <w:rStyle w:val="Hyperlink"/>
@@ -3188,7 +3217,7 @@
           <w:numId w:val="1025"/>
         </w:numPr>
       </w:pPr>
-      <w:hyperlink w:anchor="loc-110">
+      <w:hyperlink w:anchor="loc-111">
         <w:r>
           <w:rPr>
             <w:rStyle w:val="Hyperlink"/>
@@ -3217,7 +3246,7 @@
           <w:numId w:val="1025"/>
         </w:numPr>
       </w:pPr>
-      <w:hyperlink w:anchor="loc-111">
+      <w:hyperlink w:anchor="loc-112">
         <w:r>
           <w:rPr>
             <w:rStyle w:val="Hyperlink"/>
@@ -3246,7 +3275,7 @@
           <w:numId w:val="1025"/>
         </w:numPr>
       </w:pPr>
-      <w:hyperlink w:anchor="loc-112">
+      <w:hyperlink w:anchor="loc-113">
         <w:r>
           <w:rPr>
             <w:rStyle w:val="Hyperlink"/>
@@ -3275,7 +3304,7 @@
           <w:numId w:val="1025"/>
         </w:numPr>
       </w:pPr>
-      <w:hyperlink w:anchor="loc-113">
+      <w:hyperlink w:anchor="loc-114">
         <w:r>
           <w:rPr>
             <w:rStyle w:val="Hyperlink"/>
@@ -3304,7 +3333,7 @@
           <w:numId w:val="1025"/>
         </w:numPr>
       </w:pPr>
-      <w:hyperlink w:anchor="loc-114">
+      <w:hyperlink w:anchor="loc-115">
         <w:r>
           <w:rPr>
             <w:rStyle w:val="Hyperlink"/>
@@ -3333,7 +3362,7 @@
           <w:numId w:val="1025"/>
         </w:numPr>
       </w:pPr>
-      <w:hyperlink w:anchor="loc-115">
+      <w:hyperlink w:anchor="loc-116">
         <w:r>
           <w:rPr>
             <w:rStyle w:val="Hyperlink"/>
@@ -3362,7 +3391,7 @@
           <w:numId w:val="1001"/>
         </w:numPr>
       </w:pPr>
-      <w:hyperlink w:anchor="loc-116">
+      <w:hyperlink w:anchor="loc-117">
         <w:r>
           <w:rPr>
             <w:rStyle w:val="Hyperlink"/>
@@ -3391,7 +3420,7 @@
           <w:numId w:val="1026"/>
         </w:numPr>
       </w:pPr>
-      <w:hyperlink w:anchor="loc-117">
+      <w:hyperlink w:anchor="loc-118">
         <w:r>
           <w:rPr>
             <w:rStyle w:val="Hyperlink"/>
@@ -3420,7 +3449,7 @@
           <w:numId w:val="1026"/>
         </w:numPr>
       </w:pPr>
-      <w:hyperlink w:anchor="loc-118">
+      <w:hyperlink w:anchor="loc-119">
         <w:r>
           <w:rPr>
             <w:rStyle w:val="Hyperlink"/>
@@ -3449,7 +3478,7 @@
           <w:numId w:val="1027"/>
         </w:numPr>
       </w:pPr>
-      <w:hyperlink w:anchor="loc-119">
+      <w:hyperlink w:anchor="loc-120">
         <w:r>
           <w:rPr>
             <w:rStyle w:val="Hyperlink"/>
@@ -3478,7 +3507,7 @@
           <w:numId w:val="1027"/>
         </w:numPr>
       </w:pPr>
-      <w:hyperlink w:anchor="loc-120">
+      <w:hyperlink w:anchor="loc-121">
         <w:r>
           <w:rPr>
             <w:rStyle w:val="Hyperlink"/>
@@ -3507,7 +3536,7 @@
           <w:numId w:val="1026"/>
         </w:numPr>
       </w:pPr>
-      <w:hyperlink w:anchor="loc-121">
+      <w:hyperlink w:anchor="loc-122">
         <w:r>
           <w:rPr>
             <w:rStyle w:val="Hyperlink"/>
@@ -3536,7 +3565,7 @@
           <w:numId w:val="1026"/>
         </w:numPr>
       </w:pPr>
-      <w:hyperlink w:anchor="loc-122">
+      <w:hyperlink w:anchor="loc-123">
         <w:r>
           <w:rPr>
             <w:rStyle w:val="Hyperlink"/>
@@ -3565,7 +3594,7 @@
           <w:numId w:val="1026"/>
         </w:numPr>
       </w:pPr>
-      <w:hyperlink w:anchor="loc-123">
+      <w:hyperlink w:anchor="loc-124">
         <w:r>
           <w:rPr>
             <w:rStyle w:val="Hyperlink"/>
@@ -3594,7 +3623,7 @@
           <w:numId w:val="1026"/>
         </w:numPr>
       </w:pPr>
-      <w:hyperlink w:anchor="loc-124">
+      <w:hyperlink w:anchor="loc-125">
         <w:r>
           <w:rPr>
             <w:rStyle w:val="Hyperlink"/>
@@ -3623,7 +3652,7 @@
           <w:numId w:val="1001"/>
         </w:numPr>
       </w:pPr>
-      <w:hyperlink w:anchor="loc-125">
+      <w:hyperlink w:anchor="loc-126">
         <w:r>
           <w:rPr>
             <w:rStyle w:val="Hyperlink"/>
@@ -3652,7 +3681,7 @@
           <w:numId w:val="1028"/>
         </w:numPr>
       </w:pPr>
-      <w:hyperlink w:anchor="loc-126">
+      <w:hyperlink w:anchor="loc-127">
         <w:r>
           <w:rPr>
             <w:rStyle w:val="Hyperlink"/>
@@ -3681,7 +3710,7 @@
           <w:numId w:val="1028"/>
         </w:numPr>
       </w:pPr>
-      <w:hyperlink w:anchor="loc-127">
+      <w:hyperlink w:anchor="loc-128">
         <w:r>
           <w:rPr>
             <w:rStyle w:val="Hyperlink"/>
@@ -3710,7 +3739,7 @@
           <w:numId w:val="1028"/>
         </w:numPr>
       </w:pPr>
-      <w:hyperlink w:anchor="loc-128">
+      <w:hyperlink w:anchor="loc-129">
         <w:r>
           <w:rPr>
             <w:rStyle w:val="Hyperlink"/>
@@ -3739,7 +3768,7 @@
           <w:numId w:val="1028"/>
         </w:numPr>
       </w:pPr>
-      <w:hyperlink w:anchor="loc-129">
+      <w:hyperlink w:anchor="loc-130">
         <w:r>
           <w:rPr>
             <w:rStyle w:val="Hyperlink"/>
@@ -3768,7 +3797,7 @@
           <w:numId w:val="1028"/>
         </w:numPr>
       </w:pPr>
-      <w:hyperlink w:anchor="loc-130">
+      <w:hyperlink w:anchor="loc-131">
         <w:r>
           <w:rPr>
             <w:rStyle w:val="Hyperlink"/>
@@ -3797,7 +3826,7 @@
           <w:numId w:val="1029"/>
         </w:numPr>
       </w:pPr>
-      <w:hyperlink w:anchor="loc-131">
+      <w:hyperlink w:anchor="loc-132">
         <w:r>
           <w:rPr>
             <w:rStyle w:val="Hyperlink"/>
@@ -3826,7 +3855,7 @@
           <w:numId w:val="1029"/>
         </w:numPr>
       </w:pPr>
-      <w:hyperlink w:anchor="loc-132">
+      <w:hyperlink w:anchor="loc-133">
         <w:r>
           <w:rPr>
             <w:rStyle w:val="Hyperlink"/>
@@ -3855,7 +3884,7 @@
           <w:numId w:val="1029"/>
         </w:numPr>
       </w:pPr>
-      <w:hyperlink w:anchor="loc-133">
+      <w:hyperlink w:anchor="loc-134">
         <w:r>
           <w:rPr>
             <w:rStyle w:val="Hyperlink"/>
@@ -3884,7 +3913,7 @@
           <w:numId w:val="1029"/>
         </w:numPr>
       </w:pPr>
-      <w:hyperlink w:anchor="loc-134">
+      <w:hyperlink w:anchor="loc-135">
         <w:r>
           <w:rPr>
             <w:rStyle w:val="Hyperlink"/>
@@ -3913,7 +3942,7 @@
           <w:numId w:val="1028"/>
         </w:numPr>
       </w:pPr>
-      <w:hyperlink w:anchor="loc-135">
+      <w:hyperlink w:anchor="loc-136">
         <w:r>
           <w:rPr>
             <w:rStyle w:val="Hyperlink"/>
@@ -11834,7 +11863,7 @@
     </w:p>
     <w:bookmarkEnd w:id="56"/>
     <w:bookmarkEnd w:id="57"/>
-    <w:bookmarkStart w:id="83" w:name="loc-49"/>
+    <w:bookmarkStart w:id="87" w:name="loc-49"/>
     <w:p>
       <w:pPr>
         <w:pStyle w:val="Heading1"/>
@@ -12507,7 +12536,7 @@
               <a:graphicData uri="http://schemas.openxmlformats.org/drawingml/2006/picture">
                 <pic:pic>
                   <pic:nvPicPr>
-                    <pic:cNvPr descr="/tmp/tmpdmlzwcce/img-0.png" id="64" name="Picture"/>
+                    <pic:cNvPr descr="/tmp/tmphepeqnm_/img-0.png" id="64" name="Picture"/>
                     <pic:cNvPicPr>
                       <a:picLocks noChangeArrowheads="1" noChangeAspect="1"/>
                     </pic:cNvPicPr>
@@ -12572,7 +12601,7 @@
               <a:graphicData uri="http://schemas.openxmlformats.org/drawingml/2006/picture">
                 <pic:pic>
                   <pic:nvPicPr>
-                    <pic:cNvPr descr="/tmp/tmpdmlzwcce/img-1.png" id="68" name="Picture"/>
+                    <pic:cNvPr descr="/tmp/tmphepeqnm_/img-1.png" id="68" name="Picture"/>
                     <pic:cNvPicPr>
                       <a:picLocks noChangeArrowheads="1" noChangeAspect="1"/>
                     </pic:cNvPicPr>
@@ -12637,7 +12666,7 @@
               <a:graphicData uri="http://schemas.openxmlformats.org/drawingml/2006/picture">
                 <pic:pic>
                   <pic:nvPicPr>
-                    <pic:cNvPr descr="/tmp/tmpdmlzwcce/img-2.png" id="72" name="Picture"/>
+                    <pic:cNvPr descr="/tmp/tmphepeqnm_/img-2.png" id="72" name="Picture"/>
                     <pic:cNvPicPr>
                       <a:picLocks noChangeArrowheads="1" noChangeAspect="1"/>
                     </pic:cNvPicPr>
@@ -12702,7 +12731,7 @@
               <a:graphicData uri="http://schemas.openxmlformats.org/drawingml/2006/picture">
                 <pic:pic>
                   <pic:nvPicPr>
-                    <pic:cNvPr descr="/tmp/tmpdmlzwcce/img-3.png" id="76" name="Picture"/>
+                    <pic:cNvPr descr="/tmp/tmphepeqnm_/img-3.png" id="76" name="Picture"/>
                     <pic:cNvPicPr>
                       <a:picLocks noChangeArrowheads="1" noChangeAspect="1"/>
                     </pic:cNvPicPr>
@@ -12751,82 +12780,7 @@
         <w:pStyle w:val="Heading2"/>
       </w:pPr>
       <w:r>
-        <w:t xml:space="preserve">6.3 Flujo de Navegación</w:t>
-      </w:r>
-    </w:p>
-    <w:p>
-      <w:pPr>
-        <w:pStyle w:val="CaptionedFigure"/>
-      </w:pPr>
-      <w:r>
-        <w:drawing>
-          <wp:inline>
-            <wp:extent cx="5334000" cy="4051310"/>
-            <wp:effectExtent b="0" l="0" r="0" t="0"/>
-            <wp:docPr descr="" title="" id="80" name="Picture"/>
-            <a:graphic>
-              <a:graphicData uri="http://schemas.openxmlformats.org/drawingml/2006/picture">
-                <pic:pic>
-                  <pic:nvPicPr>
-                    <pic:cNvPr descr="/tmp/tmpdmlzwcce/img-4.png" id="81" name="Picture"/>
-                    <pic:cNvPicPr>
-                      <a:picLocks noChangeArrowheads="1" noChangeAspect="1"/>
-                    </pic:cNvPicPr>
-                  </pic:nvPicPr>
-                  <pic:blipFill>
-                    <a:blip r:embed="rId79"/>
-                    <a:stretch>
-                      <a:fillRect/>
-                    </a:stretch>
-                  </pic:blipFill>
-                  <pic:spPr bwMode="auto">
-                    <a:xfrm>
-                      <a:off x="0" y="0"/>
-                      <a:ext cx="5334000" cy="4051310"/>
-                    </a:xfrm>
-                    <a:prstGeom prst="rect">
-                      <a:avLst/>
-                    </a:prstGeom>
-                    <a:noFill/>
-                    <a:ln w="9525">
-                      <a:noFill/>
-                      <a:headEnd/>
-                      <a:tailEnd/>
-                    </a:ln>
-                  </pic:spPr>
-                </pic:pic>
-              </a:graphicData>
-            </a:graphic>
-          </wp:inline>
-        </w:drawing>
-      </w:r>
-    </w:p>
-    <w:p>
-      <w:pPr>
-        <w:pStyle w:val="ImageCaption"/>
-      </w:pPr>
-      <w:r>
-        <w:t xml:space="preserve">Figura 6: Flujo de navegación de la aplicación</w:t>
-      </w:r>
-    </w:p>
-    <w:bookmarkEnd w:id="82"/>
-    <w:bookmarkEnd w:id="83"/>
-    <w:bookmarkStart w:id="96" w:name="loc-60"/>
-    <w:p>
-      <w:pPr>
-        <w:pStyle w:val="Heading1"/>
-      </w:pPr>
-      <w:r>
-        <w:t xml:space="preserve">7 Arquitectura General de la Aplicación</w:t>
-      </w:r>
-    </w:p>
-    <w:bookmarkStart w:id="84" w:name="loc-61"/>
-    <w:p>
-      <w:pPr>
-        <w:pStyle w:val="Heading2"/>
-      </w:pPr>
-      <w:r>
-        <w:t xml:space="preserve">7.1 Visión General</w:t>
+        <w:t xml:space="preserve">6.3 Diseño Responsivo (Mobile-First)</w:t>
       </w:r>
     </w:p>
     <w:p>
@@ -12834,519 +12788,35 @@
         <w:pStyle w:val="FirstParagraph"/>
       </w:pPr>
       <w:r>
-        <w:t xml:space="preserve">La aplicación sigue una arquitectura serverless/moderna utilizando Supabase como backend completo (Base de datos + Auth + Realtime + Edge Functions), Next.js como frontend, y n8n (Docker self-hosted) como motor de automatización.</w:t>
-      </w:r>
-    </w:p>
-    <w:bookmarkEnd w:id="84"/>
-    <w:bookmarkStart w:id="85" w:name="loc-62"/>
-    <w:p>
-      <w:pPr>
-        <w:pStyle w:val="Heading2"/>
-      </w:pPr>
-      <w:r>
-        <w:t xml:space="preserve">7.2 Diagrama de Arquitectura</w:t>
-      </w:r>
-    </w:p>
-    <w:tbl>
-      <w:tblPr>
-        <w:tblStyle w:val="FigureTable"/>
-        <w:tblW w:type="auto" w:w="0"/>
-        <w:jc w:val="center"/>
-        <w:tblLook w:firstRow="0" w:lastRow="0" w:firstColumn="0" w:lastColumn="0"/>
-      </w:tblPr>
-      <w:tblGrid>
-        <w:gridCol w:w="7920"/>
-      </w:tblGrid>
-      <w:tr>
-        <w:tc>
-          <w:tcPr/>
-          <w:p/>
-        </w:tc>
-      </w:tr>
-    </w:tbl>
-    <w:p>
-      <w:pPr>
-        <w:pStyle w:val="ImageCaption"/>
-      </w:pPr>
-      <w:r>
-        <w:t xml:space="preserve">Figura 7: Diagrama de arquitectura general</w:t>
-      </w:r>
-    </w:p>
-    <w:bookmarkEnd w:id="85"/>
-    <w:bookmarkStart w:id="90" w:name="loc-63"/>
-    <w:p>
-      <w:pPr>
-        <w:pStyle w:val="Heading2"/>
-      </w:pPr>
-      <w:r>
-        <w:t xml:space="preserve">7.3 Descripción de Componentes</w:t>
-      </w:r>
-    </w:p>
-    <w:bookmarkStart w:id="86" w:name="loc-64"/>
-    <w:p>
-      <w:pPr>
-        <w:pStyle w:val="Heading3"/>
-      </w:pPr>
-      <w:r>
-        <w:t xml:space="preserve">7.3.1 Capa de Presentación - Next.js</w:t>
-      </w:r>
-    </w:p>
-    <w:p>
-      <w:pPr>
-        <w:pStyle w:val="Compact"/>
-        <w:numPr>
-          <w:ilvl w:val="0"/>
-          <w:numId w:val="1059"/>
-        </w:numPr>
-      </w:pPr>
+        <w:t xml:space="preserve">La interfaz se construyó</w:t>
+      </w:r>
+      <w:r>
+        <w:t xml:space="preserve"> </w:t>
+      </w:r>
+      <w:r>
+        <w:t xml:space="preserve">primero para móvil</w:t>
+      </w:r>
+      <w:r>
+        <w:t xml:space="preserve"> </w:t>
+      </w:r>
+      <w:r>
+        <w:t xml:space="preserve">y luego se adapta a tablet y escritorio, siguiendo un enfoque</w:t>
+      </w:r>
+      <w:r>
+        <w:t xml:space="preserve"> </w:t>
+      </w:r>
       <w:r>
         <w:rPr>
           <w:b/>
           <w:bCs/>
         </w:rPr>
-        <w:t xml:space="preserve">Framework:</w:t>
+        <w:t xml:space="preserve">mobile-first</w:t>
       </w:r>
       <w:r>
         <w:t xml:space="preserve"> </w:t>
       </w:r>
       <w:r>
-        <w:t xml:space="preserve">Next.js 16+ con App Router</w:t>
-      </w:r>
-    </w:p>
-    <w:p>
-      <w:pPr>
-        <w:pStyle w:val="Compact"/>
-        <w:numPr>
-          <w:ilvl w:val="0"/>
-          <w:numId w:val="1059"/>
-        </w:numPr>
-      </w:pPr>
-      <w:r>
-        <w:rPr>
-          <w:b/>
-          <w:bCs/>
-        </w:rPr>
-        <w:t xml:space="preserve">Renderizado:</w:t>
-      </w:r>
-      <w:r>
-        <w:t xml:space="preserve"> </w:t>
-      </w:r>
-      <w:r>
-        <w:t xml:space="preserve">React Server Components (RSC) para pages estáticas</w:t>
-      </w:r>
-    </w:p>
-    <w:p>
-      <w:pPr>
-        <w:pStyle w:val="Compact"/>
-        <w:numPr>
-          <w:ilvl w:val="0"/>
-          <w:numId w:val="1059"/>
-        </w:numPr>
-      </w:pPr>
-      <w:r>
-        <w:rPr>
-          <w:b/>
-          <w:bCs/>
-        </w:rPr>
-        <w:t xml:space="preserve">Estilos:</w:t>
-      </w:r>
-      <w:r>
-        <w:t xml:space="preserve"> </w:t>
-      </w:r>
-      <w:r>
-        <w:t xml:space="preserve">Tailwind CSS utility-first</w:t>
-      </w:r>
-    </w:p>
-    <w:p>
-      <w:pPr>
-        <w:pStyle w:val="Compact"/>
-        <w:numPr>
-          <w:ilvl w:val="0"/>
-          <w:numId w:val="1059"/>
-        </w:numPr>
-      </w:pPr>
-      <w:r>
-        <w:rPr>
-          <w:b/>
-          <w:bCs/>
-        </w:rPr>
-        <w:t xml:space="preserve">Estado:</w:t>
-      </w:r>
-      <w:r>
-        <w:t xml:space="preserve"> </w:t>
-      </w:r>
-      <w:r>
-        <w:t xml:space="preserve">Zustand para estado global, React hooks para estado local</w:t>
-      </w:r>
-    </w:p>
-    <w:p>
-      <w:pPr>
-        <w:pStyle w:val="Compact"/>
-        <w:numPr>
-          <w:ilvl w:val="0"/>
-          <w:numId w:val="1059"/>
-        </w:numPr>
-      </w:pPr>
-      <w:r>
-        <w:rPr>
-          <w:b/>
-          <w:bCs/>
-        </w:rPr>
-        <w:t xml:space="preserve">Router:</w:t>
-      </w:r>
-      <w:r>
-        <w:t xml:space="preserve"> </w:t>
-      </w:r>
-      <w:r>
-        <w:t xml:space="preserve">App Router con layouts anidados</w:t>
-      </w:r>
-    </w:p>
-    <w:bookmarkEnd w:id="86"/>
-    <w:bookmarkStart w:id="87" w:name="loc-65"/>
-    <w:p>
-      <w:pPr>
-        <w:pStyle w:val="Heading3"/>
-      </w:pPr>
-      <w:r>
-        <w:t xml:space="preserve">7.3.2 Capa de Servicios - Supabase</w:t>
-      </w:r>
-    </w:p>
-    <w:p>
-      <w:pPr>
-        <w:pStyle w:val="Compact"/>
-        <w:numPr>
-          <w:ilvl w:val="0"/>
-          <w:numId w:val="1060"/>
-        </w:numPr>
-      </w:pPr>
-      <w:r>
-        <w:rPr>
-          <w:b/>
-          <w:bCs/>
-        </w:rPr>
-        <w:t xml:space="preserve">Auth:</w:t>
-      </w:r>
-      <w:r>
-        <w:t xml:space="preserve"> </w:t>
-      </w:r>
-      <w:r>
-        <w:t xml:space="preserve">Autenticación JWT con roles ( cliente, agente, admin )</w:t>
-      </w:r>
-    </w:p>
-    <w:p>
-      <w:pPr>
-        <w:pStyle w:val="Compact"/>
-        <w:numPr>
-          <w:ilvl w:val="0"/>
-          <w:numId w:val="1060"/>
-        </w:numPr>
-      </w:pPr>
-      <w:r>
-        <w:rPr>
-          <w:b/>
-          <w:bCs/>
-        </w:rPr>
-        <w:t xml:space="preserve">Database:</w:t>
-      </w:r>
-      <w:r>
-        <w:t xml:space="preserve"> </w:t>
-      </w:r>
-      <w:r>
-        <w:t xml:space="preserve">PostgreSQL 15 con Row Level Security (RLS)</w:t>
-      </w:r>
-    </w:p>
-    <w:p>
-      <w:pPr>
-        <w:pStyle w:val="Compact"/>
-        <w:numPr>
-          <w:ilvl w:val="0"/>
-          <w:numId w:val="1060"/>
-        </w:numPr>
-      </w:pPr>
-      <w:r>
-        <w:rPr>
-          <w:b/>
-          <w:bCs/>
-        </w:rPr>
-        <w:t xml:space="preserve">Realtime:</w:t>
-      </w:r>
-      <w:r>
-        <w:t xml:space="preserve"> </w:t>
-      </w:r>
-      <w:r>
-        <w:t xml:space="preserve">Suscripciones WebSocket para chat en vivo y notificaciones</w:t>
-      </w:r>
-    </w:p>
-    <w:p>
-      <w:pPr>
-        <w:pStyle w:val="Compact"/>
-        <w:numPr>
-          <w:ilvl w:val="0"/>
-          <w:numId w:val="1060"/>
-        </w:numPr>
-      </w:pPr>
-      <w:r>
-        <w:rPr>
-          <w:b/>
-          <w:bCs/>
-        </w:rPr>
-        <w:t xml:space="preserve">Edge Functions:</w:t>
-      </w:r>
-      <w:r>
-        <w:t xml:space="preserve"> </w:t>
-      </w:r>
-      <w:r>
-        <w:t xml:space="preserve">Lógica server-side personalizada (Deno/TypeScript)</w:t>
-      </w:r>
-    </w:p>
-    <w:p>
-      <w:pPr>
-        <w:pStyle w:val="Compact"/>
-        <w:numPr>
-          <w:ilvl w:val="0"/>
-          <w:numId w:val="1060"/>
-        </w:numPr>
-      </w:pPr>
-      <w:r>
-        <w:rPr>
-          <w:b/>
-          <w:bCs/>
-        </w:rPr>
-        <w:t xml:space="preserve">Storage:</w:t>
-      </w:r>
-      <w:r>
-        <w:t xml:space="preserve"> </w:t>
-      </w:r>
-      <w:r>
-        <w:t xml:space="preserve">Almacenamiento de archivos (capturas, documentos)</w:t>
-      </w:r>
-    </w:p>
-    <w:bookmarkEnd w:id="87"/>
-    <w:bookmarkStart w:id="88" w:name="loc-66"/>
-    <w:p>
-      <w:pPr>
-        <w:pStyle w:val="Heading3"/>
-      </w:pPr>
-      <w:r>
-        <w:t xml:space="preserve">7.3.3 Capa de Servicios - n8n (Docker self-hosted)</w:t>
-      </w:r>
-    </w:p>
-    <w:p>
-      <w:pPr>
-        <w:pStyle w:val="Compact"/>
-        <w:numPr>
-          <w:ilvl w:val="0"/>
-          <w:numId w:val="1061"/>
-        </w:numPr>
-      </w:pPr>
-      <w:r>
-        <w:rPr>
-          <w:b/>
-          <w:bCs/>
-        </w:rPr>
-        <w:t xml:space="preserve">Webhooks:</w:t>
-      </w:r>
-      <w:r>
-        <w:t xml:space="preserve"> </w:t>
-      </w:r>
-      <w:r>
-        <w:t xml:space="preserve">Reciben eventos de Supabase (INSERT, UPDATE en tickets)</w:t>
-      </w:r>
-    </w:p>
-    <w:p>
-      <w:pPr>
-        <w:pStyle w:val="Compact"/>
-        <w:numPr>
-          <w:ilvl w:val="0"/>
-          <w:numId w:val="1061"/>
-        </w:numPr>
-      </w:pPr>
-      <w:r>
-        <w:rPr>
-          <w:b/>
-          <w:bCs/>
-        </w:rPr>
-        <w:t xml:space="preserve">Workflows:</w:t>
-      </w:r>
-      <w:r>
-        <w:t xml:space="preserve"> </w:t>
-      </w:r>
-      <w:r>
-        <w:t xml:space="preserve">Flujos automatizados de asignación, notificación, escalamiento</w:t>
-      </w:r>
-    </w:p>
-    <w:p>
-      <w:pPr>
-        <w:pStyle w:val="Compact"/>
-        <w:numPr>
-          <w:ilvl w:val="0"/>
-          <w:numId w:val="1061"/>
-        </w:numPr>
-      </w:pPr>
-      <w:r>
-        <w:rPr>
-          <w:b/>
-          <w:bCs/>
-        </w:rPr>
-        <w:t xml:space="preserve">Email:</w:t>
-      </w:r>
-      <w:r>
-        <w:t xml:space="preserve"> </w:t>
-      </w:r>
-      <w:r>
-        <w:t xml:space="preserve">Envío de notificaciones por correo electrónico</w:t>
-      </w:r>
-    </w:p>
-    <w:p>
-      <w:pPr>
-        <w:pStyle w:val="Compact"/>
-        <w:numPr>
-          <w:ilvl w:val="0"/>
-          <w:numId w:val="1061"/>
-        </w:numPr>
-      </w:pPr>
-      <w:r>
-        <w:rPr>
-          <w:b/>
-          <w:bCs/>
-        </w:rPr>
-        <w:t xml:space="preserve">IA:</w:t>
-      </w:r>
-      <w:r>
-        <w:t xml:space="preserve"> </w:t>
-      </w:r>
-      <w:r>
-        <w:t xml:space="preserve">Integración con modelos de lenguaje para chatbot Nivel 1</w:t>
-      </w:r>
-    </w:p>
-    <w:bookmarkEnd w:id="88"/>
-    <w:bookmarkStart w:id="89" w:name="loc-67"/>
-    <w:p>
-      <w:pPr>
-        <w:pStyle w:val="Heading3"/>
-      </w:pPr>
-      <w:r>
-        <w:t xml:space="preserve">7.3.4 Capa de Despliegue</w:t>
-      </w:r>
-    </w:p>
-    <w:p>
-      <w:pPr>
-        <w:pStyle w:val="Compact"/>
-        <w:numPr>
-          <w:ilvl w:val="0"/>
-          <w:numId w:val="1062"/>
-        </w:numPr>
-      </w:pPr>
-      <w:r>
-        <w:rPr>
-          <w:b/>
-          <w:bCs/>
-        </w:rPr>
-        <w:t xml:space="preserve">Vercel:</w:t>
-      </w:r>
-      <w:r>
-        <w:t xml:space="preserve"> </w:t>
-      </w:r>
-      <w:r>
-        <w:t xml:space="preserve">Deploy automático del frontend con preview por PR</w:t>
-      </w:r>
-    </w:p>
-    <w:p>
-      <w:pPr>
-        <w:pStyle w:val="Compact"/>
-        <w:numPr>
-          <w:ilvl w:val="0"/>
-          <w:numId w:val="1062"/>
-        </w:numPr>
-      </w:pPr>
-      <w:r>
-        <w:rPr>
-          <w:b/>
-          <w:bCs/>
-        </w:rPr>
-        <w:t xml:space="preserve">GitHub:</w:t>
-      </w:r>
-      <w:r>
-        <w:t xml:space="preserve"> </w:t>
-      </w:r>
-      <w:r>
-        <w:t xml:space="preserve">Repositorio con CI/CD, issues, y gestión de código</w:t>
-      </w:r>
-    </w:p>
-    <w:bookmarkEnd w:id="89"/>
-    <w:bookmarkEnd w:id="90"/>
-    <w:bookmarkStart w:id="94" w:name="loc-68"/>
-    <w:p>
-      <w:pPr>
-        <w:pStyle w:val="Heading2"/>
-      </w:pPr>
-      <w:r>
-        <w:t xml:space="preserve">7.4 Flujo de Datos</w:t>
-      </w:r>
-    </w:p>
-    <w:p>
-      <w:pPr>
-        <w:pStyle w:val="CaptionedFigure"/>
-      </w:pPr>
-      <w:r>
-        <w:drawing>
-          <wp:inline>
-            <wp:extent cx="5334000" cy="1919665"/>
-            <wp:effectExtent b="0" l="0" r="0" t="0"/>
-            <wp:docPr descr="" title="" id="92" name="Picture"/>
-            <a:graphic>
-              <a:graphicData uri="http://schemas.openxmlformats.org/drawingml/2006/picture">
-                <pic:pic>
-                  <pic:nvPicPr>
-                    <pic:cNvPr descr="/tmp/tmpdmlzwcce/img-5.png" id="93" name="Picture"/>
-                    <pic:cNvPicPr>
-                      <a:picLocks noChangeArrowheads="1" noChangeAspect="1"/>
-                    </pic:cNvPicPr>
-                  </pic:nvPicPr>
-                  <pic:blipFill>
-                    <a:blip r:embed="rId91"/>
-                    <a:stretch>
-                      <a:fillRect/>
-                    </a:stretch>
-                  </pic:blipFill>
-                  <pic:spPr bwMode="auto">
-                    <a:xfrm>
-                      <a:off x="0" y="0"/>
-                      <a:ext cx="5334000" cy="1919665"/>
-                    </a:xfrm>
-                    <a:prstGeom prst="rect">
-                      <a:avLst/>
-                    </a:prstGeom>
-                    <a:noFill/>
-                    <a:ln w="9525">
-                      <a:noFill/>
-                      <a:headEnd/>
-                      <a:tailEnd/>
-                    </a:ln>
-                  </pic:spPr>
-                </pic:pic>
-              </a:graphicData>
-            </a:graphic>
-          </wp:inline>
-        </w:drawing>
-      </w:r>
-    </w:p>
-    <w:p>
-      <w:pPr>
-        <w:pStyle w:val="ImageCaption"/>
-      </w:pPr>
-      <w:r>
-        <w:t xml:space="preserve">Figura 8: Flujo de datos de la aplicación</w:t>
-      </w:r>
-    </w:p>
-    <w:bookmarkEnd w:id="94"/>
-    <w:bookmarkStart w:id="95" w:name="loc-69"/>
-    <w:p>
-      <w:pPr>
-        <w:pStyle w:val="Heading2"/>
-      </w:pPr>
-      <w:r>
-        <w:t xml:space="preserve">7.5 Tecnologías Justificadas</w:t>
+        <w:t xml:space="preserve">con utilidades responsivas de Tailwind.</w:t>
       </w:r>
     </w:p>
     <w:tbl>
@@ -13386,7 +12856,7 @@
                       <w:b/>
                       <w:bCs/>
                     </w:rPr>
-                    <w:t xml:space="preserve">Capa</w:t>
+                    <w:t xml:space="preserve">Dispositivo</w:t>
                   </w:r>
                 </w:p>
               </w:tc>
@@ -13402,7 +12872,7 @@
                       <w:b/>
                       <w:bCs/>
                     </w:rPr>
-                    <w:t xml:space="preserve">Tecnología</w:t>
+                    <w:t xml:space="preserve">Ancho</w:t>
                   </w:r>
                 </w:p>
               </w:tc>
@@ -13418,7 +12888,7 @@
                       <w:b/>
                       <w:bCs/>
                     </w:rPr>
-                    <w:t xml:space="preserve">Justificación</w:t>
+                    <w:t xml:space="preserve">Adaptaciones</w:t>
                   </w:r>
                 </w:p>
               </w:tc>
@@ -13432,31 +12902,31 @@
                     <w:jc w:val="center"/>
                   </w:pPr>
                   <w:r>
-                    <w:t xml:space="preserve">Frontend</w:t>
-                  </w:r>
-                </w:p>
-              </w:tc>
-              <w:tc>
-                <w:tcPr/>
-                <w:p>
-                  <w:pPr>
-                    <w:pStyle w:val="Compact"/>
-                    <w:jc w:val="center"/>
-                  </w:pPr>
-                  <w:r>
-                    <w:t xml:space="preserve">Next.js 16 + TypeScript</w:t>
-                  </w:r>
-                </w:p>
-              </w:tc>
-              <w:tc>
-                <w:tcPr/>
-                <w:p>
-                  <w:pPr>
-                    <w:pStyle w:val="Compact"/>
-                    <w:jc w:val="center"/>
-                  </w:pPr>
-                  <w:r>
-                    <w:t xml:space="preserve">RSC para rendimiento, App Router para layouts, tipado estático</w:t>
+                    <w:t xml:space="preserve">Móvil</w:t>
+                  </w:r>
+                </w:p>
+              </w:tc>
+              <w:tc>
+                <w:tcPr/>
+                <w:p>
+                  <w:pPr>
+                    <w:pStyle w:val="Compact"/>
+                    <w:jc w:val="center"/>
+                  </w:pPr>
+                  <w:r>
+                    <w:t xml:space="preserve">&lt; 768 px</w:t>
+                  </w:r>
+                </w:p>
+              </w:tc>
+              <w:tc>
+                <w:tcPr/>
+                <w:p>
+                  <w:pPr>
+                    <w:pStyle w:val="Compact"/>
+                    <w:jc w:val="center"/>
+                  </w:pPr>
+                  <w:r>
+                    <w:t xml:space="preserve">Header compacto + menú lateral (Sheet) + barra de navegación inferior con safe-area; 1 columna; tarjetas en lugar de tablas; filtros apilados; controles de 40-44 px</w:t>
                   </w:r>
                 </w:p>
               </w:tc>
@@ -13470,31 +12940,31 @@
                     <w:jc w:val="center"/>
                   </w:pPr>
                   <w:r>
-                    <w:t xml:space="preserve">Estilos</w:t>
-                  </w:r>
-                </w:p>
-              </w:tc>
-              <w:tc>
-                <w:tcPr/>
-                <w:p>
-                  <w:pPr>
-                    <w:pStyle w:val="Compact"/>
-                    <w:jc w:val="center"/>
-                  </w:pPr>
-                  <w:r>
-                    <w:t xml:space="preserve">Tailwind CSS</w:t>
-                  </w:r>
-                </w:p>
-              </w:tc>
-              <w:tc>
-                <w:tcPr/>
-                <w:p>
-                  <w:pPr>
-                    <w:pStyle w:val="Compact"/>
-                    <w:jc w:val="center"/>
-                  </w:pPr>
-                  <w:r>
-                    <w:t xml:space="preserve">Desarrollo ágil, diseño responsivo, sin CSS custom excesivo</w:t>
+                    <w:t xml:space="preserve">Tablet</w:t>
+                  </w:r>
+                </w:p>
+              </w:tc>
+              <w:tc>
+                <w:tcPr/>
+                <w:p>
+                  <w:pPr>
+                    <w:pStyle w:val="Compact"/>
+                    <w:jc w:val="center"/>
+                  </w:pPr>
+                  <w:r>
+                    <w:t xml:space="preserve">768-1023 px</w:t>
+                  </w:r>
+                </w:p>
+              </w:tc>
+              <w:tc>
+                <w:tcPr/>
+                <w:p>
+                  <w:pPr>
+                    <w:pStyle w:val="Compact"/>
+                    <w:jc w:val="center"/>
+                  </w:pPr>
+                  <w:r>
+                    <w:t xml:space="preserve">Header de escritorio; grid de 2 columnas; tablas con scroll horizontal</w:t>
                   </w:r>
                 </w:p>
               </w:tc>
@@ -13508,221 +12978,43 @@
                     <w:jc w:val="center"/>
                   </w:pPr>
                   <w:r>
-                    <w:t xml:space="preserve">Backend</w:t>
-                  </w:r>
-                </w:p>
-              </w:tc>
-              <w:tc>
-                <w:tcPr/>
-                <w:p>
-                  <w:pPr>
-                    <w:pStyle w:val="Compact"/>
-                    <w:jc w:val="center"/>
-                  </w:pPr>
-                  <w:r>
-                    <w:t xml:space="preserve">Supabase</w:t>
-                  </w:r>
-                </w:p>
-              </w:tc>
-              <w:tc>
-                <w:tcPr/>
-                <w:p>
-                  <w:pPr>
-                    <w:pStyle w:val="Compact"/>
-                    <w:jc w:val="center"/>
-                  </w:pPr>
-                  <w:r>
-                    <w:t xml:space="preserve">Auth + DB + Realtime + Storage en una plataforma, reduce complejidad</w:t>
-                  </w:r>
-                </w:p>
-              </w:tc>
-            </w:tr>
-            <w:tr>
-              <w:tc>
-                <w:tcPr/>
-                <w:p>
-                  <w:pPr>
-                    <w:pStyle w:val="Compact"/>
-                    <w:jc w:val="center"/>
-                  </w:pPr>
-                  <w:r>
-                    <w:t xml:space="preserve">Base de Datos</w:t>
-                  </w:r>
-                </w:p>
-              </w:tc>
-              <w:tc>
-                <w:tcPr/>
-                <w:p>
-                  <w:pPr>
-                    <w:pStyle w:val="Compact"/>
-                    <w:jc w:val="center"/>
-                  </w:pPr>
-                  <w:r>
-                    <w:t xml:space="preserve">PostgreSQL 15</w:t>
-                  </w:r>
-                </w:p>
-              </w:tc>
-              <w:tc>
-                <w:tcPr/>
-                <w:p>
-                  <w:pPr>
-                    <w:pStyle w:val="Compact"/>
-                    <w:jc w:val="center"/>
-                  </w:pPr>
-                  <w:r>
-                    <w:t xml:space="preserve">Relacional robusto, RLS para seguridad, soporte UUID</w:t>
-                  </w:r>
-                </w:p>
-              </w:tc>
-            </w:tr>
-            <w:tr>
-              <w:tc>
-                <w:tcPr/>
-                <w:p>
-                  <w:pPr>
-                    <w:pStyle w:val="Compact"/>
-                    <w:jc w:val="center"/>
-                  </w:pPr>
-                  <w:r>
-                    <w:t xml:space="preserve">Automatización</w:t>
-                  </w:r>
-                </w:p>
-              </w:tc>
-              <w:tc>
-                <w:tcPr/>
-                <w:p>
-                  <w:pPr>
-                    <w:pStyle w:val="Compact"/>
-                    <w:jc w:val="center"/>
-                  </w:pPr>
-                  <w:r>
-                    <w:t xml:space="preserve">n8n (Docker self-hosted)</w:t>
-                  </w:r>
-                </w:p>
-              </w:tc>
-              <w:tc>
-                <w:tcPr/>
-                <w:p>
-                  <w:pPr>
-                    <w:pStyle w:val="Compact"/>
-                    <w:jc w:val="center"/>
-                  </w:pPr>
-                  <w:r>
-                    <w:t xml:space="preserve">No-code/low-code, webhooks nativos, integración con Supabase</w:t>
-                  </w:r>
-                </w:p>
-              </w:tc>
-            </w:tr>
-            <w:tr>
-              <w:tc>
-                <w:tcPr/>
-                <w:p>
-                  <w:pPr>
-                    <w:pStyle w:val="Compact"/>
-                    <w:jc w:val="center"/>
-                  </w:pPr>
-                  <w:r>
-                    <w:t xml:space="preserve">IA</w:t>
-                  </w:r>
-                </w:p>
-              </w:tc>
-              <w:tc>
-                <w:tcPr/>
-                <w:p>
-                  <w:pPr>
-                    <w:pStyle w:val="Compact"/>
-                    <w:jc w:val="center"/>
-                  </w:pPr>
-                  <w:r>
-                    <w:t xml:space="preserve">Google Gemini API (gemini-2.5-flash)</w:t>
-                  </w:r>
-                </w:p>
-              </w:tc>
-              <w:tc>
-                <w:tcPr/>
-                <w:p>
-                  <w:pPr>
-                    <w:pStyle w:val="Compact"/>
-                    <w:jc w:val="center"/>
-                  </w:pPr>
-                  <w:r>
-                    <w:t xml:space="preserve">Modelo gratuito para chatbot Nivel 1 y procesamiento de texto</w:t>
-                  </w:r>
-                </w:p>
-              </w:tc>
-            </w:tr>
-            <w:tr>
-              <w:tc>
-                <w:tcPr/>
-                <w:p>
-                  <w:pPr>
-                    <w:pStyle w:val="Compact"/>
-                    <w:jc w:val="center"/>
-                  </w:pPr>
-                  <w:r>
-                    <w:t xml:space="preserve">Deploy</w:t>
-                  </w:r>
-                </w:p>
-              </w:tc>
-              <w:tc>
-                <w:tcPr/>
-                <w:p>
-                  <w:pPr>
-                    <w:pStyle w:val="Compact"/>
-                    <w:jc w:val="center"/>
-                  </w:pPr>
-                  <w:r>
-                    <w:t xml:space="preserve">Vercel</w:t>
-                  </w:r>
-                </w:p>
-              </w:tc>
-              <w:tc>
-                <w:tcPr/>
-                <w:p>
-                  <w:pPr>
-                    <w:pStyle w:val="Compact"/>
-                    <w:jc w:val="center"/>
-                  </w:pPr>
-                  <w:r>
-                    <w:t xml:space="preserve">Deploy automático, preview por PR, edge functions</w:t>
-                  </w:r>
-                </w:p>
-              </w:tc>
-            </w:tr>
-            <w:tr>
-              <w:tc>
-                <w:tcPr/>
-                <w:p>
-                  <w:pPr>
-                    <w:pStyle w:val="Compact"/>
-                    <w:jc w:val="center"/>
-                  </w:pPr>
-                  <w:r>
-                    <w:t xml:space="preserve">Control VCS</w:t>
-                  </w:r>
-                </w:p>
-              </w:tc>
-              <w:tc>
-                <w:tcPr/>
-                <w:p>
-                  <w:pPr>
-                    <w:pStyle w:val="Compact"/>
-                    <w:jc w:val="center"/>
-                  </w:pPr>
-                  <w:r>
-                    <w:t xml:space="preserve">GitHub</w:t>
-                  </w:r>
-                </w:p>
-              </w:tc>
-              <w:tc>
-                <w:tcPr/>
-                <w:p>
-                  <w:pPr>
-                    <w:pStyle w:val="Compact"/>
-                    <w:jc w:val="center"/>
-                  </w:pPr>
-                  <w:r>
-                    <w:t xml:space="preserve">Estándar industry, CI/CD, issues, PR reviews</w:t>
+                    <w:t xml:space="preserve">Escritorio</w:t>
+                  </w:r>
+                </w:p>
+              </w:tc>
+              <w:tc>
+                <w:tcPr/>
+                <w:p>
+                  <w:pPr>
+                    <w:pStyle w:val="Compact"/>
+                    <w:jc w:val="center"/>
+                  </w:pPr>
+                  <w:r>
+                    <w:t xml:space="preserve">≥ 1024 px</w:t>
+                  </w:r>
+                </w:p>
+              </w:tc>
+              <w:tc>
+                <w:tcPr/>
+                <w:p>
+                  <w:pPr>
+                    <w:pStyle w:val="Compact"/>
+                    <w:jc w:val="center"/>
+                  </w:pPr>
+                  <w:r>
+                    <w:t xml:space="preserve">Header con navegación completa; contenedor centrado</w:t>
+                  </w:r>
+                  <w:r>
+                    <w:t xml:space="preserve"> </w:t>
+                  </w:r>
+                  <w:r>
+                    <w:rPr>
+                      <w:rStyle w:val="VerbatimChar"/>
+                    </w:rPr>
+                    <w:t xml:space="preserve">max-w-7xl</w:t>
+                  </w:r>
+                  <w:r>
+                    <w:t xml:space="preserve">; grids de 3-6 columnas; tablas densas</w:t>
                   </w:r>
                 </w:p>
               </w:tc>
@@ -13737,27 +13029,147 @@
         <w:pStyle w:val="ImageCaption"/>
       </w:pPr>
       <w:r>
-        <w:t xml:space="preserve">Tabla 14: Tecnologías y justificación</w:t>
-      </w:r>
-    </w:p>
-    <w:bookmarkEnd w:id="95"/>
-    <w:bookmarkEnd w:id="96"/>
-    <w:bookmarkStart w:id="108" w:name="loc-70"/>
+        <w:t xml:space="preserve">Tabla 14: Adaptaciones por breakpoint</w:t>
+      </w:r>
+    </w:p>
+    <w:p>
+      <w:pPr>
+        <w:pStyle w:val="CaptionedFigure"/>
+      </w:pPr>
+      <w:r>
+        <w:drawing>
+          <wp:inline>
+            <wp:extent cx="5334000" cy="7112000"/>
+            <wp:effectExtent b="0" l="0" r="0" t="0"/>
+            <wp:docPr descr="" title="" id="80" name="Picture"/>
+            <a:graphic>
+              <a:graphicData uri="http://schemas.openxmlformats.org/drawingml/2006/picture">
+                <pic:pic>
+                  <pic:nvPicPr>
+                    <pic:cNvPr descr="/tmp/tmphepeqnm_/img-4.png" id="81" name="Picture"/>
+                    <pic:cNvPicPr>
+                      <a:picLocks noChangeArrowheads="1" noChangeAspect="1"/>
+                    </pic:cNvPicPr>
+                  </pic:nvPicPr>
+                  <pic:blipFill>
+                    <a:blip r:embed="rId79"/>
+                    <a:stretch>
+                      <a:fillRect/>
+                    </a:stretch>
+                  </pic:blipFill>
+                  <pic:spPr bwMode="auto">
+                    <a:xfrm>
+                      <a:off x="0" y="0"/>
+                      <a:ext cx="5334000" cy="7112000"/>
+                    </a:xfrm>
+                    <a:prstGeom prst="rect">
+                      <a:avLst/>
+                    </a:prstGeom>
+                    <a:noFill/>
+                    <a:ln w="9525">
+                      <a:noFill/>
+                      <a:headEnd/>
+                      <a:tailEnd/>
+                    </a:ln>
+                  </pic:spPr>
+                </pic:pic>
+              </a:graphicData>
+            </a:graphic>
+          </wp:inline>
+        </w:drawing>
+      </w:r>
+    </w:p>
+    <w:p>
+      <w:pPr>
+        <w:pStyle w:val="ImageCaption"/>
+      </w:pPr>
+      <w:r>
+        <w:t xml:space="preserve">Figura 6: Tablet — Dashboard (768 px)</w:t>
+      </w:r>
+    </w:p>
+    <w:bookmarkEnd w:id="82"/>
+    <w:bookmarkStart w:id="86" w:name="loc-60"/>
+    <w:p>
+      <w:pPr>
+        <w:pStyle w:val="Heading2"/>
+      </w:pPr>
+      <w:r>
+        <w:t xml:space="preserve">6.4 Flujo de Navegación</w:t>
+      </w:r>
+    </w:p>
+    <w:p>
+      <w:pPr>
+        <w:pStyle w:val="CaptionedFigure"/>
+      </w:pPr>
+      <w:r>
+        <w:drawing>
+          <wp:inline>
+            <wp:extent cx="5334000" cy="4051310"/>
+            <wp:effectExtent b="0" l="0" r="0" t="0"/>
+            <wp:docPr descr="" title="" id="84" name="Picture"/>
+            <a:graphic>
+              <a:graphicData uri="http://schemas.openxmlformats.org/drawingml/2006/picture">
+                <pic:pic>
+                  <pic:nvPicPr>
+                    <pic:cNvPr descr="/tmp/tmphepeqnm_/img-5.png" id="85" name="Picture"/>
+                    <pic:cNvPicPr>
+                      <a:picLocks noChangeArrowheads="1" noChangeAspect="1"/>
+                    </pic:cNvPicPr>
+                  </pic:nvPicPr>
+                  <pic:blipFill>
+                    <a:blip r:embed="rId83"/>
+                    <a:stretch>
+                      <a:fillRect/>
+                    </a:stretch>
+                  </pic:blipFill>
+                  <pic:spPr bwMode="auto">
+                    <a:xfrm>
+                      <a:off x="0" y="0"/>
+                      <a:ext cx="5334000" cy="4051310"/>
+                    </a:xfrm>
+                    <a:prstGeom prst="rect">
+                      <a:avLst/>
+                    </a:prstGeom>
+                    <a:noFill/>
+                    <a:ln w="9525">
+                      <a:noFill/>
+                      <a:headEnd/>
+                      <a:tailEnd/>
+                    </a:ln>
+                  </pic:spPr>
+                </pic:pic>
+              </a:graphicData>
+            </a:graphic>
+          </wp:inline>
+        </w:drawing>
+      </w:r>
+    </w:p>
+    <w:p>
+      <w:pPr>
+        <w:pStyle w:val="ImageCaption"/>
+      </w:pPr>
+      <w:r>
+        <w:t xml:space="preserve">Figura 7: Flujo de navegación de la aplicación</w:t>
+      </w:r>
+    </w:p>
+    <w:bookmarkEnd w:id="86"/>
+    <w:bookmarkEnd w:id="87"/>
+    <w:bookmarkStart w:id="100" w:name="loc-61"/>
     <w:p>
       <w:pPr>
         <w:pStyle w:val="Heading1"/>
       </w:pPr>
       <w:r>
-        <w:t xml:space="preserve">8 Arquitectura de la Base de Datos</w:t>
-      </w:r>
-    </w:p>
-    <w:bookmarkStart w:id="97" w:name="loc-71"/>
+        <w:t xml:space="preserve">7 Arquitectura General de la Aplicación</w:t>
+      </w:r>
+    </w:p>
+    <w:bookmarkStart w:id="88" w:name="loc-62"/>
     <w:p>
       <w:pPr>
         <w:pStyle w:val="Heading2"/>
       </w:pPr>
       <w:r>
-        <w:t xml:space="preserve">8.1 Motor de Base de Datos</w:t>
+        <w:t xml:space="preserve">7.1 Visión General</w:t>
       </w:r>
     </w:p>
     <w:p>
@@ -13765,164 +13177,17 @@
         <w:pStyle w:val="FirstParagraph"/>
       </w:pPr>
       <w:r>
-        <w:t xml:space="preserve">El proyecto utiliza</w:t>
-      </w:r>
-      <w:r>
-        <w:t xml:space="preserve"> </w:t>
-      </w:r>
-      <w:r>
-        <w:rPr>
-          <w:b/>
-          <w:bCs/>
-        </w:rPr>
-        <w:t xml:space="preserve">PostgreSQL 15</w:t>
-      </w:r>
-      <w:r>
-        <w:t xml:space="preserve"> </w:t>
-      </w:r>
-      <w:r>
-        <w:t xml:space="preserve">alojado en</w:t>
-      </w:r>
-      <w:r>
-        <w:t xml:space="preserve"> </w:t>
-      </w:r>
-      <w:r>
-        <w:rPr>
-          <w:b/>
-          <w:bCs/>
-        </w:rPr>
-        <w:t xml:space="preserve">Supabase</w:t>
-      </w:r>
-      <w:r>
-        <w:t xml:space="preserve">, con las siguientes características:</w:t>
-      </w:r>
-    </w:p>
-    <w:p>
-      <w:pPr>
-        <w:pStyle w:val="Compact"/>
-        <w:numPr>
-          <w:ilvl w:val="0"/>
-          <w:numId w:val="1063"/>
-        </w:numPr>
-      </w:pPr>
-      <w:r>
-        <w:rPr>
-          <w:b/>
-          <w:bCs/>
-        </w:rPr>
-        <w:t xml:space="preserve">IDs:</w:t>
-      </w:r>
-      <w:r>
-        <w:t xml:space="preserve"> </w:t>
-      </w:r>
-      <w:r>
-        <w:t xml:space="preserve">UUID para todas las tablas (generados automáticamente)</w:t>
-      </w:r>
-    </w:p>
-    <w:p>
-      <w:pPr>
-        <w:pStyle w:val="Compact"/>
-        <w:numPr>
-          <w:ilvl w:val="0"/>
-          <w:numId w:val="1063"/>
-        </w:numPr>
-      </w:pPr>
-      <w:r>
-        <w:rPr>
-          <w:b/>
-          <w:bCs/>
-        </w:rPr>
-        <w:t xml:space="preserve">Seguridad:</w:t>
-      </w:r>
-      <w:r>
-        <w:t xml:space="preserve"> </w:t>
-      </w:r>
-      <w:r>
-        <w:t xml:space="preserve">Row Level Security (RLS) habilitado en todas las tablas</w:t>
-      </w:r>
-    </w:p>
-    <w:p>
-      <w:pPr>
-        <w:pStyle w:val="Compact"/>
-        <w:numPr>
-          <w:ilvl w:val="0"/>
-          <w:numId w:val="1063"/>
-        </w:numPr>
-      </w:pPr>
-      <w:r>
-        <w:rPr>
-          <w:b/>
-          <w:bCs/>
-        </w:rPr>
-        <w:t xml:space="preserve">Auditoría:</w:t>
-      </w:r>
-      <w:r>
-        <w:t xml:space="preserve"> </w:t>
-      </w:r>
-      <w:r>
-        <w:t xml:space="preserve">Columnas</w:t>
-      </w:r>
-      <w:r>
-        <w:t xml:space="preserve"> </w:t>
-      </w:r>
-      <w:r>
-        <w:rPr>
-          <w:rStyle w:val="VerbatimChar"/>
-        </w:rPr>
-        <w:t xml:space="preserve">created_at</w:t>
-      </w:r>
-      <w:r>
-        <w:t xml:space="preserve"> </w:t>
-      </w:r>
-      <w:r>
-        <w:t xml:space="preserve">y</w:t>
-      </w:r>
-      <w:r>
-        <w:t xml:space="preserve"> </w:t>
-      </w:r>
-      <w:r>
-        <w:rPr>
-          <w:rStyle w:val="VerbatimChar"/>
-        </w:rPr>
-        <w:t xml:space="preserve">updated_at</w:t>
-      </w:r>
-      <w:r>
-        <w:t xml:space="preserve"> </w:t>
-      </w:r>
-      <w:r>
-        <w:t xml:space="preserve">en todas las tablas</w:t>
-      </w:r>
-    </w:p>
-    <w:p>
-      <w:pPr>
-        <w:pStyle w:val="Compact"/>
-        <w:numPr>
-          <w:ilvl w:val="0"/>
-          <w:numId w:val="1063"/>
-        </w:numPr>
-      </w:pPr>
-      <w:r>
-        <w:rPr>
-          <w:b/>
-          <w:bCs/>
-        </w:rPr>
-        <w:t xml:space="preserve">Índices:</w:t>
-      </w:r>
-      <w:r>
-        <w:t xml:space="preserve"> </w:t>
-      </w:r>
-      <w:r>
-        <w:t xml:space="preserve">En columnas frecuentemente consultadas</w:t>
-      </w:r>
-    </w:p>
-    <w:bookmarkEnd w:id="97"/>
-    <w:bookmarkStart w:id="98" w:name="loc-72"/>
+        <w:t xml:space="preserve">La aplicación sigue una arquitectura serverless/moderna utilizando Supabase como backend completo (Base de datos + Auth + Realtime + Edge Functions), Next.js como frontend, y n8n (Docker self-hosted) como motor de automatización.</w:t>
+      </w:r>
+    </w:p>
+    <w:bookmarkEnd w:id="88"/>
+    <w:bookmarkStart w:id="89" w:name="loc-63"/>
     <w:p>
       <w:pPr>
         <w:pStyle w:val="Heading2"/>
       </w:pPr>
       <w:r>
-        <w:t xml:space="preserve">8.2 Diagrama Entidad-Relación</w:t>
+        <w:t xml:space="preserve">7.2 Diagrama de Arquitectura</w:t>
       </w:r>
     </w:p>
     <w:tbl>
@@ -13947,34 +13212,484 @@
         <w:pStyle w:val="ImageCaption"/>
       </w:pPr>
       <w:r>
-        <w:t xml:space="preserve">Figura 9: Diagrama entidad-relación del sistema</w:t>
+        <w:t xml:space="preserve">Figura 8: Diagrama de arquitectura general</w:t>
+      </w:r>
+    </w:p>
+    <w:bookmarkEnd w:id="89"/>
+    <w:bookmarkStart w:id="94" w:name="loc-64"/>
+    <w:p>
+      <w:pPr>
+        <w:pStyle w:val="Heading2"/>
+      </w:pPr>
+      <w:r>
+        <w:t xml:space="preserve">7.3 Descripción de Componentes</w:t>
+      </w:r>
+    </w:p>
+    <w:bookmarkStart w:id="90" w:name="loc-65"/>
+    <w:p>
+      <w:pPr>
+        <w:pStyle w:val="Heading3"/>
+      </w:pPr>
+      <w:r>
+        <w:t xml:space="preserve">7.3.1 Capa de Presentación - Next.js</w:t>
+      </w:r>
+    </w:p>
+    <w:p>
+      <w:pPr>
+        <w:pStyle w:val="Compact"/>
+        <w:numPr>
+          <w:ilvl w:val="0"/>
+          <w:numId w:val="1059"/>
+        </w:numPr>
+      </w:pPr>
+      <w:r>
+        <w:rPr>
+          <w:b/>
+          <w:bCs/>
+        </w:rPr>
+        <w:t xml:space="preserve">Framework:</w:t>
+      </w:r>
+      <w:r>
+        <w:t xml:space="preserve"> </w:t>
+      </w:r>
+      <w:r>
+        <w:t xml:space="preserve">Next.js 16+ con App Router</w:t>
+      </w:r>
+    </w:p>
+    <w:p>
+      <w:pPr>
+        <w:pStyle w:val="Compact"/>
+        <w:numPr>
+          <w:ilvl w:val="0"/>
+          <w:numId w:val="1059"/>
+        </w:numPr>
+      </w:pPr>
+      <w:r>
+        <w:rPr>
+          <w:b/>
+          <w:bCs/>
+        </w:rPr>
+        <w:t xml:space="preserve">Renderizado:</w:t>
+      </w:r>
+      <w:r>
+        <w:t xml:space="preserve"> </w:t>
+      </w:r>
+      <w:r>
+        <w:t xml:space="preserve">React Server Components (RSC) para pages estáticas</w:t>
+      </w:r>
+    </w:p>
+    <w:p>
+      <w:pPr>
+        <w:pStyle w:val="Compact"/>
+        <w:numPr>
+          <w:ilvl w:val="0"/>
+          <w:numId w:val="1059"/>
+        </w:numPr>
+      </w:pPr>
+      <w:r>
+        <w:rPr>
+          <w:b/>
+          <w:bCs/>
+        </w:rPr>
+        <w:t xml:space="preserve">Estilos:</w:t>
+      </w:r>
+      <w:r>
+        <w:t xml:space="preserve"> </w:t>
+      </w:r>
+      <w:r>
+        <w:t xml:space="preserve">Tailwind CSS utility-first</w:t>
+      </w:r>
+    </w:p>
+    <w:p>
+      <w:pPr>
+        <w:pStyle w:val="Compact"/>
+        <w:numPr>
+          <w:ilvl w:val="0"/>
+          <w:numId w:val="1059"/>
+        </w:numPr>
+      </w:pPr>
+      <w:r>
+        <w:rPr>
+          <w:b/>
+          <w:bCs/>
+        </w:rPr>
+        <w:t xml:space="preserve">Estado:</w:t>
+      </w:r>
+      <w:r>
+        <w:t xml:space="preserve"> </w:t>
+      </w:r>
+      <w:r>
+        <w:t xml:space="preserve">Zustand para estado global, React hooks para estado local</w:t>
+      </w:r>
+    </w:p>
+    <w:p>
+      <w:pPr>
+        <w:pStyle w:val="Compact"/>
+        <w:numPr>
+          <w:ilvl w:val="0"/>
+          <w:numId w:val="1059"/>
+        </w:numPr>
+      </w:pPr>
+      <w:r>
+        <w:rPr>
+          <w:b/>
+          <w:bCs/>
+        </w:rPr>
+        <w:t xml:space="preserve">Router:</w:t>
+      </w:r>
+      <w:r>
+        <w:t xml:space="preserve"> </w:t>
+      </w:r>
+      <w:r>
+        <w:t xml:space="preserve">App Router con layouts anidados</w:t>
+      </w:r>
+    </w:p>
+    <w:bookmarkEnd w:id="90"/>
+    <w:bookmarkStart w:id="91" w:name="loc-66"/>
+    <w:p>
+      <w:pPr>
+        <w:pStyle w:val="Heading3"/>
+      </w:pPr>
+      <w:r>
+        <w:t xml:space="preserve">7.3.2 Capa de Servicios - Supabase</w:t>
+      </w:r>
+    </w:p>
+    <w:p>
+      <w:pPr>
+        <w:pStyle w:val="Compact"/>
+        <w:numPr>
+          <w:ilvl w:val="0"/>
+          <w:numId w:val="1060"/>
+        </w:numPr>
+      </w:pPr>
+      <w:r>
+        <w:rPr>
+          <w:b/>
+          <w:bCs/>
+        </w:rPr>
+        <w:t xml:space="preserve">Auth:</w:t>
+      </w:r>
+      <w:r>
+        <w:t xml:space="preserve"> </w:t>
+      </w:r>
+      <w:r>
+        <w:t xml:space="preserve">Autenticación JWT con roles ( cliente, agente, admin )</w:t>
+      </w:r>
+    </w:p>
+    <w:p>
+      <w:pPr>
+        <w:pStyle w:val="Compact"/>
+        <w:numPr>
+          <w:ilvl w:val="0"/>
+          <w:numId w:val="1060"/>
+        </w:numPr>
+      </w:pPr>
+      <w:r>
+        <w:rPr>
+          <w:b/>
+          <w:bCs/>
+        </w:rPr>
+        <w:t xml:space="preserve">Database:</w:t>
+      </w:r>
+      <w:r>
+        <w:t xml:space="preserve"> </w:t>
+      </w:r>
+      <w:r>
+        <w:t xml:space="preserve">PostgreSQL 15 con Row Level Security (RLS)</w:t>
+      </w:r>
+    </w:p>
+    <w:p>
+      <w:pPr>
+        <w:pStyle w:val="Compact"/>
+        <w:numPr>
+          <w:ilvl w:val="0"/>
+          <w:numId w:val="1060"/>
+        </w:numPr>
+      </w:pPr>
+      <w:r>
+        <w:rPr>
+          <w:b/>
+          <w:bCs/>
+        </w:rPr>
+        <w:t xml:space="preserve">Realtime:</w:t>
+      </w:r>
+      <w:r>
+        <w:t xml:space="preserve"> </w:t>
+      </w:r>
+      <w:r>
+        <w:t xml:space="preserve">Suscripciones WebSocket para chat en vivo y notificaciones</w:t>
+      </w:r>
+    </w:p>
+    <w:p>
+      <w:pPr>
+        <w:pStyle w:val="Compact"/>
+        <w:numPr>
+          <w:ilvl w:val="0"/>
+          <w:numId w:val="1060"/>
+        </w:numPr>
+      </w:pPr>
+      <w:r>
+        <w:rPr>
+          <w:b/>
+          <w:bCs/>
+        </w:rPr>
+        <w:t xml:space="preserve">Edge Functions:</w:t>
+      </w:r>
+      <w:r>
+        <w:t xml:space="preserve"> </w:t>
+      </w:r>
+      <w:r>
+        <w:t xml:space="preserve">Lógica server-side personalizada (Deno/TypeScript)</w:t>
+      </w:r>
+    </w:p>
+    <w:p>
+      <w:pPr>
+        <w:pStyle w:val="Compact"/>
+        <w:numPr>
+          <w:ilvl w:val="0"/>
+          <w:numId w:val="1060"/>
+        </w:numPr>
+      </w:pPr>
+      <w:r>
+        <w:rPr>
+          <w:b/>
+          <w:bCs/>
+        </w:rPr>
+        <w:t xml:space="preserve">Storage:</w:t>
+      </w:r>
+      <w:r>
+        <w:t xml:space="preserve"> </w:t>
+      </w:r>
+      <w:r>
+        <w:t xml:space="preserve">Almacenamiento de archivos (capturas, documentos)</w:t>
+      </w:r>
+    </w:p>
+    <w:bookmarkEnd w:id="91"/>
+    <w:bookmarkStart w:id="92" w:name="loc-67"/>
+    <w:p>
+      <w:pPr>
+        <w:pStyle w:val="Heading3"/>
+      </w:pPr>
+      <w:r>
+        <w:t xml:space="preserve">7.3.3 Capa de Servicios - n8n (Docker self-hosted)</w:t>
+      </w:r>
+    </w:p>
+    <w:p>
+      <w:pPr>
+        <w:pStyle w:val="Compact"/>
+        <w:numPr>
+          <w:ilvl w:val="0"/>
+          <w:numId w:val="1061"/>
+        </w:numPr>
+      </w:pPr>
+      <w:r>
+        <w:rPr>
+          <w:b/>
+          <w:bCs/>
+        </w:rPr>
+        <w:t xml:space="preserve">Webhooks:</w:t>
+      </w:r>
+      <w:r>
+        <w:t xml:space="preserve"> </w:t>
+      </w:r>
+      <w:r>
+        <w:t xml:space="preserve">Reciben eventos de Supabase (INSERT, UPDATE en tickets)</w:t>
+      </w:r>
+    </w:p>
+    <w:p>
+      <w:pPr>
+        <w:pStyle w:val="Compact"/>
+        <w:numPr>
+          <w:ilvl w:val="0"/>
+          <w:numId w:val="1061"/>
+        </w:numPr>
+      </w:pPr>
+      <w:r>
+        <w:rPr>
+          <w:b/>
+          <w:bCs/>
+        </w:rPr>
+        <w:t xml:space="preserve">Workflows:</w:t>
+      </w:r>
+      <w:r>
+        <w:t xml:space="preserve"> </w:t>
+      </w:r>
+      <w:r>
+        <w:t xml:space="preserve">Flujos automatizados de asignación, notificación, escalamiento</w:t>
+      </w:r>
+    </w:p>
+    <w:p>
+      <w:pPr>
+        <w:pStyle w:val="Compact"/>
+        <w:numPr>
+          <w:ilvl w:val="0"/>
+          <w:numId w:val="1061"/>
+        </w:numPr>
+      </w:pPr>
+      <w:r>
+        <w:rPr>
+          <w:b/>
+          <w:bCs/>
+        </w:rPr>
+        <w:t xml:space="preserve">Email:</w:t>
+      </w:r>
+      <w:r>
+        <w:t xml:space="preserve"> </w:t>
+      </w:r>
+      <w:r>
+        <w:t xml:space="preserve">Envío de notificaciones por correo electrónico</w:t>
+      </w:r>
+    </w:p>
+    <w:p>
+      <w:pPr>
+        <w:pStyle w:val="Compact"/>
+        <w:numPr>
+          <w:ilvl w:val="0"/>
+          <w:numId w:val="1061"/>
+        </w:numPr>
+      </w:pPr>
+      <w:r>
+        <w:rPr>
+          <w:b/>
+          <w:bCs/>
+        </w:rPr>
+        <w:t xml:space="preserve">IA:</w:t>
+      </w:r>
+      <w:r>
+        <w:t xml:space="preserve"> </w:t>
+      </w:r>
+      <w:r>
+        <w:t xml:space="preserve">Integración con modelos de lenguaje para chatbot Nivel 1</w:t>
+      </w:r>
+    </w:p>
+    <w:bookmarkEnd w:id="92"/>
+    <w:bookmarkStart w:id="93" w:name="loc-68"/>
+    <w:p>
+      <w:pPr>
+        <w:pStyle w:val="Heading3"/>
+      </w:pPr>
+      <w:r>
+        <w:t xml:space="preserve">7.3.4 Capa de Despliegue</w:t>
+      </w:r>
+    </w:p>
+    <w:p>
+      <w:pPr>
+        <w:pStyle w:val="Compact"/>
+        <w:numPr>
+          <w:ilvl w:val="0"/>
+          <w:numId w:val="1062"/>
+        </w:numPr>
+      </w:pPr>
+      <w:r>
+        <w:rPr>
+          <w:b/>
+          <w:bCs/>
+        </w:rPr>
+        <w:t xml:space="preserve">Vercel:</w:t>
+      </w:r>
+      <w:r>
+        <w:t xml:space="preserve"> </w:t>
+      </w:r>
+      <w:r>
+        <w:t xml:space="preserve">Deploy automático del frontend con preview por PR</w:t>
+      </w:r>
+    </w:p>
+    <w:p>
+      <w:pPr>
+        <w:pStyle w:val="Compact"/>
+        <w:numPr>
+          <w:ilvl w:val="0"/>
+          <w:numId w:val="1062"/>
+        </w:numPr>
+      </w:pPr>
+      <w:r>
+        <w:rPr>
+          <w:b/>
+          <w:bCs/>
+        </w:rPr>
+        <w:t xml:space="preserve">GitHub:</w:t>
+      </w:r>
+      <w:r>
+        <w:t xml:space="preserve"> </w:t>
+      </w:r>
+      <w:r>
+        <w:t xml:space="preserve">Repositorio con CI/CD, issues, y gestión de código</w:t>
+      </w:r>
+    </w:p>
+    <w:bookmarkEnd w:id="93"/>
+    <w:bookmarkEnd w:id="94"/>
+    <w:bookmarkStart w:id="98" w:name="loc-69"/>
+    <w:p>
+      <w:pPr>
+        <w:pStyle w:val="Heading2"/>
+      </w:pPr>
+      <w:r>
+        <w:t xml:space="preserve">7.4 Flujo de Datos</w:t>
+      </w:r>
+    </w:p>
+    <w:p>
+      <w:pPr>
+        <w:pStyle w:val="CaptionedFigure"/>
+      </w:pPr>
+      <w:r>
+        <w:drawing>
+          <wp:inline>
+            <wp:extent cx="5334000" cy="1919665"/>
+            <wp:effectExtent b="0" l="0" r="0" t="0"/>
+            <wp:docPr descr="" title="" id="96" name="Picture"/>
+            <a:graphic>
+              <a:graphicData uri="http://schemas.openxmlformats.org/drawingml/2006/picture">
+                <pic:pic>
+                  <pic:nvPicPr>
+                    <pic:cNvPr descr="/tmp/tmphepeqnm_/img-6.png" id="97" name="Picture"/>
+                    <pic:cNvPicPr>
+                      <a:picLocks noChangeArrowheads="1" noChangeAspect="1"/>
+                    </pic:cNvPicPr>
+                  </pic:nvPicPr>
+                  <pic:blipFill>
+                    <a:blip r:embed="rId95"/>
+                    <a:stretch>
+                      <a:fillRect/>
+                    </a:stretch>
+                  </pic:blipFill>
+                  <pic:spPr bwMode="auto">
+                    <a:xfrm>
+                      <a:off x="0" y="0"/>
+                      <a:ext cx="5334000" cy="1919665"/>
+                    </a:xfrm>
+                    <a:prstGeom prst="rect">
+                      <a:avLst/>
+                    </a:prstGeom>
+                    <a:noFill/>
+                    <a:ln w="9525">
+                      <a:noFill/>
+                      <a:headEnd/>
+                      <a:tailEnd/>
+                    </a:ln>
+                  </pic:spPr>
+                </pic:pic>
+              </a:graphicData>
+            </a:graphic>
+          </wp:inline>
+        </w:drawing>
+      </w:r>
+    </w:p>
+    <w:p>
+      <w:pPr>
+        <w:pStyle w:val="ImageCaption"/>
+      </w:pPr>
+      <w:r>
+        <w:t xml:space="preserve">Figura 9: Flujo de datos de la aplicación</w:t>
       </w:r>
     </w:p>
     <w:bookmarkEnd w:id="98"/>
-    <w:bookmarkStart w:id="105" w:name="loc-73"/>
+    <w:bookmarkStart w:id="99" w:name="loc-70"/>
     <w:p>
       <w:pPr>
         <w:pStyle w:val="Heading2"/>
       </w:pPr>
       <w:r>
-        <w:t xml:space="preserve">8.3 Descripción de Tablas</w:t>
-      </w:r>
-    </w:p>
-    <w:bookmarkStart w:id="99" w:name="loc-74"/>
-    <w:p>
-      <w:pPr>
-        <w:pStyle w:val="Heading3"/>
-      </w:pPr>
-      <w:r>
-        <w:t xml:space="preserve">8.3.1 Tabla: users</w:t>
-      </w:r>
-    </w:p>
-    <w:p>
-      <w:pPr>
-        <w:pStyle w:val="FirstParagraph"/>
-      </w:pPr>
-      <w:r>
-        <w:t xml:space="preserve">Almacena todos los usuarios del sistema (clientes, agentes, supervisores, administradores).</w:t>
+        <w:t xml:space="preserve">7.5 Tecnologías Justificadas</w:t>
       </w:r>
     </w:p>
     <w:tbl>
@@ -14014,7 +13729,7 @@
                       <w:b/>
                       <w:bCs/>
                     </w:rPr>
-                    <w:t xml:space="preserve">Columna</w:t>
+                    <w:t xml:space="preserve">Capa</w:t>
                   </w:r>
                 </w:p>
               </w:tc>
@@ -14030,7 +13745,7 @@
                       <w:b/>
                       <w:bCs/>
                     </w:rPr>
-                    <w:t xml:space="preserve">Tipo</w:t>
+                    <w:t xml:space="preserve">Tecnología</w:t>
                   </w:r>
                 </w:p>
               </w:tc>
@@ -14046,7 +13761,7 @@
                       <w:b/>
                       <w:bCs/>
                     </w:rPr>
-                    <w:t xml:space="preserve">Descripción</w:t>
+                    <w:t xml:space="preserve">Justificación</w:t>
                   </w:r>
                 </w:p>
               </w:tc>
@@ -14060,31 +13775,31 @@
                     <w:jc w:val="center"/>
                   </w:pPr>
                   <w:r>
-                    <w:t xml:space="preserve">id</w:t>
-                  </w:r>
-                </w:p>
-              </w:tc>
-              <w:tc>
-                <w:tcPr/>
-                <w:p>
-                  <w:pPr>
-                    <w:pStyle w:val="Compact"/>
-                    <w:jc w:val="center"/>
-                  </w:pPr>
-                  <w:r>
-                    <w:t xml:space="preserve">UUID PK</w:t>
-                  </w:r>
-                </w:p>
-              </w:tc>
-              <w:tc>
-                <w:tcPr/>
-                <w:p>
-                  <w:pPr>
-                    <w:pStyle w:val="Compact"/>
-                    <w:jc w:val="center"/>
-                  </w:pPr>
-                  <w:r>
-                    <w:t xml:space="preserve">Identificador único, generado por Supabase Auth</w:t>
+                    <w:t xml:space="preserve">Frontend</w:t>
+                  </w:r>
+                </w:p>
+              </w:tc>
+              <w:tc>
+                <w:tcPr/>
+                <w:p>
+                  <w:pPr>
+                    <w:pStyle w:val="Compact"/>
+                    <w:jc w:val="center"/>
+                  </w:pPr>
+                  <w:r>
+                    <w:t xml:space="preserve">Next.js 16 + TypeScript</w:t>
+                  </w:r>
+                </w:p>
+              </w:tc>
+              <w:tc>
+                <w:tcPr/>
+                <w:p>
+                  <w:pPr>
+                    <w:pStyle w:val="Compact"/>
+                    <w:jc w:val="center"/>
+                  </w:pPr>
+                  <w:r>
+                    <w:t xml:space="preserve">RSC para rendimiento, App Router para layouts, tipado estático</w:t>
                   </w:r>
                 </w:p>
               </w:tc>
@@ -14098,31 +13813,31 @@
                     <w:jc w:val="center"/>
                   </w:pPr>
                   <w:r>
-                    <w:t xml:space="preserve">email</w:t>
-                  </w:r>
-                </w:p>
-              </w:tc>
-              <w:tc>
-                <w:tcPr/>
-                <w:p>
-                  <w:pPr>
-                    <w:pStyle w:val="Compact"/>
-                    <w:jc w:val="center"/>
-                  </w:pPr>
-                  <w:r>
-                    <w:t xml:space="preserve">VARCHAR UNIQUE</w:t>
-                  </w:r>
-                </w:p>
-              </w:tc>
-              <w:tc>
-                <w:tcPr/>
-                <w:p>
-                  <w:pPr>
-                    <w:pStyle w:val="Compact"/>
-                    <w:jc w:val="center"/>
-                  </w:pPr>
-                  <w:r>
-                    <w:t xml:space="preserve">Correo electrónico del usuario</w:t>
+                    <w:t xml:space="preserve">Estilos</w:t>
+                  </w:r>
+                </w:p>
+              </w:tc>
+              <w:tc>
+                <w:tcPr/>
+                <w:p>
+                  <w:pPr>
+                    <w:pStyle w:val="Compact"/>
+                    <w:jc w:val="center"/>
+                  </w:pPr>
+                  <w:r>
+                    <w:t xml:space="preserve">Tailwind CSS</w:t>
+                  </w:r>
+                </w:p>
+              </w:tc>
+              <w:tc>
+                <w:tcPr/>
+                <w:p>
+                  <w:pPr>
+                    <w:pStyle w:val="Compact"/>
+                    <w:jc w:val="center"/>
+                  </w:pPr>
+                  <w:r>
+                    <w:t xml:space="preserve">Desarrollo ágil, diseño responsivo, sin CSS custom excesivo</w:t>
                   </w:r>
                 </w:p>
               </w:tc>
@@ -14136,31 +13851,31 @@
                     <w:jc w:val="center"/>
                   </w:pPr>
                   <w:r>
-                    <w:t xml:space="preserve">full_name</w:t>
-                  </w:r>
-                </w:p>
-              </w:tc>
-              <w:tc>
-                <w:tcPr/>
-                <w:p>
-                  <w:pPr>
-                    <w:pStyle w:val="Compact"/>
-                    <w:jc w:val="center"/>
-                  </w:pPr>
-                  <w:r>
-                    <w:t xml:space="preserve">VARCHAR</w:t>
-                  </w:r>
-                </w:p>
-              </w:tc>
-              <w:tc>
-                <w:tcPr/>
-                <w:p>
-                  <w:pPr>
-                    <w:pStyle w:val="Compact"/>
-                    <w:jc w:val="center"/>
-                  </w:pPr>
-                  <w:r>
-                    <w:t xml:space="preserve">Nombre completo</w:t>
+                    <w:t xml:space="preserve">Backend</w:t>
+                  </w:r>
+                </w:p>
+              </w:tc>
+              <w:tc>
+                <w:tcPr/>
+                <w:p>
+                  <w:pPr>
+                    <w:pStyle w:val="Compact"/>
+                    <w:jc w:val="center"/>
+                  </w:pPr>
+                  <w:r>
+                    <w:t xml:space="preserve">Supabase</w:t>
+                  </w:r>
+                </w:p>
+              </w:tc>
+              <w:tc>
+                <w:tcPr/>
+                <w:p>
+                  <w:pPr>
+                    <w:pStyle w:val="Compact"/>
+                    <w:jc w:val="center"/>
+                  </w:pPr>
+                  <w:r>
+                    <w:t xml:space="preserve">Auth + DB + Realtime + Storage en una plataforma, reduce complejidad</w:t>
                   </w:r>
                 </w:p>
               </w:tc>
@@ -14174,31 +13889,31 @@
                     <w:jc w:val="center"/>
                   </w:pPr>
                   <w:r>
-                    <w:t xml:space="preserve">phone</w:t>
-                  </w:r>
-                </w:p>
-              </w:tc>
-              <w:tc>
-                <w:tcPr/>
-                <w:p>
-                  <w:pPr>
-                    <w:pStyle w:val="Compact"/>
-                    <w:jc w:val="center"/>
-                  </w:pPr>
-                  <w:r>
-                    <w:t xml:space="preserve">VARCHAR</w:t>
-                  </w:r>
-                </w:p>
-              </w:tc>
-              <w:tc>
-                <w:tcPr/>
-                <w:p>
-                  <w:pPr>
-                    <w:pStyle w:val="Compact"/>
-                    <w:jc w:val="center"/>
-                  </w:pPr>
-                  <w:r>
-                    <w:t xml:space="preserve">Número de teléfono</w:t>
+                    <w:t xml:space="preserve">Base de Datos</w:t>
+                  </w:r>
+                </w:p>
+              </w:tc>
+              <w:tc>
+                <w:tcPr/>
+                <w:p>
+                  <w:pPr>
+                    <w:pStyle w:val="Compact"/>
+                    <w:jc w:val="center"/>
+                  </w:pPr>
+                  <w:r>
+                    <w:t xml:space="preserve">PostgreSQL 15</w:t>
+                  </w:r>
+                </w:p>
+              </w:tc>
+              <w:tc>
+                <w:tcPr/>
+                <w:p>
+                  <w:pPr>
+                    <w:pStyle w:val="Compact"/>
+                    <w:jc w:val="center"/>
+                  </w:pPr>
+                  <w:r>
+                    <w:t xml:space="preserve">Relacional robusto, RLS para seguridad, soporte UUID</w:t>
                   </w:r>
                 </w:p>
               </w:tc>
@@ -14212,31 +13927,31 @@
                     <w:jc w:val="center"/>
                   </w:pPr>
                   <w:r>
-                    <w:t xml:space="preserve">role</w:t>
-                  </w:r>
-                </w:p>
-              </w:tc>
-              <w:tc>
-                <w:tcPr/>
-                <w:p>
-                  <w:pPr>
-                    <w:pStyle w:val="Compact"/>
-                    <w:jc w:val="center"/>
-                  </w:pPr>
-                  <w:r>
-                    <w:t xml:space="preserve">ENUM</w:t>
-                  </w:r>
-                </w:p>
-              </w:tc>
-              <w:tc>
-                <w:tcPr/>
-                <w:p>
-                  <w:pPr>
-                    <w:pStyle w:val="Compact"/>
-                    <w:jc w:val="center"/>
-                  </w:pPr>
-                  <w:r>
-                    <w:t xml:space="preserve">customer, agent, supervisor, admin</w:t>
+                    <w:t xml:space="preserve">Automatización</w:t>
+                  </w:r>
+                </w:p>
+              </w:tc>
+              <w:tc>
+                <w:tcPr/>
+                <w:p>
+                  <w:pPr>
+                    <w:pStyle w:val="Compact"/>
+                    <w:jc w:val="center"/>
+                  </w:pPr>
+                  <w:r>
+                    <w:t xml:space="preserve">n8n (Docker self-hosted)</w:t>
+                  </w:r>
+                </w:p>
+              </w:tc>
+              <w:tc>
+                <w:tcPr/>
+                <w:p>
+                  <w:pPr>
+                    <w:pStyle w:val="Compact"/>
+                    <w:jc w:val="center"/>
+                  </w:pPr>
+                  <w:r>
+                    <w:t xml:space="preserve">No-code/low-code, webhooks nativos, integración con Supabase</w:t>
                   </w:r>
                 </w:p>
               </w:tc>
@@ -14250,31 +13965,31 @@
                     <w:jc w:val="center"/>
                   </w:pPr>
                   <w:r>
-                    <w:t xml:space="preserve">status</w:t>
-                  </w:r>
-                </w:p>
-              </w:tc>
-              <w:tc>
-                <w:tcPr/>
-                <w:p>
-                  <w:pPr>
-                    <w:pStyle w:val="Compact"/>
-                    <w:jc w:val="center"/>
-                  </w:pPr>
-                  <w:r>
-                    <w:t xml:space="preserve">ENUM</w:t>
-                  </w:r>
-                </w:p>
-              </w:tc>
-              <w:tc>
-                <w:tcPr/>
-                <w:p>
-                  <w:pPr>
-                    <w:pStyle w:val="Compact"/>
-                    <w:jc w:val="center"/>
-                  </w:pPr>
-                  <w:r>
-                    <w:t xml:space="preserve">active, inactive, suspended</w:t>
+                    <w:t xml:space="preserve">IA</w:t>
+                  </w:r>
+                </w:p>
+              </w:tc>
+              <w:tc>
+                <w:tcPr/>
+                <w:p>
+                  <w:pPr>
+                    <w:pStyle w:val="Compact"/>
+                    <w:jc w:val="center"/>
+                  </w:pPr>
+                  <w:r>
+                    <w:t xml:space="preserve">Google Gemini API (gemini-2.5-flash)</w:t>
+                  </w:r>
+                </w:p>
+              </w:tc>
+              <w:tc>
+                <w:tcPr/>
+                <w:p>
+                  <w:pPr>
+                    <w:pStyle w:val="Compact"/>
+                    <w:jc w:val="center"/>
+                  </w:pPr>
+                  <w:r>
+                    <w:t xml:space="preserve">Modelo gratuito para chatbot Nivel 1 y procesamiento de texto</w:t>
                   </w:r>
                 </w:p>
               </w:tc>
@@ -14288,31 +14003,31 @@
                     <w:jc w:val="center"/>
                   </w:pPr>
                   <w:r>
-                    <w:t xml:space="preserve">avatar_url</w:t>
-                  </w:r>
-                </w:p>
-              </w:tc>
-              <w:tc>
-                <w:tcPr/>
-                <w:p>
-                  <w:pPr>
-                    <w:pStyle w:val="Compact"/>
-                    <w:jc w:val="center"/>
-                  </w:pPr>
-                  <w:r>
-                    <w:t xml:space="preserve">TEXT</w:t>
-                  </w:r>
-                </w:p>
-              </w:tc>
-              <w:tc>
-                <w:tcPr/>
-                <w:p>
-                  <w:pPr>
-                    <w:pStyle w:val="Compact"/>
-                    <w:jc w:val="center"/>
-                  </w:pPr>
-                  <w:r>
-                    <w:t xml:space="preserve">URL del avatar (opcional)</w:t>
+                    <w:t xml:space="preserve">Deploy</w:t>
+                  </w:r>
+                </w:p>
+              </w:tc>
+              <w:tc>
+                <w:tcPr/>
+                <w:p>
+                  <w:pPr>
+                    <w:pStyle w:val="Compact"/>
+                    <w:jc w:val="center"/>
+                  </w:pPr>
+                  <w:r>
+                    <w:t xml:space="preserve">Vercel</w:t>
+                  </w:r>
+                </w:p>
+              </w:tc>
+              <w:tc>
+                <w:tcPr/>
+                <w:p>
+                  <w:pPr>
+                    <w:pStyle w:val="Compact"/>
+                    <w:jc w:val="center"/>
+                  </w:pPr>
+                  <w:r>
+                    <w:t xml:space="preserve">Deploy automático, preview por PR, edge functions</w:t>
                   </w:r>
                 </w:p>
               </w:tc>
@@ -14326,69 +14041,31 @@
                     <w:jc w:val="center"/>
                   </w:pPr>
                   <w:r>
-                    <w:t xml:space="preserve">created_at</w:t>
-                  </w:r>
-                </w:p>
-              </w:tc>
-              <w:tc>
-                <w:tcPr/>
-                <w:p>
-                  <w:pPr>
-                    <w:pStyle w:val="Compact"/>
-                    <w:jc w:val="center"/>
-                  </w:pPr>
-                  <w:r>
-                    <w:t xml:space="preserve">TIMESTAMP</w:t>
-                  </w:r>
-                </w:p>
-              </w:tc>
-              <w:tc>
-                <w:tcPr/>
-                <w:p>
-                  <w:pPr>
-                    <w:pStyle w:val="Compact"/>
-                    <w:jc w:val="center"/>
-                  </w:pPr>
-                  <w:r>
-                    <w:t xml:space="preserve">Fecha de creación</w:t>
-                  </w:r>
-                </w:p>
-              </w:tc>
-            </w:tr>
-            <w:tr>
-              <w:tc>
-                <w:tcPr/>
-                <w:p>
-                  <w:pPr>
-                    <w:pStyle w:val="Compact"/>
-                    <w:jc w:val="center"/>
-                  </w:pPr>
-                  <w:r>
-                    <w:t xml:space="preserve">updated_at</w:t>
-                  </w:r>
-                </w:p>
-              </w:tc>
-              <w:tc>
-                <w:tcPr/>
-                <w:p>
-                  <w:pPr>
-                    <w:pStyle w:val="Compact"/>
-                    <w:jc w:val="center"/>
-                  </w:pPr>
-                  <w:r>
-                    <w:t xml:space="preserve">TIMESTAMP</w:t>
-                  </w:r>
-                </w:p>
-              </w:tc>
-              <w:tc>
-                <w:tcPr/>
-                <w:p>
-                  <w:pPr>
-                    <w:pStyle w:val="Compact"/>
-                    <w:jc w:val="center"/>
-                  </w:pPr>
-                  <w:r>
-                    <w:t xml:space="preserve">Fecha de última actualización</w:t>
+                    <w:t xml:space="preserve">Control VCS</w:t>
+                  </w:r>
+                </w:p>
+              </w:tc>
+              <w:tc>
+                <w:tcPr/>
+                <w:p>
+                  <w:pPr>
+                    <w:pStyle w:val="Compact"/>
+                    <w:jc w:val="center"/>
+                  </w:pPr>
+                  <w:r>
+                    <w:t xml:space="preserve">GitHub</w:t>
+                  </w:r>
+                </w:p>
+              </w:tc>
+              <w:tc>
+                <w:tcPr/>
+                <w:p>
+                  <w:pPr>
+                    <w:pStyle w:val="Compact"/>
+                    <w:jc w:val="center"/>
+                  </w:pPr>
+                  <w:r>
+                    <w:t xml:space="preserve">Estándar industry, CI/CD, issues, PR reviews</w:t>
                   </w:r>
                 </w:p>
               </w:tc>
@@ -14403,35 +14080,236 @@
         <w:pStyle w:val="ImageCaption"/>
       </w:pPr>
       <w:r>
-        <w:t xml:space="preserve">Tabla 15: Estructura de la tabla users</w:t>
-      </w:r>
-    </w:p>
-    <w:p>
-      <w:pPr>
-        <w:pStyle w:val="BodyText"/>
-      </w:pPr>
+        <w:t xml:space="preserve">Tabla 15: Tecnologías y justificación</w:t>
+      </w:r>
+    </w:p>
+    <w:bookmarkEnd w:id="99"/>
+    <w:bookmarkEnd w:id="100"/>
+    <w:bookmarkStart w:id="112" w:name="loc-71"/>
+    <w:p>
+      <w:pPr>
+        <w:pStyle w:val="Heading1"/>
+      </w:pPr>
+      <w:r>
+        <w:t xml:space="preserve">8 Arquitectura de la Base de Datos</w:t>
+      </w:r>
+    </w:p>
+    <w:bookmarkStart w:id="101" w:name="loc-72"/>
+    <w:p>
+      <w:pPr>
+        <w:pStyle w:val="Heading2"/>
+      </w:pPr>
+      <w:r>
+        <w:t xml:space="preserve">8.1 Motor de Base de Datos</w:t>
+      </w:r>
+    </w:p>
+    <w:p>
+      <w:pPr>
+        <w:pStyle w:val="FirstParagraph"/>
+      </w:pPr>
+      <w:r>
+        <w:t xml:space="preserve">El proyecto utiliza</w:t>
+      </w:r>
+      <w:r>
+        <w:t xml:space="preserve"> </w:t>
+      </w:r>
       <w:r>
         <w:rPr>
           <w:b/>
           <w:bCs/>
         </w:rPr>
-        <w:t xml:space="preserve">Datos iniciales (seed):</w:t>
+        <w:t xml:space="preserve">PostgreSQL 15</w:t>
       </w:r>
       <w:r>
         <w:t xml:space="preserve"> </w:t>
       </w:r>
       <w:r>
-        <w:t xml:space="preserve">2 usuarios de prueba precargados (1 admin, 1 agente) para facilitar las demostraciones del sistema.</w:t>
-      </w:r>
-    </w:p>
-    <w:bookmarkEnd w:id="99"/>
-    <w:bookmarkStart w:id="100" w:name="loc-75"/>
+        <w:t xml:space="preserve">alojado en</w:t>
+      </w:r>
+      <w:r>
+        <w:t xml:space="preserve"> </w:t>
+      </w:r>
+      <w:r>
+        <w:rPr>
+          <w:b/>
+          <w:bCs/>
+        </w:rPr>
+        <w:t xml:space="preserve">Supabase</w:t>
+      </w:r>
+      <w:r>
+        <w:t xml:space="preserve">, con las siguientes características:</w:t>
+      </w:r>
+    </w:p>
+    <w:p>
+      <w:pPr>
+        <w:pStyle w:val="Compact"/>
+        <w:numPr>
+          <w:ilvl w:val="0"/>
+          <w:numId w:val="1063"/>
+        </w:numPr>
+      </w:pPr>
+      <w:r>
+        <w:rPr>
+          <w:b/>
+          <w:bCs/>
+        </w:rPr>
+        <w:t xml:space="preserve">IDs:</w:t>
+      </w:r>
+      <w:r>
+        <w:t xml:space="preserve"> </w:t>
+      </w:r>
+      <w:r>
+        <w:t xml:space="preserve">UUID para todas las tablas (generados automáticamente)</w:t>
+      </w:r>
+    </w:p>
+    <w:p>
+      <w:pPr>
+        <w:pStyle w:val="Compact"/>
+        <w:numPr>
+          <w:ilvl w:val="0"/>
+          <w:numId w:val="1063"/>
+        </w:numPr>
+      </w:pPr>
+      <w:r>
+        <w:rPr>
+          <w:b/>
+          <w:bCs/>
+        </w:rPr>
+        <w:t xml:space="preserve">Seguridad:</w:t>
+      </w:r>
+      <w:r>
+        <w:t xml:space="preserve"> </w:t>
+      </w:r>
+      <w:r>
+        <w:t xml:space="preserve">Row Level Security (RLS) habilitado en todas las tablas</w:t>
+      </w:r>
+    </w:p>
+    <w:p>
+      <w:pPr>
+        <w:pStyle w:val="Compact"/>
+        <w:numPr>
+          <w:ilvl w:val="0"/>
+          <w:numId w:val="1063"/>
+        </w:numPr>
+      </w:pPr>
+      <w:r>
+        <w:rPr>
+          <w:b/>
+          <w:bCs/>
+        </w:rPr>
+        <w:t xml:space="preserve">Auditoría:</w:t>
+      </w:r>
+      <w:r>
+        <w:t xml:space="preserve"> </w:t>
+      </w:r>
+      <w:r>
+        <w:t xml:space="preserve">Columnas</w:t>
+      </w:r>
+      <w:r>
+        <w:t xml:space="preserve"> </w:t>
+      </w:r>
+      <w:r>
+        <w:rPr>
+          <w:rStyle w:val="VerbatimChar"/>
+        </w:rPr>
+        <w:t xml:space="preserve">created_at</w:t>
+      </w:r>
+      <w:r>
+        <w:t xml:space="preserve"> </w:t>
+      </w:r>
+      <w:r>
+        <w:t xml:space="preserve">y</w:t>
+      </w:r>
+      <w:r>
+        <w:t xml:space="preserve"> </w:t>
+      </w:r>
+      <w:r>
+        <w:rPr>
+          <w:rStyle w:val="VerbatimChar"/>
+        </w:rPr>
+        <w:t xml:space="preserve">updated_at</w:t>
+      </w:r>
+      <w:r>
+        <w:t xml:space="preserve"> </w:t>
+      </w:r>
+      <w:r>
+        <w:t xml:space="preserve">en todas las tablas</w:t>
+      </w:r>
+    </w:p>
+    <w:p>
+      <w:pPr>
+        <w:pStyle w:val="Compact"/>
+        <w:numPr>
+          <w:ilvl w:val="0"/>
+          <w:numId w:val="1063"/>
+        </w:numPr>
+      </w:pPr>
+      <w:r>
+        <w:rPr>
+          <w:b/>
+          <w:bCs/>
+        </w:rPr>
+        <w:t xml:space="preserve">Índices:</w:t>
+      </w:r>
+      <w:r>
+        <w:t xml:space="preserve"> </w:t>
+      </w:r>
+      <w:r>
+        <w:t xml:space="preserve">En columnas frecuentemente consultadas</w:t>
+      </w:r>
+    </w:p>
+    <w:bookmarkEnd w:id="101"/>
+    <w:bookmarkStart w:id="102" w:name="loc-73"/>
+    <w:p>
+      <w:pPr>
+        <w:pStyle w:val="Heading2"/>
+      </w:pPr>
+      <w:r>
+        <w:t xml:space="preserve">8.2 Diagrama Entidad-Relación</w:t>
+      </w:r>
+    </w:p>
+    <w:tbl>
+      <w:tblPr>
+        <w:tblStyle w:val="FigureTable"/>
+        <w:tblW w:type="auto" w:w="0"/>
+        <w:jc w:val="center"/>
+        <w:tblLook w:firstRow="0" w:lastRow="0" w:firstColumn="0" w:lastColumn="0"/>
+      </w:tblPr>
+      <w:tblGrid>
+        <w:gridCol w:w="7920"/>
+      </w:tblGrid>
+      <w:tr>
+        <w:tc>
+          <w:tcPr/>
+          <w:p/>
+        </w:tc>
+      </w:tr>
+    </w:tbl>
+    <w:p>
+      <w:pPr>
+        <w:pStyle w:val="ImageCaption"/>
+      </w:pPr>
+      <w:r>
+        <w:t xml:space="preserve">Figura 10: Diagrama entidad-relación del sistema</w:t>
+      </w:r>
+    </w:p>
+    <w:bookmarkEnd w:id="102"/>
+    <w:bookmarkStart w:id="109" w:name="loc-74"/>
+    <w:p>
+      <w:pPr>
+        <w:pStyle w:val="Heading2"/>
+      </w:pPr>
+      <w:r>
+        <w:t xml:space="preserve">8.3 Descripción de Tablas</w:t>
+      </w:r>
+    </w:p>
+    <w:bookmarkStart w:id="103" w:name="loc-75"/>
     <w:p>
       <w:pPr>
         <w:pStyle w:val="Heading3"/>
       </w:pPr>
       <w:r>
-        <w:t xml:space="preserve">8.3.2 Tabla: tickets</w:t>
+        <w:t xml:space="preserve">8.3.1 Tabla: users</w:t>
       </w:r>
     </w:p>
     <w:p>
@@ -14439,7 +14317,7 @@
         <w:pStyle w:val="FirstParagraph"/>
       </w:pPr>
       <w:r>
-        <w:t xml:space="preserve">Tabla central del sistema. Representa una solicitud de soporte.</w:t>
+        <w:t xml:space="preserve">Almacena todos los usuarios del sistema (clientes, agentes, supervisores, administradores).</w:t>
       </w:r>
     </w:p>
     <w:tbl>
@@ -14549,7 +14427,7 @@
                     <w:jc w:val="center"/>
                   </w:pPr>
                   <w:r>
-                    <w:t xml:space="preserve">Identificador único del ticket</w:t>
+                    <w:t xml:space="preserve">Identificador único, generado por Supabase Auth</w:t>
                   </w:r>
                 </w:p>
               </w:tc>
@@ -14563,31 +14441,31 @@
                     <w:jc w:val="center"/>
                   </w:pPr>
                   <w:r>
-                    <w:t xml:space="preserve">title</w:t>
-                  </w:r>
-                </w:p>
-              </w:tc>
-              <w:tc>
-                <w:tcPr/>
-                <w:p>
-                  <w:pPr>
-                    <w:pStyle w:val="Compact"/>
-                    <w:jc w:val="center"/>
-                  </w:pPr>
-                  <w:r>
-                    <w:t xml:space="preserve">VARCHAR(255)</w:t>
-                  </w:r>
-                </w:p>
-              </w:tc>
-              <w:tc>
-                <w:tcPr/>
-                <w:p>
-                  <w:pPr>
-                    <w:pStyle w:val="Compact"/>
-                    <w:jc w:val="center"/>
-                  </w:pPr>
-                  <w:r>
-                    <w:t xml:space="preserve">Título descriptivo del problema</w:t>
+                    <w:t xml:space="preserve">email</w:t>
+                  </w:r>
+                </w:p>
+              </w:tc>
+              <w:tc>
+                <w:tcPr/>
+                <w:p>
+                  <w:pPr>
+                    <w:pStyle w:val="Compact"/>
+                    <w:jc w:val="center"/>
+                  </w:pPr>
+                  <w:r>
+                    <w:t xml:space="preserve">VARCHAR UNIQUE</w:t>
+                  </w:r>
+                </w:p>
+              </w:tc>
+              <w:tc>
+                <w:tcPr/>
+                <w:p>
+                  <w:pPr>
+                    <w:pStyle w:val="Compact"/>
+                    <w:jc w:val="center"/>
+                  </w:pPr>
+                  <w:r>
+                    <w:t xml:space="preserve">Correo electrónico del usuario</w:t>
                   </w:r>
                 </w:p>
               </w:tc>
@@ -14601,31 +14479,31 @@
                     <w:jc w:val="center"/>
                   </w:pPr>
                   <w:r>
-                    <w:t xml:space="preserve">description</w:t>
-                  </w:r>
-                </w:p>
-              </w:tc>
-              <w:tc>
-                <w:tcPr/>
-                <w:p>
-                  <w:pPr>
-                    <w:pStyle w:val="Compact"/>
-                    <w:jc w:val="center"/>
-                  </w:pPr>
-                  <w:r>
-                    <w:t xml:space="preserve">TEXT</w:t>
-                  </w:r>
-                </w:p>
-              </w:tc>
-              <w:tc>
-                <w:tcPr/>
-                <w:p>
-                  <w:pPr>
-                    <w:pStyle w:val="Compact"/>
-                    <w:jc w:val="center"/>
-                  </w:pPr>
-                  <w:r>
-                    <w:t xml:space="preserve">Descripción detallada</w:t>
+                    <w:t xml:space="preserve">full_name</w:t>
+                  </w:r>
+                </w:p>
+              </w:tc>
+              <w:tc>
+                <w:tcPr/>
+                <w:p>
+                  <w:pPr>
+                    <w:pStyle w:val="Compact"/>
+                    <w:jc w:val="center"/>
+                  </w:pPr>
+                  <w:r>
+                    <w:t xml:space="preserve">VARCHAR</w:t>
+                  </w:r>
+                </w:p>
+              </w:tc>
+              <w:tc>
+                <w:tcPr/>
+                <w:p>
+                  <w:pPr>
+                    <w:pStyle w:val="Compact"/>
+                    <w:jc w:val="center"/>
+                  </w:pPr>
+                  <w:r>
+                    <w:t xml:space="preserve">Nombre completo</w:t>
                   </w:r>
                 </w:p>
               </w:tc>
@@ -14639,31 +14517,31 @@
                     <w:jc w:val="center"/>
                   </w:pPr>
                   <w:r>
-                    <w:t xml:space="preserve">category_id</w:t>
-                  </w:r>
-                </w:p>
-              </w:tc>
-              <w:tc>
-                <w:tcPr/>
-                <w:p>
-                  <w:pPr>
-                    <w:pStyle w:val="Compact"/>
-                    <w:jc w:val="center"/>
-                  </w:pPr>
-                  <w:r>
-                    <w:t xml:space="preserve">UUID FK</w:t>
-                  </w:r>
-                </w:p>
-              </w:tc>
-              <w:tc>
-                <w:tcPr/>
-                <w:p>
-                  <w:pPr>
-                    <w:pStyle w:val="Compact"/>
-                    <w:jc w:val="center"/>
-                  </w:pPr>
-                  <w:r>
-                    <w:t xml:space="preserve">Referencia a categories</w:t>
+                    <w:t xml:space="preserve">phone</w:t>
+                  </w:r>
+                </w:p>
+              </w:tc>
+              <w:tc>
+                <w:tcPr/>
+                <w:p>
+                  <w:pPr>
+                    <w:pStyle w:val="Compact"/>
+                    <w:jc w:val="center"/>
+                  </w:pPr>
+                  <w:r>
+                    <w:t xml:space="preserve">VARCHAR</w:t>
+                  </w:r>
+                </w:p>
+              </w:tc>
+              <w:tc>
+                <w:tcPr/>
+                <w:p>
+                  <w:pPr>
+                    <w:pStyle w:val="Compact"/>
+                    <w:jc w:val="center"/>
+                  </w:pPr>
+                  <w:r>
+                    <w:t xml:space="preserve">Número de teléfono</w:t>
                   </w:r>
                 </w:p>
               </w:tc>
@@ -14677,31 +14555,31 @@
                     <w:jc w:val="center"/>
                   </w:pPr>
                   <w:r>
-                    <w:t xml:space="preserve">client_id</w:t>
-                  </w:r>
-                </w:p>
-              </w:tc>
-              <w:tc>
-                <w:tcPr/>
-                <w:p>
-                  <w:pPr>
-                    <w:pStyle w:val="Compact"/>
-                    <w:jc w:val="center"/>
-                  </w:pPr>
-                  <w:r>
-                    <w:t xml:space="preserve">UUID FK</w:t>
-                  </w:r>
-                </w:p>
-              </w:tc>
-              <w:tc>
-                <w:tcPr/>
-                <w:p>
-                  <w:pPr>
-                    <w:pStyle w:val="Compact"/>
-                    <w:jc w:val="center"/>
-                  </w:pPr>
-                  <w:r>
-                    <w:t xml:space="preserve">Referencia a users (cliente)</w:t>
+                    <w:t xml:space="preserve">role</w:t>
+                  </w:r>
+                </w:p>
+              </w:tc>
+              <w:tc>
+                <w:tcPr/>
+                <w:p>
+                  <w:pPr>
+                    <w:pStyle w:val="Compact"/>
+                    <w:jc w:val="center"/>
+                  </w:pPr>
+                  <w:r>
+                    <w:t xml:space="preserve">ENUM</w:t>
+                  </w:r>
+                </w:p>
+              </w:tc>
+              <w:tc>
+                <w:tcPr/>
+                <w:p>
+                  <w:pPr>
+                    <w:pStyle w:val="Compact"/>
+                    <w:jc w:val="center"/>
+                  </w:pPr>
+                  <w:r>
+                    <w:t xml:space="preserve">customer, agent, supervisor, admin</w:t>
                   </w:r>
                 </w:p>
               </w:tc>
@@ -14715,31 +14593,31 @@
                     <w:jc w:val="center"/>
                   </w:pPr>
                   <w:r>
-                    <w:t xml:space="preserve">agent_id</w:t>
-                  </w:r>
-                </w:p>
-              </w:tc>
-              <w:tc>
-                <w:tcPr/>
-                <w:p>
-                  <w:pPr>
-                    <w:pStyle w:val="Compact"/>
-                    <w:jc w:val="center"/>
-                  </w:pPr>
-                  <w:r>
-                    <w:t xml:space="preserve">UUID FK NULLABLE</w:t>
-                  </w:r>
-                </w:p>
-              </w:tc>
-              <w:tc>
-                <w:tcPr/>
-                <w:p>
-                  <w:pPr>
-                    <w:pStyle w:val="Compact"/>
-                    <w:jc w:val="center"/>
-                  </w:pPr>
-                  <w:r>
-                    <w:t xml:space="preserve">Referencia a users (agente asignado)</w:t>
+                    <w:t xml:space="preserve">status</w:t>
+                  </w:r>
+                </w:p>
+              </w:tc>
+              <w:tc>
+                <w:tcPr/>
+                <w:p>
+                  <w:pPr>
+                    <w:pStyle w:val="Compact"/>
+                    <w:jc w:val="center"/>
+                  </w:pPr>
+                  <w:r>
+                    <w:t xml:space="preserve">ENUM</w:t>
+                  </w:r>
+                </w:p>
+              </w:tc>
+              <w:tc>
+                <w:tcPr/>
+                <w:p>
+                  <w:pPr>
+                    <w:pStyle w:val="Compact"/>
+                    <w:jc w:val="center"/>
+                  </w:pPr>
+                  <w:r>
+                    <w:t xml:space="preserve">active, inactive, suspended</w:t>
                   </w:r>
                 </w:p>
               </w:tc>
@@ -14753,31 +14631,31 @@
                     <w:jc w:val="center"/>
                   </w:pPr>
                   <w:r>
-                    <w:t xml:space="preserve">priority</w:t>
-                  </w:r>
-                </w:p>
-              </w:tc>
-              <w:tc>
-                <w:tcPr/>
-                <w:p>
-                  <w:pPr>
-                    <w:pStyle w:val="Compact"/>
-                    <w:jc w:val="center"/>
-                  </w:pPr>
-                  <w:r>
-                    <w:t xml:space="preserve">ENUM</w:t>
-                  </w:r>
-                </w:p>
-              </w:tc>
-              <w:tc>
-                <w:tcPr/>
-                <w:p>
-                  <w:pPr>
-                    <w:pStyle w:val="Compact"/>
-                    <w:jc w:val="center"/>
-                  </w:pPr>
-                  <w:r>
-                    <w:t xml:space="preserve">low, medium, high, urgent</w:t>
+                    <w:t xml:space="preserve">avatar_url</w:t>
+                  </w:r>
+                </w:p>
+              </w:tc>
+              <w:tc>
+                <w:tcPr/>
+                <w:p>
+                  <w:pPr>
+                    <w:pStyle w:val="Compact"/>
+                    <w:jc w:val="center"/>
+                  </w:pPr>
+                  <w:r>
+                    <w:t xml:space="preserve">TEXT</w:t>
+                  </w:r>
+                </w:p>
+              </w:tc>
+              <w:tc>
+                <w:tcPr/>
+                <w:p>
+                  <w:pPr>
+                    <w:pStyle w:val="Compact"/>
+                    <w:jc w:val="center"/>
+                  </w:pPr>
+                  <w:r>
+                    <w:t xml:space="preserve">URL del avatar (opcional)</w:t>
                   </w:r>
                 </w:p>
               </w:tc>
@@ -14791,31 +14669,31 @@
                     <w:jc w:val="center"/>
                   </w:pPr>
                   <w:r>
-                    <w:t xml:space="preserve">status</w:t>
-                  </w:r>
-                </w:p>
-              </w:tc>
-              <w:tc>
-                <w:tcPr/>
-                <w:p>
-                  <w:pPr>
-                    <w:pStyle w:val="Compact"/>
-                    <w:jc w:val="center"/>
-                  </w:pPr>
-                  <w:r>
-                    <w:t xml:space="preserve">ENUM</w:t>
-                  </w:r>
-                </w:p>
-              </w:tc>
-              <w:tc>
-                <w:tcPr/>
-                <w:p>
-                  <w:pPr>
-                    <w:pStyle w:val="Compact"/>
-                    <w:jc w:val="center"/>
-                  </w:pPr>
-                  <w:r>
-                    <w:t xml:space="preserve">open, in_progress, resolved, closed</w:t>
+                    <w:t xml:space="preserve">created_at</w:t>
+                  </w:r>
+                </w:p>
+              </w:tc>
+              <w:tc>
+                <w:tcPr/>
+                <w:p>
+                  <w:pPr>
+                    <w:pStyle w:val="Compact"/>
+                    <w:jc w:val="center"/>
+                  </w:pPr>
+                  <w:r>
+                    <w:t xml:space="preserve">TIMESTAMP</w:t>
+                  </w:r>
+                </w:p>
+              </w:tc>
+              <w:tc>
+                <w:tcPr/>
+                <w:p>
+                  <w:pPr>
+                    <w:pStyle w:val="Compact"/>
+                    <w:jc w:val="center"/>
+                  </w:pPr>
+                  <w:r>
+                    <w:t xml:space="preserve">Fecha de creación</w:t>
                   </w:r>
                 </w:p>
               </w:tc>
@@ -14829,83 +14707,7 @@
                     <w:jc w:val="center"/>
                   </w:pPr>
                   <w:r>
-                    <w:t xml:space="preserve">sla_deadline</w:t>
-                  </w:r>
-                </w:p>
-              </w:tc>
-              <w:tc>
-                <w:tcPr/>
-                <w:p>
-                  <w:pPr>
-                    <w:pStyle w:val="Compact"/>
-                    <w:jc w:val="center"/>
-                  </w:pPr>
-                  <w:r>
-                    <w:t xml:space="preserve">TIMESTAMP NULLABLE</w:t>
-                  </w:r>
-                </w:p>
-              </w:tc>
-              <w:tc>
-                <w:tcPr/>
-                <w:p>
-                  <w:pPr>
-                    <w:pStyle w:val="Compact"/>
-                    <w:jc w:val="center"/>
-                  </w:pPr>
-                  <w:r>
-                    <w:t xml:space="preserve">Fecha límite SLA</w:t>
-                  </w:r>
-                </w:p>
-              </w:tc>
-            </w:tr>
-            <w:tr>
-              <w:tc>
-                <w:tcPr/>
-                <w:p>
-                  <w:pPr>
-                    <w:pStyle w:val="Compact"/>
-                    <w:jc w:val="center"/>
-                  </w:pPr>
-                  <w:r>
-                    <w:t xml:space="preserve">satisfaccion</w:t>
-                  </w:r>
-                </w:p>
-              </w:tc>
-              <w:tc>
-                <w:tcPr/>
-                <w:p>
-                  <w:pPr>
-                    <w:pStyle w:val="Compact"/>
-                    <w:jc w:val="center"/>
-                  </w:pPr>
-                  <w:r>
-                    <w:t xml:space="preserve">INTEGER NULLABLE</w:t>
-                  </w:r>
-                </w:p>
-              </w:tc>
-              <w:tc>
-                <w:tcPr/>
-                <w:p>
-                  <w:pPr>
-                    <w:pStyle w:val="Compact"/>
-                    <w:jc w:val="center"/>
-                  </w:pPr>
-                  <w:r>
-                    <w:t xml:space="preserve">Calificación 1-5</w:t>
-                  </w:r>
-                </w:p>
-              </w:tc>
-            </w:tr>
-            <w:tr>
-              <w:tc>
-                <w:tcPr/>
-                <w:p>
-                  <w:pPr>
-                    <w:pStyle w:val="Compact"/>
-                    <w:jc w:val="center"/>
-                  </w:pPr>
-                  <w:r>
-                    <w:t xml:space="preserve">created_at</w:t>
+                    <w:t xml:space="preserve">updated_at</w:t>
                   </w:r>
                 </w:p>
               </w:tc>
@@ -14929,45 +14731,7 @@
                     <w:jc w:val="center"/>
                   </w:pPr>
                   <w:r>
-                    <w:t xml:space="preserve">Fecha de creación</w:t>
-                  </w:r>
-                </w:p>
-              </w:tc>
-            </w:tr>
-            <w:tr>
-              <w:tc>
-                <w:tcPr/>
-                <w:p>
-                  <w:pPr>
-                    <w:pStyle w:val="Compact"/>
-                    <w:jc w:val="center"/>
-                  </w:pPr>
-                  <w:r>
-                    <w:t xml:space="preserve">updated_at</w:t>
-                  </w:r>
-                </w:p>
-              </w:tc>
-              <w:tc>
-                <w:tcPr/>
-                <w:p>
-                  <w:pPr>
-                    <w:pStyle w:val="Compact"/>
-                    <w:jc w:val="center"/>
-                  </w:pPr>
-                  <w:r>
-                    <w:t xml:space="preserve">TIMESTAMP</w:t>
-                  </w:r>
-                </w:p>
-              </w:tc>
-              <w:tc>
-                <w:tcPr/>
-                <w:p>
-                  <w:pPr>
-                    <w:pStyle w:val="Compact"/>
-                    <w:jc w:val="center"/>
-                  </w:pPr>
-                  <w:r>
-                    <w:t xml:space="preserve">Última actualización</w:t>
+                    <w:t xml:space="preserve">Fecha de última actualización</w:t>
                   </w:r>
                 </w:p>
               </w:tc>
@@ -14982,17 +14746,35 @@
         <w:pStyle w:val="ImageCaption"/>
       </w:pPr>
       <w:r>
-        <w:t xml:space="preserve">Tabla 16: Estructura de la tabla tickets</w:t>
-      </w:r>
-    </w:p>
-    <w:bookmarkEnd w:id="100"/>
-    <w:bookmarkStart w:id="101" w:name="loc-76"/>
+        <w:t xml:space="preserve">Tabla 16: Estructura de la tabla users</w:t>
+      </w:r>
+    </w:p>
+    <w:p>
+      <w:pPr>
+        <w:pStyle w:val="BodyText"/>
+      </w:pPr>
+      <w:r>
+        <w:rPr>
+          <w:b/>
+          <w:bCs/>
+        </w:rPr>
+        <w:t xml:space="preserve">Datos iniciales (seed):</w:t>
+      </w:r>
+      <w:r>
+        <w:t xml:space="preserve"> </w:t>
+      </w:r>
+      <w:r>
+        <w:t xml:space="preserve">2 usuarios de prueba precargados (1 admin, 1 agente) para facilitar las demostraciones del sistema.</w:t>
+      </w:r>
+    </w:p>
+    <w:bookmarkEnd w:id="103"/>
+    <w:bookmarkStart w:id="104" w:name="loc-76"/>
     <w:p>
       <w:pPr>
         <w:pStyle w:val="Heading3"/>
       </w:pPr>
       <w:r>
-        <w:t xml:space="preserve">8.3.3 Tabla: comments</w:t>
+        <w:t xml:space="preserve">8.3.2 Tabla: tickets</w:t>
       </w:r>
     </w:p>
     <w:p>
@@ -15000,25 +14782,7 @@
         <w:pStyle w:val="FirstParagraph"/>
       </w:pPr>
       <w:r>
-        <w:t xml:space="preserve">Registra comentarios y notas asociadas a tickets.</w:t>
-      </w:r>
-    </w:p>
-    <w:bookmarkEnd w:id="101"/>
-    <w:bookmarkStart w:id="102" w:name="loc-77"/>
-    <w:p>
-      <w:pPr>
-        <w:pStyle w:val="Heading3"/>
-      </w:pPr>
-      <w:r>
-        <w:t xml:space="preserve">8.3.4 Tabla: knowledge_articles</w:t>
-      </w:r>
-    </w:p>
-    <w:p>
-      <w:pPr>
-        <w:pStyle w:val="FirstParagraph"/>
-      </w:pPr>
-      <w:r>
-        <w:t xml:space="preserve">Artículos de la base de conocimiento para auto-servicio. Los clientes pueden buscar y consultar artículos para resolver problemas sin crear tickets.</w:t>
+        <w:t xml:space="preserve">Tabla central del sistema. Representa una solicitud de soporte.</w:t>
       </w:r>
     </w:p>
     <w:tbl>
@@ -15128,7 +14892,7 @@
                     <w:jc w:val="center"/>
                   </w:pPr>
                   <w:r>
-                    <w:t xml:space="preserve">Identificador único del artículo</w:t>
+                    <w:t xml:space="preserve">Identificador único del ticket</w:t>
                   </w:r>
                 </w:p>
               </w:tc>
@@ -15166,7 +14930,7 @@
                     <w:jc w:val="center"/>
                   </w:pPr>
                   <w:r>
-                    <w:t xml:space="preserve">Título del artículo</w:t>
+                    <w:t xml:space="preserve">Título descriptivo del problema</w:t>
                   </w:r>
                 </w:p>
               </w:tc>
@@ -15180,7 +14944,7 @@
                     <w:jc w:val="center"/>
                   </w:pPr>
                   <w:r>
-                    <w:t xml:space="preserve">content</w:t>
+                    <w:t xml:space="preserve">description</w:t>
                   </w:r>
                 </w:p>
               </w:tc>
@@ -15204,7 +14968,7 @@
                     <w:jc w:val="center"/>
                   </w:pPr>
                   <w:r>
-                    <w:t xml:space="preserve">Contenido completo del artículo</w:t>
+                    <w:t xml:space="preserve">Descripción detallada</w:t>
                   </w:r>
                 </w:p>
               </w:tc>
@@ -15256,31 +15020,31 @@
                     <w:jc w:val="center"/>
                   </w:pPr>
                   <w:r>
-                    <w:t xml:space="preserve">author_id</w:t>
-                  </w:r>
-                </w:p>
-              </w:tc>
-              <w:tc>
-                <w:tcPr/>
-                <w:p>
-                  <w:pPr>
-                    <w:pStyle w:val="Compact"/>
-                    <w:jc w:val="center"/>
-                  </w:pPr>
-                  <w:r>
-                    <w:t xml:space="preserve">UUID FK NULLABLE</w:t>
-                  </w:r>
-                </w:p>
-              </w:tc>
-              <w:tc>
-                <w:tcPr/>
-                <w:p>
-                  <w:pPr>
-                    <w:pStyle w:val="Compact"/>
-                    <w:jc w:val="center"/>
-                  </w:pPr>
-                  <w:r>
-                    <w:t xml:space="preserve">Referencia a users (autor del artículo)</w:t>
+                    <w:t xml:space="preserve">client_id</w:t>
+                  </w:r>
+                </w:p>
+              </w:tc>
+              <w:tc>
+                <w:tcPr/>
+                <w:p>
+                  <w:pPr>
+                    <w:pStyle w:val="Compact"/>
+                    <w:jc w:val="center"/>
+                  </w:pPr>
+                  <w:r>
+                    <w:t xml:space="preserve">UUID FK</w:t>
+                  </w:r>
+                </w:p>
+              </w:tc>
+              <w:tc>
+                <w:tcPr/>
+                <w:p>
+                  <w:pPr>
+                    <w:pStyle w:val="Compact"/>
+                    <w:jc w:val="center"/>
+                  </w:pPr>
+                  <w:r>
+                    <w:t xml:space="preserve">Referencia a users (cliente)</w:t>
                   </w:r>
                 </w:p>
               </w:tc>
@@ -15294,31 +15058,31 @@
                     <w:jc w:val="center"/>
                   </w:pPr>
                   <w:r>
-                    <w:t xml:space="preserve">slug</w:t>
-                  </w:r>
-                </w:p>
-              </w:tc>
-              <w:tc>
-                <w:tcPr/>
-                <w:p>
-                  <w:pPr>
-                    <w:pStyle w:val="Compact"/>
-                    <w:jc w:val="center"/>
-                  </w:pPr>
-                  <w:r>
-                    <w:t xml:space="preserve">VARCHAR UNIQUE</w:t>
-                  </w:r>
-                </w:p>
-              </w:tc>
-              <w:tc>
-                <w:tcPr/>
-                <w:p>
-                  <w:pPr>
-                    <w:pStyle w:val="Compact"/>
-                    <w:jc w:val="center"/>
-                  </w:pPr>
-                  <w:r>
-                    <w:t xml:space="preserve">Slug para URLs amigables</w:t>
+                    <w:t xml:space="preserve">agent_id</w:t>
+                  </w:r>
+                </w:p>
+              </w:tc>
+              <w:tc>
+                <w:tcPr/>
+                <w:p>
+                  <w:pPr>
+                    <w:pStyle w:val="Compact"/>
+                    <w:jc w:val="center"/>
+                  </w:pPr>
+                  <w:r>
+                    <w:t xml:space="preserve">UUID FK NULLABLE</w:t>
+                  </w:r>
+                </w:p>
+              </w:tc>
+              <w:tc>
+                <w:tcPr/>
+                <w:p>
+                  <w:pPr>
+                    <w:pStyle w:val="Compact"/>
+                    <w:jc w:val="center"/>
+                  </w:pPr>
+                  <w:r>
+                    <w:t xml:space="preserve">Referencia a users (agente asignado)</w:t>
                   </w:r>
                 </w:p>
               </w:tc>
@@ -15332,31 +15096,145 @@
                     <w:jc w:val="center"/>
                   </w:pPr>
                   <w:r>
-                    <w:t xml:space="preserve">views</w:t>
-                  </w:r>
-                </w:p>
-              </w:tc>
-              <w:tc>
-                <w:tcPr/>
-                <w:p>
-                  <w:pPr>
-                    <w:pStyle w:val="Compact"/>
-                    <w:jc w:val="center"/>
-                  </w:pPr>
-                  <w:r>
-                    <w:t xml:space="preserve">INTEGER DEFAULT 0</w:t>
-                  </w:r>
-                </w:p>
-              </w:tc>
-              <w:tc>
-                <w:tcPr/>
-                <w:p>
-                  <w:pPr>
-                    <w:pStyle w:val="Compact"/>
-                    <w:jc w:val="center"/>
-                  </w:pPr>
-                  <w:r>
-                    <w:t xml:space="preserve">Contador de vistas del artículo</w:t>
+                    <w:t xml:space="preserve">priority</w:t>
+                  </w:r>
+                </w:p>
+              </w:tc>
+              <w:tc>
+                <w:tcPr/>
+                <w:p>
+                  <w:pPr>
+                    <w:pStyle w:val="Compact"/>
+                    <w:jc w:val="center"/>
+                  </w:pPr>
+                  <w:r>
+                    <w:t xml:space="preserve">ENUM</w:t>
+                  </w:r>
+                </w:p>
+              </w:tc>
+              <w:tc>
+                <w:tcPr/>
+                <w:p>
+                  <w:pPr>
+                    <w:pStyle w:val="Compact"/>
+                    <w:jc w:val="center"/>
+                  </w:pPr>
+                  <w:r>
+                    <w:t xml:space="preserve">low, medium, high, urgent</w:t>
+                  </w:r>
+                </w:p>
+              </w:tc>
+            </w:tr>
+            <w:tr>
+              <w:tc>
+                <w:tcPr/>
+                <w:p>
+                  <w:pPr>
+                    <w:pStyle w:val="Compact"/>
+                    <w:jc w:val="center"/>
+                  </w:pPr>
+                  <w:r>
+                    <w:t xml:space="preserve">status</w:t>
+                  </w:r>
+                </w:p>
+              </w:tc>
+              <w:tc>
+                <w:tcPr/>
+                <w:p>
+                  <w:pPr>
+                    <w:pStyle w:val="Compact"/>
+                    <w:jc w:val="center"/>
+                  </w:pPr>
+                  <w:r>
+                    <w:t xml:space="preserve">ENUM</w:t>
+                  </w:r>
+                </w:p>
+              </w:tc>
+              <w:tc>
+                <w:tcPr/>
+                <w:p>
+                  <w:pPr>
+                    <w:pStyle w:val="Compact"/>
+                    <w:jc w:val="center"/>
+                  </w:pPr>
+                  <w:r>
+                    <w:t xml:space="preserve">open, in_progress, resolved, closed</w:t>
+                  </w:r>
+                </w:p>
+              </w:tc>
+            </w:tr>
+            <w:tr>
+              <w:tc>
+                <w:tcPr/>
+                <w:p>
+                  <w:pPr>
+                    <w:pStyle w:val="Compact"/>
+                    <w:jc w:val="center"/>
+                  </w:pPr>
+                  <w:r>
+                    <w:t xml:space="preserve">sla_deadline</w:t>
+                  </w:r>
+                </w:p>
+              </w:tc>
+              <w:tc>
+                <w:tcPr/>
+                <w:p>
+                  <w:pPr>
+                    <w:pStyle w:val="Compact"/>
+                    <w:jc w:val="center"/>
+                  </w:pPr>
+                  <w:r>
+                    <w:t xml:space="preserve">TIMESTAMP NULLABLE</w:t>
+                  </w:r>
+                </w:p>
+              </w:tc>
+              <w:tc>
+                <w:tcPr/>
+                <w:p>
+                  <w:pPr>
+                    <w:pStyle w:val="Compact"/>
+                    <w:jc w:val="center"/>
+                  </w:pPr>
+                  <w:r>
+                    <w:t xml:space="preserve">Fecha límite SLA</w:t>
+                  </w:r>
+                </w:p>
+              </w:tc>
+            </w:tr>
+            <w:tr>
+              <w:tc>
+                <w:tcPr/>
+                <w:p>
+                  <w:pPr>
+                    <w:pStyle w:val="Compact"/>
+                    <w:jc w:val="center"/>
+                  </w:pPr>
+                  <w:r>
+                    <w:t xml:space="preserve">satisfaccion</w:t>
+                  </w:r>
+                </w:p>
+              </w:tc>
+              <w:tc>
+                <w:tcPr/>
+                <w:p>
+                  <w:pPr>
+                    <w:pStyle w:val="Compact"/>
+                    <w:jc w:val="center"/>
+                  </w:pPr>
+                  <w:r>
+                    <w:t xml:space="preserve">INTEGER NULLABLE</w:t>
+                  </w:r>
+                </w:p>
+              </w:tc>
+              <w:tc>
+                <w:tcPr/>
+                <w:p>
+                  <w:pPr>
+                    <w:pStyle w:val="Compact"/>
+                    <w:jc w:val="center"/>
+                  </w:pPr>
+                  <w:r>
+                    <w:t xml:space="preserve">Calificación 1-5</w:t>
                   </w:r>
                 </w:p>
               </w:tc>
@@ -15447,7 +15325,472 @@
         <w:pStyle w:val="ImageCaption"/>
       </w:pPr>
       <w:r>
-        <w:t xml:space="preserve">Tabla 17: Estructura de la tabla knowledge_articles</w:t>
+        <w:t xml:space="preserve">Tabla 17: Estructura de la tabla tickets</w:t>
+      </w:r>
+    </w:p>
+    <w:bookmarkEnd w:id="104"/>
+    <w:bookmarkStart w:id="105" w:name="loc-77"/>
+    <w:p>
+      <w:pPr>
+        <w:pStyle w:val="Heading3"/>
+      </w:pPr>
+      <w:r>
+        <w:t xml:space="preserve">8.3.3 Tabla: comments</w:t>
+      </w:r>
+    </w:p>
+    <w:p>
+      <w:pPr>
+        <w:pStyle w:val="FirstParagraph"/>
+      </w:pPr>
+      <w:r>
+        <w:t xml:space="preserve">Registra comentarios y notas asociadas a tickets.</w:t>
+      </w:r>
+    </w:p>
+    <w:bookmarkEnd w:id="105"/>
+    <w:bookmarkStart w:id="106" w:name="loc-78"/>
+    <w:p>
+      <w:pPr>
+        <w:pStyle w:val="Heading3"/>
+      </w:pPr>
+      <w:r>
+        <w:t xml:space="preserve">8.3.4 Tabla: knowledge_articles</w:t>
+      </w:r>
+    </w:p>
+    <w:p>
+      <w:pPr>
+        <w:pStyle w:val="FirstParagraph"/>
+      </w:pPr>
+      <w:r>
+        <w:t xml:space="preserve">Artículos de la base de conocimiento para auto-servicio. Los clientes pueden buscar y consultar artículos para resolver problemas sin crear tickets.</w:t>
+      </w:r>
+    </w:p>
+    <w:tbl>
+      <w:tblPr>
+        <w:tblStyle w:val="FigureTable"/>
+        <w:tblW w:type="auto" w:w="0"/>
+        <w:jc w:val="center"/>
+        <w:tblLook w:firstRow="0" w:lastRow="0" w:firstColumn="0" w:lastColumn="0"/>
+      </w:tblPr>
+      <w:tblGrid>
+        <w:gridCol w:w="7920"/>
+      </w:tblGrid>
+      <w:tr>
+        <w:tc>
+          <w:tcPr/>
+          <w:tbl>
+            <w:tblPr>
+              <w:tblStyle w:val="Table"/>
+              <w:tblW w:type="auto" w:w="0"/>
+              <w:tblLook w:firstRow="0" w:lastRow="0" w:firstColumn="0" w:lastColumn="0" w:noHBand="0" w:noVBand="0" w:val="0000"/>
+            </w:tblPr>
+            <w:tblGrid>
+              <w:gridCol w:w="2640"/>
+              <w:gridCol w:w="2640"/>
+              <w:gridCol w:w="2640"/>
+            </w:tblGrid>
+            <w:tr>
+              <w:tc>
+                <w:tcPr/>
+                <w:p>
+                  <w:pPr>
+                    <w:pStyle w:val="Compact"/>
+                    <w:jc w:val="center"/>
+                  </w:pPr>
+                  <w:r>
+                    <w:rPr>
+                      <w:b/>
+                      <w:bCs/>
+                    </w:rPr>
+                    <w:t xml:space="preserve">Columna</w:t>
+                  </w:r>
+                </w:p>
+              </w:tc>
+              <w:tc>
+                <w:tcPr/>
+                <w:p>
+                  <w:pPr>
+                    <w:pStyle w:val="Compact"/>
+                    <w:jc w:val="center"/>
+                  </w:pPr>
+                  <w:r>
+                    <w:rPr>
+                      <w:b/>
+                      <w:bCs/>
+                    </w:rPr>
+                    <w:t xml:space="preserve">Tipo</w:t>
+                  </w:r>
+                </w:p>
+              </w:tc>
+              <w:tc>
+                <w:tcPr/>
+                <w:p>
+                  <w:pPr>
+                    <w:pStyle w:val="Compact"/>
+                    <w:jc w:val="center"/>
+                  </w:pPr>
+                  <w:r>
+                    <w:rPr>
+                      <w:b/>
+                      <w:bCs/>
+                    </w:rPr>
+                    <w:t xml:space="preserve">Descripción</w:t>
+                  </w:r>
+                </w:p>
+              </w:tc>
+            </w:tr>
+            <w:tr>
+              <w:tc>
+                <w:tcPr/>
+                <w:p>
+                  <w:pPr>
+                    <w:pStyle w:val="Compact"/>
+                    <w:jc w:val="center"/>
+                  </w:pPr>
+                  <w:r>
+                    <w:t xml:space="preserve">id</w:t>
+                  </w:r>
+                </w:p>
+              </w:tc>
+              <w:tc>
+                <w:tcPr/>
+                <w:p>
+                  <w:pPr>
+                    <w:pStyle w:val="Compact"/>
+                    <w:jc w:val="center"/>
+                  </w:pPr>
+                  <w:r>
+                    <w:t xml:space="preserve">UUID PK</w:t>
+                  </w:r>
+                </w:p>
+              </w:tc>
+              <w:tc>
+                <w:tcPr/>
+                <w:p>
+                  <w:pPr>
+                    <w:pStyle w:val="Compact"/>
+                    <w:jc w:val="center"/>
+                  </w:pPr>
+                  <w:r>
+                    <w:t xml:space="preserve">Identificador único del artículo</w:t>
+                  </w:r>
+                </w:p>
+              </w:tc>
+            </w:tr>
+            <w:tr>
+              <w:tc>
+                <w:tcPr/>
+                <w:p>
+                  <w:pPr>
+                    <w:pStyle w:val="Compact"/>
+                    <w:jc w:val="center"/>
+                  </w:pPr>
+                  <w:r>
+                    <w:t xml:space="preserve">title</w:t>
+                  </w:r>
+                </w:p>
+              </w:tc>
+              <w:tc>
+                <w:tcPr/>
+                <w:p>
+                  <w:pPr>
+                    <w:pStyle w:val="Compact"/>
+                    <w:jc w:val="center"/>
+                  </w:pPr>
+                  <w:r>
+                    <w:t xml:space="preserve">VARCHAR(255)</w:t>
+                  </w:r>
+                </w:p>
+              </w:tc>
+              <w:tc>
+                <w:tcPr/>
+                <w:p>
+                  <w:pPr>
+                    <w:pStyle w:val="Compact"/>
+                    <w:jc w:val="center"/>
+                  </w:pPr>
+                  <w:r>
+                    <w:t xml:space="preserve">Título del artículo</w:t>
+                  </w:r>
+                </w:p>
+              </w:tc>
+            </w:tr>
+            <w:tr>
+              <w:tc>
+                <w:tcPr/>
+                <w:p>
+                  <w:pPr>
+                    <w:pStyle w:val="Compact"/>
+                    <w:jc w:val="center"/>
+                  </w:pPr>
+                  <w:r>
+                    <w:t xml:space="preserve">content</w:t>
+                  </w:r>
+                </w:p>
+              </w:tc>
+              <w:tc>
+                <w:tcPr/>
+                <w:p>
+                  <w:pPr>
+                    <w:pStyle w:val="Compact"/>
+                    <w:jc w:val="center"/>
+                  </w:pPr>
+                  <w:r>
+                    <w:t xml:space="preserve">TEXT</w:t>
+                  </w:r>
+                </w:p>
+              </w:tc>
+              <w:tc>
+                <w:tcPr/>
+                <w:p>
+                  <w:pPr>
+                    <w:pStyle w:val="Compact"/>
+                    <w:jc w:val="center"/>
+                  </w:pPr>
+                  <w:r>
+                    <w:t xml:space="preserve">Contenido completo del artículo</w:t>
+                  </w:r>
+                </w:p>
+              </w:tc>
+            </w:tr>
+            <w:tr>
+              <w:tc>
+                <w:tcPr/>
+                <w:p>
+                  <w:pPr>
+                    <w:pStyle w:val="Compact"/>
+                    <w:jc w:val="center"/>
+                  </w:pPr>
+                  <w:r>
+                    <w:t xml:space="preserve">category_id</w:t>
+                  </w:r>
+                </w:p>
+              </w:tc>
+              <w:tc>
+                <w:tcPr/>
+                <w:p>
+                  <w:pPr>
+                    <w:pStyle w:val="Compact"/>
+                    <w:jc w:val="center"/>
+                  </w:pPr>
+                  <w:r>
+                    <w:t xml:space="preserve">UUID FK</w:t>
+                  </w:r>
+                </w:p>
+              </w:tc>
+              <w:tc>
+                <w:tcPr/>
+                <w:p>
+                  <w:pPr>
+                    <w:pStyle w:val="Compact"/>
+                    <w:jc w:val="center"/>
+                  </w:pPr>
+                  <w:r>
+                    <w:t xml:space="preserve">Referencia a categories</w:t>
+                  </w:r>
+                </w:p>
+              </w:tc>
+            </w:tr>
+            <w:tr>
+              <w:tc>
+                <w:tcPr/>
+                <w:p>
+                  <w:pPr>
+                    <w:pStyle w:val="Compact"/>
+                    <w:jc w:val="center"/>
+                  </w:pPr>
+                  <w:r>
+                    <w:t xml:space="preserve">author_id</w:t>
+                  </w:r>
+                </w:p>
+              </w:tc>
+              <w:tc>
+                <w:tcPr/>
+                <w:p>
+                  <w:pPr>
+                    <w:pStyle w:val="Compact"/>
+                    <w:jc w:val="center"/>
+                  </w:pPr>
+                  <w:r>
+                    <w:t xml:space="preserve">UUID FK NULLABLE</w:t>
+                  </w:r>
+                </w:p>
+              </w:tc>
+              <w:tc>
+                <w:tcPr/>
+                <w:p>
+                  <w:pPr>
+                    <w:pStyle w:val="Compact"/>
+                    <w:jc w:val="center"/>
+                  </w:pPr>
+                  <w:r>
+                    <w:t xml:space="preserve">Referencia a users (autor del artículo)</w:t>
+                  </w:r>
+                </w:p>
+              </w:tc>
+            </w:tr>
+            <w:tr>
+              <w:tc>
+                <w:tcPr/>
+                <w:p>
+                  <w:pPr>
+                    <w:pStyle w:val="Compact"/>
+                    <w:jc w:val="center"/>
+                  </w:pPr>
+                  <w:r>
+                    <w:t xml:space="preserve">slug</w:t>
+                  </w:r>
+                </w:p>
+              </w:tc>
+              <w:tc>
+                <w:tcPr/>
+                <w:p>
+                  <w:pPr>
+                    <w:pStyle w:val="Compact"/>
+                    <w:jc w:val="center"/>
+                  </w:pPr>
+                  <w:r>
+                    <w:t xml:space="preserve">VARCHAR UNIQUE</w:t>
+                  </w:r>
+                </w:p>
+              </w:tc>
+              <w:tc>
+                <w:tcPr/>
+                <w:p>
+                  <w:pPr>
+                    <w:pStyle w:val="Compact"/>
+                    <w:jc w:val="center"/>
+                  </w:pPr>
+                  <w:r>
+                    <w:t xml:space="preserve">Slug para URLs amigables</w:t>
+                  </w:r>
+                </w:p>
+              </w:tc>
+            </w:tr>
+            <w:tr>
+              <w:tc>
+                <w:tcPr/>
+                <w:p>
+                  <w:pPr>
+                    <w:pStyle w:val="Compact"/>
+                    <w:jc w:val="center"/>
+                  </w:pPr>
+                  <w:r>
+                    <w:t xml:space="preserve">views</w:t>
+                  </w:r>
+                </w:p>
+              </w:tc>
+              <w:tc>
+                <w:tcPr/>
+                <w:p>
+                  <w:pPr>
+                    <w:pStyle w:val="Compact"/>
+                    <w:jc w:val="center"/>
+                  </w:pPr>
+                  <w:r>
+                    <w:t xml:space="preserve">INTEGER DEFAULT 0</w:t>
+                  </w:r>
+                </w:p>
+              </w:tc>
+              <w:tc>
+                <w:tcPr/>
+                <w:p>
+                  <w:pPr>
+                    <w:pStyle w:val="Compact"/>
+                    <w:jc w:val="center"/>
+                  </w:pPr>
+                  <w:r>
+                    <w:t xml:space="preserve">Contador de vistas del artículo</w:t>
+                  </w:r>
+                </w:p>
+              </w:tc>
+            </w:tr>
+            <w:tr>
+              <w:tc>
+                <w:tcPr/>
+                <w:p>
+                  <w:pPr>
+                    <w:pStyle w:val="Compact"/>
+                    <w:jc w:val="center"/>
+                  </w:pPr>
+                  <w:r>
+                    <w:t xml:space="preserve">created_at</w:t>
+                  </w:r>
+                </w:p>
+              </w:tc>
+              <w:tc>
+                <w:tcPr/>
+                <w:p>
+                  <w:pPr>
+                    <w:pStyle w:val="Compact"/>
+                    <w:jc w:val="center"/>
+                  </w:pPr>
+                  <w:r>
+                    <w:t xml:space="preserve">TIMESTAMP</w:t>
+                  </w:r>
+                </w:p>
+              </w:tc>
+              <w:tc>
+                <w:tcPr/>
+                <w:p>
+                  <w:pPr>
+                    <w:pStyle w:val="Compact"/>
+                    <w:jc w:val="center"/>
+                  </w:pPr>
+                  <w:r>
+                    <w:t xml:space="preserve">Fecha de creación</w:t>
+                  </w:r>
+                </w:p>
+              </w:tc>
+            </w:tr>
+            <w:tr>
+              <w:tc>
+                <w:tcPr/>
+                <w:p>
+                  <w:pPr>
+                    <w:pStyle w:val="Compact"/>
+                    <w:jc w:val="center"/>
+                  </w:pPr>
+                  <w:r>
+                    <w:t xml:space="preserve">updated_at</w:t>
+                  </w:r>
+                </w:p>
+              </w:tc>
+              <w:tc>
+                <w:tcPr/>
+                <w:p>
+                  <w:pPr>
+                    <w:pStyle w:val="Compact"/>
+                    <w:jc w:val="center"/>
+                  </w:pPr>
+                  <w:r>
+                    <w:t xml:space="preserve">TIMESTAMP</w:t>
+                  </w:r>
+                </w:p>
+              </w:tc>
+              <w:tc>
+                <w:tcPr/>
+                <w:p>
+                  <w:pPr>
+                    <w:pStyle w:val="Compact"/>
+                    <w:jc w:val="center"/>
+                  </w:pPr>
+                  <w:r>
+                    <w:t xml:space="preserve">Última actualización</w:t>
+                  </w:r>
+                </w:p>
+              </w:tc>
+            </w:tr>
+          </w:tbl>
+          <w:p/>
+        </w:tc>
+      </w:tr>
+    </w:tbl>
+    <w:p>
+      <w:pPr>
+        <w:pStyle w:val="ImageCaption"/>
+      </w:pPr>
+      <w:r>
+        <w:t xml:space="preserve">Tabla 18: Estructura de la tabla knowledge_articles</w:t>
       </w:r>
     </w:p>
     <w:p>
@@ -15468,8 +15811,8 @@
         <w:t xml:space="preserve">8 artículos precargados cubriendo las consultas más frecuentes de telecomunicaciones (reiniciar modem, cambiar clave WiFi, consultar saldo, pagar factura, problemas de fibra, etc.).</w:t>
       </w:r>
     </w:p>
-    <w:bookmarkEnd w:id="102"/>
-    <w:bookmarkStart w:id="103" w:name="loc-78"/>
+    <w:bookmarkEnd w:id="106"/>
+    <w:bookmarkStart w:id="107" w:name="loc-79"/>
     <w:p>
       <w:pPr>
         <w:pStyle w:val="Heading3"/>
@@ -15486,8 +15829,8 @@
         <w:t xml:space="preserve">Sesiones y mensajes del chat en vivo.</w:t>
       </w:r>
     </w:p>
-    <w:bookmarkEnd w:id="103"/>
-    <w:bookmarkStart w:id="104" w:name="loc-79"/>
+    <w:bookmarkEnd w:id="107"/>
+    <w:bookmarkStart w:id="108" w:name="loc-80"/>
     <w:p>
       <w:pPr>
         <w:pStyle w:val="Heading3"/>
@@ -15504,9 +15847,9 @@
         <w:t xml:space="preserve">Notificaciones enviadas a los usuarios.</w:t>
       </w:r>
     </w:p>
-    <w:bookmarkEnd w:id="104"/>
-    <w:bookmarkEnd w:id="105"/>
-    <w:bookmarkStart w:id="106" w:name="loc-80"/>
+    <w:bookmarkEnd w:id="108"/>
+    <w:bookmarkEnd w:id="109"/>
+    <w:bookmarkStart w:id="110" w:name="loc-81"/>
     <w:p>
       <w:pPr>
         <w:pStyle w:val="Heading2"/>
@@ -15764,11 +16107,11 @@
         <w:pStyle w:val="ImageCaption"/>
       </w:pPr>
       <w:r>
-        <w:t xml:space="preserve">Tabla 18: Políticas RLS por tabla</w:t>
-      </w:r>
-    </w:p>
-    <w:bookmarkEnd w:id="106"/>
-    <w:bookmarkStart w:id="107" w:name="loc-81"/>
+        <w:t xml:space="preserve">Tabla 19: Políticas RLS por tabla</w:t>
+      </w:r>
+    </w:p>
+    <w:bookmarkEnd w:id="110"/>
+    <w:bookmarkStart w:id="111" w:name="loc-82"/>
     <w:p>
       <w:pPr>
         <w:pStyle w:val="Heading2"/>
@@ -15923,9 +16266,9 @@
         <w:t xml:space="preserve">CREATE INDEX idx_notifications_unread ON notifications(user_id, read);</w:t>
       </w:r>
     </w:p>
-    <w:bookmarkEnd w:id="107"/>
-    <w:bookmarkEnd w:id="108"/>
-    <w:bookmarkStart w:id="122" w:name="loc-82"/>
+    <w:bookmarkEnd w:id="111"/>
+    <w:bookmarkEnd w:id="112"/>
+    <w:bookmarkStart w:id="126" w:name="loc-83"/>
     <w:p>
       <w:pPr>
         <w:pStyle w:val="Heading1"/>
@@ -15934,7 +16277,7 @@
         <w:t xml:space="preserve">9 Arquitectura de Automatizaciones</w:t>
       </w:r>
     </w:p>
-    <w:bookmarkStart w:id="109" w:name="loc-83"/>
+    <w:bookmarkStart w:id="113" w:name="loc-84"/>
     <w:p>
       <w:pPr>
         <w:pStyle w:val="Heading2"/>
@@ -16082,11 +16425,11 @@
         <w:pStyle w:val="ImageCaption"/>
       </w:pPr>
       <w:r>
-        <w:t xml:space="preserve">Figura 10: Arquitectura de automatizaciones: n8n + Supabase nativo</w:t>
-      </w:r>
-    </w:p>
-    <w:bookmarkEnd w:id="109"/>
-    <w:bookmarkStart w:id="113" w:name="loc-84"/>
+        <w:t xml:space="preserve">Figura 11: Arquitectura de automatizaciones: n8n + Supabase nativo</w:t>
+      </w:r>
+    </w:p>
+    <w:bookmarkEnd w:id="113"/>
+    <w:bookmarkStart w:id="117" w:name="loc-85"/>
     <w:p>
       <w:pPr>
         <w:pStyle w:val="Heading2"/>
@@ -16441,7 +16784,7 @@
         <w:pStyle w:val="ImageCaption"/>
       </w:pPr>
       <w:r>
-        <w:t xml:space="preserve">Tabla 19: Flujo del chatbot Nivel 1 con Google Gemini</w:t>
+        <w:t xml:space="preserve">Tabla 20: Flujo del chatbot Nivel 1 con Google Gemini</w:t>
       </w:r>
     </w:p>
     <w:p>
@@ -16453,18 +16796,18 @@
           <wp:inline>
             <wp:extent cx="5334000" cy="2922011"/>
             <wp:effectExtent b="0" l="0" r="0" t="0"/>
-            <wp:docPr descr="" title="" id="111" name="Picture"/>
+            <wp:docPr descr="" title="" id="115" name="Picture"/>
             <a:graphic>
               <a:graphicData uri="http://schemas.openxmlformats.org/drawingml/2006/picture">
                 <pic:pic>
                   <pic:nvPicPr>
-                    <pic:cNvPr descr="/tmp/tmpdmlzwcce/img-6.png" id="112" name="Picture"/>
+                    <pic:cNvPr descr="/tmp/tmphepeqnm_/img-7.png" id="116" name="Picture"/>
                     <pic:cNvPicPr>
                       <a:picLocks noChangeArrowheads="1" noChangeAspect="1"/>
                     </pic:cNvPicPr>
                   </pic:nvPicPr>
                   <pic:blipFill>
-                    <a:blip r:embed="rId110"/>
+                    <a:blip r:embed="rId114"/>
                     <a:stretch>
                       <a:fillRect/>
                     </a:stretch>
@@ -16752,7 +17095,7 @@
         <w:pStyle w:val="ImageCaption"/>
       </w:pPr>
       <w:r>
-        <w:t xml:space="preserve">Tabla 20: Intenciones del chatbot</w:t>
+        <w:t xml:space="preserve">Tabla 21: Intenciones del chatbot</w:t>
       </w:r>
     </w:p>
     <w:p>
@@ -16912,11 +17255,11 @@
         <w:pStyle w:val="ImageCaption"/>
       </w:pPr>
       <w:r>
-        <w:t xml:space="preserve">Tabla 21: Acciones del chatbot</w:t>
-      </w:r>
-    </w:p>
-    <w:bookmarkEnd w:id="113"/>
-    <w:bookmarkStart w:id="117" w:name="loc-85"/>
+        <w:t xml:space="preserve">Tabla 22: Acciones del chatbot</w:t>
+      </w:r>
+    </w:p>
+    <w:bookmarkEnd w:id="117"/>
+    <w:bookmarkStart w:id="121" w:name="loc-86"/>
     <w:p>
       <w:pPr>
         <w:pStyle w:val="Heading2"/>
@@ -16933,7 +17276,7 @@
         <w:t xml:space="preserve">Las tres automatizaciones de soporte se implementan directamente en la base de datos, garantizando que sean funcionales sin depender de n8n.</w:t>
       </w:r>
     </w:p>
-    <w:bookmarkStart w:id="114" w:name="loc-86"/>
+    <w:bookmarkStart w:id="118" w:name="loc-87"/>
     <w:p>
       <w:pPr>
         <w:pStyle w:val="Heading3"/>
@@ -17237,7 +17580,7 @@
         <w:pStyle w:val="ImageCaption"/>
       </w:pPr>
       <w:r>
-        <w:t xml:space="preserve">Tabla 22: Auto-asignación nativa</w:t>
+        <w:t xml:space="preserve">Tabla 23: Auto-asignación nativa</w:t>
       </w:r>
     </w:p>
     <w:p>
@@ -17512,8 +17855,8 @@
         <w:t xml:space="preserve">$$ LANGUAGE plpgsql SECURITY DEFINER;</w:t>
       </w:r>
     </w:p>
-    <w:bookmarkEnd w:id="114"/>
-    <w:bookmarkStart w:id="115" w:name="loc-87"/>
+    <w:bookmarkEnd w:id="118"/>
+    <w:bookmarkStart w:id="119" w:name="loc-88"/>
     <w:p>
       <w:pPr>
         <w:pStyle w:val="Heading3"/>
@@ -17796,7 +18139,7 @@
         <w:pStyle w:val="ImageCaption"/>
       </w:pPr>
       <w:r>
-        <w:t xml:space="preserve">Tabla 23: Notificación in-app nativa</w:t>
+        <w:t xml:space="preserve">Tabla 24: Notificación in-app nativa</w:t>
       </w:r>
     </w:p>
     <w:p>
@@ -17936,8 +18279,8 @@
         <w:t xml:space="preserve">$$ LANGUAGE plpgsql SECURITY DEFINER;</w:t>
       </w:r>
     </w:p>
-    <w:bookmarkEnd w:id="115"/>
-    <w:bookmarkStart w:id="116" w:name="loc-88"/>
+    <w:bookmarkEnd w:id="119"/>
+    <w:bookmarkStart w:id="120" w:name="loc-89"/>
     <w:p>
       <w:pPr>
         <w:pStyle w:val="Heading3"/>
@@ -18229,7 +18572,7 @@
         <w:pStyle w:val="ImageCaption"/>
       </w:pPr>
       <w:r>
-        <w:t xml:space="preserve">Tabla 24: Escalamiento SLA nativo</w:t>
+        <w:t xml:space="preserve">Tabla 25: Escalamiento SLA nativo</w:t>
       </w:r>
     </w:p>
     <w:p>
@@ -18453,9 +18796,9 @@
         <w:t xml:space="preserve">  $$SELECT public.escalate_overdue_tickets()$$);</w:t>
       </w:r>
     </w:p>
-    <w:bookmarkEnd w:id="116"/>
-    <w:bookmarkEnd w:id="117"/>
-    <w:bookmarkStart w:id="120" w:name="loc-89"/>
+    <w:bookmarkEnd w:id="120"/>
+    <w:bookmarkEnd w:id="121"/>
+    <w:bookmarkStart w:id="124" w:name="loc-90"/>
     <w:p>
       <w:pPr>
         <w:pStyle w:val="Heading2"/>
@@ -18464,7 +18807,7 @@
         <w:t xml:space="preserve">9.4 Configuración Requerida</w:t>
       </w:r>
     </w:p>
-    <w:bookmarkStart w:id="118" w:name="loc-90"/>
+    <w:bookmarkStart w:id="122" w:name="loc-91"/>
     <w:p>
       <w:pPr>
         <w:pStyle w:val="Heading3"/>
@@ -18683,11 +19026,11 @@
         <w:pStyle w:val="ImageCaption"/>
       </w:pPr>
       <w:r>
-        <w:t xml:space="preserve">Tabla 25: Configuración de n8n</w:t>
-      </w:r>
-    </w:p>
-    <w:bookmarkEnd w:id="118"/>
-    <w:bookmarkStart w:id="119" w:name="loc-91"/>
+        <w:t xml:space="preserve">Tabla 26: Configuración de n8n</w:t>
+      </w:r>
+    </w:p>
+    <w:bookmarkEnd w:id="122"/>
+    <w:bookmarkStart w:id="123" w:name="loc-92"/>
     <w:p>
       <w:pPr>
         <w:pStyle w:val="Heading3"/>
@@ -18877,12 +19220,12 @@
         <w:pStyle w:val="ImageCaption"/>
       </w:pPr>
       <w:r>
-        <w:t xml:space="preserve">Tabla 26: Configuración de Supabase</w:t>
-      </w:r>
-    </w:p>
-    <w:bookmarkEnd w:id="119"/>
-    <w:bookmarkEnd w:id="120"/>
-    <w:bookmarkStart w:id="121" w:name="loc-92"/>
+        <w:t xml:space="preserve">Tabla 27: Configuración de Supabase</w:t>
+      </w:r>
+    </w:p>
+    <w:bookmarkEnd w:id="123"/>
+    <w:bookmarkEnd w:id="124"/>
+    <w:bookmarkStart w:id="125" w:name="loc-93"/>
     <w:p>
       <w:pPr>
         <w:pStyle w:val="Heading2"/>
@@ -19129,12 +19472,12 @@
         <w:pStyle w:val="ImageCaption"/>
       </w:pPr>
       <w:r>
-        <w:t xml:space="preserve">Tabla 27: Manejo de errores y casos vacíos</w:t>
-      </w:r>
-    </w:p>
-    <w:bookmarkEnd w:id="121"/>
-    <w:bookmarkEnd w:id="122"/>
-    <w:bookmarkStart w:id="168" w:name="loc-93"/>
+        <w:t xml:space="preserve">Tabla 28: Manejo de errores y casos vacíos</w:t>
+      </w:r>
+    </w:p>
+    <w:bookmarkEnd w:id="125"/>
+    <w:bookmarkEnd w:id="126"/>
+    <w:bookmarkStart w:id="172" w:name="loc-94"/>
     <w:p>
       <w:pPr>
         <w:pStyle w:val="Heading1"/>
@@ -19143,7 +19486,7 @@
         <w:t xml:space="preserve">10 Evidencia del Proyecto</w:t>
       </w:r>
     </w:p>
-    <w:bookmarkStart w:id="123" w:name="loc-94"/>
+    <w:bookmarkStart w:id="127" w:name="loc-95"/>
     <w:p>
       <w:pPr>
         <w:pStyle w:val="Heading2"/>
@@ -19289,8 +19632,8 @@
         <w:t xml:space="preserve">Base de datos (8 tablas con RLS)</w:t>
       </w:r>
     </w:p>
-    <w:bookmarkEnd w:id="123"/>
-    <w:bookmarkStart w:id="164" w:name="loc-95"/>
+    <w:bookmarkEnd w:id="127"/>
+    <w:bookmarkStart w:id="168" w:name="loc-96"/>
     <w:p>
       <w:pPr>
         <w:pStyle w:val="Heading2"/>
@@ -19307,78 +19650,13 @@
         <w:t xml:space="preserve">Las siguientes capturas muestran la aplicación funcionando en entorno de desarrollo:</w:t>
       </w:r>
     </w:p>
-    <w:bookmarkStart w:id="127" w:name="loc-96"/>
+    <w:bookmarkStart w:id="131" w:name="loc-97"/>
     <w:p>
       <w:pPr>
         <w:pStyle w:val="Heading3"/>
       </w:pPr>
       <w:r>
         <w:t xml:space="preserve">10.2.1 Captura 1: Pantalla de Login</w:t>
-      </w:r>
-    </w:p>
-    <w:p>
-      <w:pPr>
-        <w:pStyle w:val="CaptionedFigure"/>
-      </w:pPr>
-      <w:r>
-        <w:drawing>
-          <wp:inline>
-            <wp:extent cx="5334000" cy="3000375"/>
-            <wp:effectExtent b="0" l="0" r="0" t="0"/>
-            <wp:docPr descr="" title="" id="125" name="Picture"/>
-            <a:graphic>
-              <a:graphicData uri="http://schemas.openxmlformats.org/drawingml/2006/picture">
-                <pic:pic>
-                  <pic:nvPicPr>
-                    <pic:cNvPr descr="/tmp/tmpdmlzwcce/img-7.png" id="126" name="Picture"/>
-                    <pic:cNvPicPr>
-                      <a:picLocks noChangeArrowheads="1" noChangeAspect="1"/>
-                    </pic:cNvPicPr>
-                  </pic:nvPicPr>
-                  <pic:blipFill>
-                    <a:blip r:embed="rId124"/>
-                    <a:stretch>
-                      <a:fillRect/>
-                    </a:stretch>
-                  </pic:blipFill>
-                  <pic:spPr bwMode="auto">
-                    <a:xfrm>
-                      <a:off x="0" y="0"/>
-                      <a:ext cx="5334000" cy="3000375"/>
-                    </a:xfrm>
-                    <a:prstGeom prst="rect">
-                      <a:avLst/>
-                    </a:prstGeom>
-                    <a:noFill/>
-                    <a:ln w="9525">
-                      <a:noFill/>
-                      <a:headEnd/>
-                      <a:tailEnd/>
-                    </a:ln>
-                  </pic:spPr>
-                </pic:pic>
-              </a:graphicData>
-            </a:graphic>
-          </wp:inline>
-        </w:drawing>
-      </w:r>
-    </w:p>
-    <w:p>
-      <w:pPr>
-        <w:pStyle w:val="ImageCaption"/>
-      </w:pPr>
-      <w:r>
-        <w:t xml:space="preserve">Figura 11: Formulario de inicio de sesión con Supabase Auth</w:t>
-      </w:r>
-    </w:p>
-    <w:bookmarkEnd w:id="127"/>
-    <w:bookmarkStart w:id="131" w:name="loc-97"/>
-    <w:p>
-      <w:pPr>
-        <w:pStyle w:val="Heading3"/>
-      </w:pPr>
-      <w:r>
-        <w:t xml:space="preserve">10.2.2 Captura 2: Registro de Usuario</w:t>
       </w:r>
     </w:p>
     <w:p>
@@ -19395,7 +19673,7 @@
               <a:graphicData uri="http://schemas.openxmlformats.org/drawingml/2006/picture">
                 <pic:pic>
                   <pic:nvPicPr>
-                    <pic:cNvPr descr="/tmp/tmpdmlzwcce/img-8.png" id="130" name="Picture"/>
+                    <pic:cNvPr descr="/tmp/tmphepeqnm_/img-8.png" id="130" name="Picture"/>
                     <pic:cNvPicPr>
                       <a:picLocks noChangeArrowheads="1" noChangeAspect="1"/>
                     </pic:cNvPicPr>
@@ -19433,7 +19711,7 @@
         <w:pStyle w:val="ImageCaption"/>
       </w:pPr>
       <w:r>
-        <w:t xml:space="preserve">Figura 12: Formulario de registro de nuevos usuarios</w:t>
+        <w:t xml:space="preserve">Figura 12: Formulario de inicio de sesión con Supabase Auth</w:t>
       </w:r>
     </w:p>
     <w:bookmarkEnd w:id="131"/>
@@ -19443,7 +19721,7 @@
         <w:pStyle w:val="Heading3"/>
       </w:pPr>
       <w:r>
-        <w:t xml:space="preserve">10.2.3 Captura 3: Dashboard Principal</w:t>
+        <w:t xml:space="preserve">10.2.2 Captura 2: Registro de Usuario</w:t>
       </w:r>
     </w:p>
     <w:p>
@@ -19460,7 +19738,7 @@
               <a:graphicData uri="http://schemas.openxmlformats.org/drawingml/2006/picture">
                 <pic:pic>
                   <pic:nvPicPr>
-                    <pic:cNvPr descr="/tmp/tmpdmlzwcce/img-9.png" id="134" name="Picture"/>
+                    <pic:cNvPr descr="/tmp/tmphepeqnm_/img-9.png" id="134" name="Picture"/>
                     <pic:cNvPicPr>
                       <a:picLocks noChangeArrowheads="1" noChangeAspect="1"/>
                     </pic:cNvPicPr>
@@ -19498,7 +19776,7 @@
         <w:pStyle w:val="ImageCaption"/>
       </w:pPr>
       <w:r>
-        <w:t xml:space="preserve">Figura 13: Dashboard con métricas: total tickets, abiertos, chats activos, artículos KB</w:t>
+        <w:t xml:space="preserve">Figura 13: Formulario de registro de nuevos usuarios</w:t>
       </w:r>
     </w:p>
     <w:bookmarkEnd w:id="135"/>
@@ -19508,7 +19786,7 @@
         <w:pStyle w:val="Heading3"/>
       </w:pPr>
       <w:r>
-        <w:t xml:space="preserve">10.2.4 Captura 4: Formulario de Creación de Ticket</w:t>
+        <w:t xml:space="preserve">10.2.3 Captura 3: Dashboard Principal</w:t>
       </w:r>
     </w:p>
     <w:p>
@@ -19525,7 +19803,7 @@
               <a:graphicData uri="http://schemas.openxmlformats.org/drawingml/2006/picture">
                 <pic:pic>
                   <pic:nvPicPr>
-                    <pic:cNvPr descr="/tmp/tmpdmlzwcce/img-10.png" id="138" name="Picture"/>
+                    <pic:cNvPr descr="/tmp/tmphepeqnm_/img-10.png" id="138" name="Picture"/>
                     <pic:cNvPicPr>
                       <a:picLocks noChangeArrowheads="1" noChangeAspect="1"/>
                     </pic:cNvPicPr>
@@ -19563,7 +19841,7 @@
         <w:pStyle w:val="ImageCaption"/>
       </w:pPr>
       <w:r>
-        <w:t xml:space="preserve">Figura 14: Formulario con categoría, prioridad, título y descripción</w:t>
+        <w:t xml:space="preserve">Figura 14: Dashboard con métricas: total tickets, abiertos, chats activos, artículos KB</w:t>
       </w:r>
     </w:p>
     <w:bookmarkEnd w:id="139"/>
@@ -19573,7 +19851,7 @@
         <w:pStyle w:val="Heading3"/>
       </w:pPr>
       <w:r>
-        <w:t xml:space="preserve">10.2.5 Captura 5: Chat con Chatbot Nivel 1</w:t>
+        <w:t xml:space="preserve">10.2.4 Captura 4: Formulario de Creación de Ticket</w:t>
       </w:r>
     </w:p>
     <w:p>
@@ -19590,7 +19868,7 @@
               <a:graphicData uri="http://schemas.openxmlformats.org/drawingml/2006/picture">
                 <pic:pic>
                   <pic:nvPicPr>
-                    <pic:cNvPr descr="/tmp/tmpdmlzwcce/img-11.png" id="142" name="Picture"/>
+                    <pic:cNvPr descr="/tmp/tmphepeqnm_/img-11.png" id="142" name="Picture"/>
                     <pic:cNvPicPr>
                       <a:picLocks noChangeArrowheads="1" noChangeAspect="1"/>
                     </pic:cNvPicPr>
@@ -19628,7 +19906,7 @@
         <w:pStyle w:val="ImageCaption"/>
       </w:pPr>
       <w:r>
-        <w:t xml:space="preserve">Figura 15: Interfaz de chat con chatbot Google Gemini</w:t>
+        <w:t xml:space="preserve">Figura 15: Formulario con categoría, prioridad, título y descripción</w:t>
       </w:r>
     </w:p>
     <w:bookmarkEnd w:id="143"/>
@@ -19638,7 +19916,7 @@
         <w:pStyle w:val="Heading3"/>
       </w:pPr>
       <w:r>
-        <w:t xml:space="preserve">10.2.6 Captura 6: Base de Conocimiento</w:t>
+        <w:t xml:space="preserve">10.2.5 Captura 5: Chat con Chatbot Nivel 1</w:t>
       </w:r>
     </w:p>
     <w:p>
@@ -19655,7 +19933,7 @@
               <a:graphicData uri="http://schemas.openxmlformats.org/drawingml/2006/picture">
                 <pic:pic>
                   <pic:nvPicPr>
-                    <pic:cNvPr descr="/tmp/tmpdmlzwcce/img-12.png" id="146" name="Picture"/>
+                    <pic:cNvPr descr="/tmp/tmphepeqnm_/img-12.png" id="146" name="Picture"/>
                     <pic:cNvPicPr>
                       <a:picLocks noChangeArrowheads="1" noChangeAspect="1"/>
                     </pic:cNvPicPr>
@@ -19693,7 +19971,7 @@
         <w:pStyle w:val="ImageCaption"/>
       </w:pPr>
       <w:r>
-        <w:t xml:space="preserve">Figura 16: Artículos de la base de conocimiento categorizados con búsqueda</w:t>
+        <w:t xml:space="preserve">Figura 16: Interfaz de chat con chatbot Google Gemini</w:t>
       </w:r>
     </w:p>
     <w:bookmarkEnd w:id="147"/>
@@ -19703,7 +19981,7 @@
         <w:pStyle w:val="Heading3"/>
       </w:pPr>
       <w:r>
-        <w:t xml:space="preserve">10.2.7 Captura 7: Panel de Administración</w:t>
+        <w:t xml:space="preserve">10.2.6 Captura 6: Base de Conocimiento</w:t>
       </w:r>
     </w:p>
     <w:p>
@@ -19720,7 +19998,7 @@
               <a:graphicData uri="http://schemas.openxmlformats.org/drawingml/2006/picture">
                 <pic:pic>
                   <pic:nvPicPr>
-                    <pic:cNvPr descr="/tmp/tmpdmlzwcce/img-13.png" id="150" name="Picture"/>
+                    <pic:cNvPr descr="/tmp/tmphepeqnm_/img-13.png" id="150" name="Picture"/>
                     <pic:cNvPicPr>
                       <a:picLocks noChangeArrowheads="1" noChangeAspect="1"/>
                     </pic:cNvPicPr>
@@ -19758,7 +20036,7 @@
         <w:pStyle w:val="ImageCaption"/>
       </w:pPr>
       <w:r>
-        <w:t xml:space="preserve">Figura 17: Dashboard admin con métricas de tickets por estado y prioridad</w:t>
+        <w:t xml:space="preserve">Figura 17: Artículos de la base de conocimiento categorizados con búsqueda</w:t>
       </w:r>
     </w:p>
     <w:bookmarkEnd w:id="151"/>
@@ -19768,7 +20046,7 @@
         <w:pStyle w:val="Heading3"/>
       </w:pPr>
       <w:r>
-        <w:t xml:space="preserve">10.2.8 Captura 8: Gestión de Usuarios</w:t>
+        <w:t xml:space="preserve">10.2.7 Captura 7: Panel de Administración</w:t>
       </w:r>
     </w:p>
     <w:p>
@@ -19785,7 +20063,7 @@
               <a:graphicData uri="http://schemas.openxmlformats.org/drawingml/2006/picture">
                 <pic:pic>
                   <pic:nvPicPr>
-                    <pic:cNvPr descr="/tmp/tmpdmlzwcce/img-14.png" id="154" name="Picture"/>
+                    <pic:cNvPr descr="/tmp/tmphepeqnm_/img-14.png" id="154" name="Picture"/>
                     <pic:cNvPicPr>
                       <a:picLocks noChangeArrowheads="1" noChangeAspect="1"/>
                     </pic:cNvPicPr>
@@ -19823,7 +20101,7 @@
         <w:pStyle w:val="ImageCaption"/>
       </w:pPr>
       <w:r>
-        <w:t xml:space="preserve">Figura 18: Panel de administración de usuarios con cambio de roles y estados</w:t>
+        <w:t xml:space="preserve">Figura 18: Dashboard admin con métricas de tickets por estado y prioridad</w:t>
       </w:r>
     </w:p>
     <w:bookmarkEnd w:id="155"/>
@@ -19833,7 +20111,7 @@
         <w:pStyle w:val="Heading3"/>
       </w:pPr>
       <w:r>
-        <w:t xml:space="preserve">10.2.9 Captura 9: Gestión de Base de Conocimiento</w:t>
+        <w:t xml:space="preserve">10.2.8 Captura 8: Gestión de Usuarios</w:t>
       </w:r>
     </w:p>
     <w:p>
@@ -19850,7 +20128,7 @@
               <a:graphicData uri="http://schemas.openxmlformats.org/drawingml/2006/picture">
                 <pic:pic>
                   <pic:nvPicPr>
-                    <pic:cNvPr descr="/tmp/tmpdmlzwcce/img-15.png" id="158" name="Picture"/>
+                    <pic:cNvPr descr="/tmp/tmphepeqnm_/img-15.png" id="158" name="Picture"/>
                     <pic:cNvPicPr>
                       <a:picLocks noChangeArrowheads="1" noChangeAspect="1"/>
                     </pic:cNvPicPr>
@@ -19888,7 +20166,7 @@
         <w:pStyle w:val="ImageCaption"/>
       </w:pPr>
       <w:r>
-        <w:t xml:space="preserve">Figura 19: CRUD de artículos de Base de Conocimiento desde el panel admin</w:t>
+        <w:t xml:space="preserve">Figura 19: Panel de administración de usuarios con cambio de roles y estados</w:t>
       </w:r>
     </w:p>
     <w:bookmarkEnd w:id="159"/>
@@ -19898,7 +20176,7 @@
         <w:pStyle w:val="Heading3"/>
       </w:pPr>
       <w:r>
-        <w:t xml:space="preserve">10.2.10 Captura 10: Reportes</w:t>
+        <w:t xml:space="preserve">10.2.9 Captura 9: Gestión de Base de Conocimiento</w:t>
       </w:r>
     </w:p>
     <w:p>
@@ -19915,7 +20193,7 @@
               <a:graphicData uri="http://schemas.openxmlformats.org/drawingml/2006/picture">
                 <pic:pic>
                   <pic:nvPicPr>
-                    <pic:cNvPr descr="/tmp/tmpdmlzwcce/img-16.png" id="162" name="Picture"/>
+                    <pic:cNvPr descr="/tmp/tmphepeqnm_/img-16.png" id="162" name="Picture"/>
                     <pic:cNvPicPr>
                       <a:picLocks noChangeArrowheads="1" noChangeAspect="1"/>
                     </pic:cNvPicPr>
@@ -19953,12 +20231,77 @@
         <w:pStyle w:val="ImageCaption"/>
       </w:pPr>
       <w:r>
-        <w:t xml:space="preserve">Figura 20: Reportes de tickets por estado y prioridad</w:t>
+        <w:t xml:space="preserve">Figura 20: CRUD de artículos de Base de Conocimiento desde el panel admin</w:t>
       </w:r>
     </w:p>
     <w:bookmarkEnd w:id="163"/>
-    <w:bookmarkEnd w:id="164"/>
-    <w:bookmarkStart w:id="165" w:name="loc-106"/>
+    <w:bookmarkStart w:id="167" w:name="loc-106"/>
+    <w:p>
+      <w:pPr>
+        <w:pStyle w:val="Heading3"/>
+      </w:pPr>
+      <w:r>
+        <w:t xml:space="preserve">10.2.10 Captura 10: Reportes</w:t>
+      </w:r>
+    </w:p>
+    <w:p>
+      <w:pPr>
+        <w:pStyle w:val="CaptionedFigure"/>
+      </w:pPr>
+      <w:r>
+        <w:drawing>
+          <wp:inline>
+            <wp:extent cx="5334000" cy="3000375"/>
+            <wp:effectExtent b="0" l="0" r="0" t="0"/>
+            <wp:docPr descr="" title="" id="165" name="Picture"/>
+            <a:graphic>
+              <a:graphicData uri="http://schemas.openxmlformats.org/drawingml/2006/picture">
+                <pic:pic>
+                  <pic:nvPicPr>
+                    <pic:cNvPr descr="/tmp/tmphepeqnm_/img-17.png" id="166" name="Picture"/>
+                    <pic:cNvPicPr>
+                      <a:picLocks noChangeArrowheads="1" noChangeAspect="1"/>
+                    </pic:cNvPicPr>
+                  </pic:nvPicPr>
+                  <pic:blipFill>
+                    <a:blip r:embed="rId164"/>
+                    <a:stretch>
+                      <a:fillRect/>
+                    </a:stretch>
+                  </pic:blipFill>
+                  <pic:spPr bwMode="auto">
+                    <a:xfrm>
+                      <a:off x="0" y="0"/>
+                      <a:ext cx="5334000" cy="3000375"/>
+                    </a:xfrm>
+                    <a:prstGeom prst="rect">
+                      <a:avLst/>
+                    </a:prstGeom>
+                    <a:noFill/>
+                    <a:ln w="9525">
+                      <a:noFill/>
+                      <a:headEnd/>
+                      <a:tailEnd/>
+                    </a:ln>
+                  </pic:spPr>
+                </pic:pic>
+              </a:graphicData>
+            </a:graphic>
+          </wp:inline>
+        </w:drawing>
+      </w:r>
+    </w:p>
+    <w:p>
+      <w:pPr>
+        <w:pStyle w:val="ImageCaption"/>
+      </w:pPr>
+      <w:r>
+        <w:t xml:space="preserve">Figura 21: Reportes de tickets por estado y prioridad</w:t>
+      </w:r>
+    </w:p>
+    <w:bookmarkEnd w:id="167"/>
+    <w:bookmarkEnd w:id="168"/>
+    <w:bookmarkStart w:id="169" w:name="loc-107"/>
     <w:p>
       <w:pPr>
         <w:pStyle w:val="Heading2"/>
@@ -19996,8 +20339,8 @@
         <w:t xml:space="preserve">La aplicación está desplegada en Vercel (Next.js) y consume la base de datos Supabase y el workflow del chatbot en n8n.</w:t>
       </w:r>
     </w:p>
-    <w:bookmarkEnd w:id="165"/>
-    <w:bookmarkStart w:id="166" w:name="loc-107"/>
+    <w:bookmarkEnd w:id="169"/>
+    <w:bookmarkStart w:id="170" w:name="loc-108"/>
     <w:p>
       <w:pPr>
         <w:pStyle w:val="Heading2"/>
@@ -20127,8 +20470,8 @@
         <w:t xml:space="preserve">Stack tecnológico y diseño del sistema.</w:t>
       </w:r>
     </w:p>
-    <w:bookmarkEnd w:id="166"/>
-    <w:bookmarkStart w:id="167" w:name="loc-108"/>
+    <w:bookmarkEnd w:id="170"/>
+    <w:bookmarkStart w:id="171" w:name="loc-109"/>
     <w:p>
       <w:pPr>
         <w:pStyle w:val="Heading2"/>
@@ -20178,9 +20521,9 @@
         <w:t xml:space="preserve">typst compile planificacion-xp-4-semanas.typ planificacion-xp-4-semanas.pdf</w:t>
       </w:r>
     </w:p>
-    <w:bookmarkEnd w:id="167"/>
-    <w:bookmarkEnd w:id="168"/>
-    <w:bookmarkStart w:id="175" w:name="loc-109"/>
+    <w:bookmarkEnd w:id="171"/>
+    <w:bookmarkEnd w:id="172"/>
+    <w:bookmarkStart w:id="179" w:name="loc-110"/>
     <w:p>
       <w:pPr>
         <w:pStyle w:val="Heading1"/>
@@ -20189,7 +20532,7 @@
         <w:t xml:space="preserve">11 Gestión de Consumo de Tokens de IA</w:t>
       </w:r>
     </w:p>
-    <w:bookmarkStart w:id="169" w:name="loc-110"/>
+    <w:bookmarkStart w:id="173" w:name="loc-111"/>
     <w:p>
       <w:pPr>
         <w:pStyle w:val="Heading2"/>
@@ -20385,8 +20728,8 @@
         <w:t xml:space="preserve">en el chatbot (thinkingBudget: 0, ahorra  100% de tokens de razonamiento).</w:t>
       </w:r>
     </w:p>
-    <w:bookmarkEnd w:id="169"/>
-    <w:bookmarkStart w:id="170" w:name="loc-111"/>
+    <w:bookmarkEnd w:id="173"/>
+    <w:bookmarkStart w:id="174" w:name="loc-112"/>
     <w:p>
       <w:pPr>
         <w:pStyle w:val="Heading2"/>
@@ -20746,7 +21089,7 @@
         <w:pStyle w:val="ImageCaption"/>
       </w:pPr>
       <w:r>
-        <w:t xml:space="preserve">Tabla 28: Consumo de tokens por tipo de consulta del chatbot (Gemini 2.5 Flash, thinkingBudget: 0)</w:t>
+        <w:t xml:space="preserve">Tabla 29: Consumo de tokens por tipo de consulta del chatbot (Gemini 2.5 Flash, thinkingBudget: 0)</w:t>
       </w:r>
     </w:p>
     <w:p>
@@ -20767,8 +21110,8 @@
         <w:t xml:space="preserve"> 130 tokens totales (promedio). A 100 mensajes/día:  13,000 tokens/día, muy por debajo del límite gratuito de Google Gemini.</w:t>
       </w:r>
     </w:p>
-    <w:bookmarkEnd w:id="170"/>
-    <w:bookmarkStart w:id="171" w:name="loc-112"/>
+    <w:bookmarkEnd w:id="174"/>
+    <w:bookmarkStart w:id="175" w:name="loc-113"/>
     <w:p>
       <w:pPr>
         <w:pStyle w:val="Heading2"/>
@@ -21205,11 +21548,11 @@
         <w:pStyle w:val="ImageCaption"/>
       </w:pPr>
       <w:r>
-        <w:t xml:space="preserve">Tabla 29: Consumo de tokens por tarea de desarrollo</w:t>
-      </w:r>
-    </w:p>
-    <w:bookmarkEnd w:id="171"/>
-    <w:bookmarkStart w:id="172" w:name="loc-113"/>
+        <w:t xml:space="preserve">Tabla 30: Consumo de tokens por tarea de desarrollo</w:t>
+      </w:r>
+    </w:p>
+    <w:bookmarkEnd w:id="175"/>
+    <w:bookmarkStart w:id="176" w:name="loc-114"/>
     <w:p>
       <w:pPr>
         <w:pStyle w:val="Heading2"/>
@@ -21415,11 +21758,11 @@
         <w:pStyle w:val="ImageCaption"/>
       </w:pPr>
       <w:r>
-        <w:t xml:space="preserve">Tabla 30: Resumen de consumo de tokens</w:t>
-      </w:r>
-    </w:p>
-    <w:bookmarkEnd w:id="172"/>
-    <w:bookmarkStart w:id="173" w:name="loc-114"/>
+        <w:t xml:space="preserve">Tabla 31: Resumen de consumo de tokens</w:t>
+      </w:r>
+    </w:p>
+    <w:bookmarkEnd w:id="176"/>
+    <w:bookmarkStart w:id="177" w:name="loc-115"/>
     <w:p>
       <w:pPr>
         <w:pStyle w:val="Heading2"/>
@@ -21583,8 +21926,8 @@
         <w:t xml:space="preserve">en respuestas de Google Gemini para el chatbot.</w:t>
       </w:r>
     </w:p>
-    <w:bookmarkEnd w:id="173"/>
-    <w:bookmarkStart w:id="174" w:name="loc-115"/>
+    <w:bookmarkEnd w:id="177"/>
+    <w:bookmarkStart w:id="178" w:name="loc-116"/>
     <w:p>
       <w:pPr>
         <w:pStyle w:val="Heading2"/>
@@ -21601,9 +21944,9 @@
         <w:t xml:space="preserve">La combinación de Google Gemini (modelo económico con tier gratuito generoso) con optimización de tokens (thinkingBudget: 0 + Caveman + Ponytail) mantiene el consumo muy por debajo de los límites gratuitos. El chatbot gasta  140 tokens por mensaje vs  250 con thinking activado, una reducción del 44% que hace sostenible el uso continuo.</w:t>
       </w:r>
     </w:p>
-    <w:bookmarkEnd w:id="174"/>
-    <w:bookmarkEnd w:id="175"/>
-    <w:bookmarkStart w:id="187" w:name="loc-116"/>
+    <w:bookmarkEnd w:id="178"/>
+    <w:bookmarkEnd w:id="179"/>
+    <w:bookmarkStart w:id="191" w:name="loc-117"/>
     <w:p>
       <w:pPr>
         <w:pStyle w:val="Heading1"/>
@@ -21612,7 +21955,7 @@
         <w:t xml:space="preserve">12 Base de Conocimiento: Gestión y Funcionalidad</w:t>
       </w:r>
     </w:p>
-    <w:bookmarkStart w:id="176" w:name="loc-117"/>
+    <w:bookmarkStart w:id="180" w:name="loc-118"/>
     <w:p>
       <w:pPr>
         <w:pStyle w:val="Heading2"/>
@@ -21629,8 +21972,8 @@
         <w:t xml:space="preserve">La Base de Conocimiento es un módulo clave del sistema que permite a los clientes resolver problemas frecuentes sin necesidad de crear tickets de soporte. Reduce la saturación del Nivel 1 al ofrecer auto-servicio con artículos organizados por categorías.</w:t>
       </w:r>
     </w:p>
-    <w:bookmarkEnd w:id="176"/>
-    <w:bookmarkStart w:id="179" w:name="loc-118"/>
+    <w:bookmarkEnd w:id="180"/>
+    <w:bookmarkStart w:id="183" w:name="loc-119"/>
     <w:p>
       <w:pPr>
         <w:pStyle w:val="Heading2"/>
@@ -21639,7 +21982,7 @@
         <w:t xml:space="preserve">12.2 Funcionalidades Implementadas</w:t>
       </w:r>
     </w:p>
-    <w:bookmarkStart w:id="177" w:name="loc-119"/>
+    <w:bookmarkStart w:id="181" w:name="loc-120"/>
     <w:p>
       <w:pPr>
         <w:pStyle w:val="Heading3"/>
@@ -21811,11 +22154,11 @@
         <w:pStyle w:val="ImageCaption"/>
       </w:pPr>
       <w:r>
-        <w:t xml:space="preserve">Tabla 31: Funcionalidades del cliente en Base de Conocimiento</w:t>
-      </w:r>
-    </w:p>
-    <w:bookmarkEnd w:id="177"/>
-    <w:bookmarkStart w:id="178" w:name="loc-120"/>
+        <w:t xml:space="preserve">Tabla 32: Funcionalidades del cliente en Base de Conocimiento</w:t>
+      </w:r>
+    </w:p>
+    <w:bookmarkEnd w:id="181"/>
+    <w:bookmarkStart w:id="182" w:name="loc-121"/>
     <w:p>
       <w:pPr>
         <w:pStyle w:val="Heading3"/>
@@ -22004,12 +22347,12 @@
         <w:pStyle w:val="ImageCaption"/>
       </w:pPr>
       <w:r>
-        <w:t xml:space="preserve">Tabla 32: Operaciones CRUD de administrador en Base de Conocimiento</w:t>
-      </w:r>
-    </w:p>
-    <w:bookmarkEnd w:id="178"/>
-    <w:bookmarkEnd w:id="179"/>
-    <w:bookmarkStart w:id="183" w:name="loc-121"/>
+        <w:t xml:space="preserve">Tabla 33: Operaciones CRUD de administrador en Base de Conocimiento</w:t>
+      </w:r>
+    </w:p>
+    <w:bookmarkEnd w:id="182"/>
+    <w:bookmarkEnd w:id="183"/>
+    <w:bookmarkStart w:id="187" w:name="loc-122"/>
     <w:p>
       <w:pPr>
         <w:pStyle w:val="Heading2"/>
@@ -22027,18 +22370,18 @@
           <wp:inline>
             <wp:extent cx="5334000" cy="4051310"/>
             <wp:effectExtent b="0" l="0" r="0" t="0"/>
-            <wp:docPr descr="" title="" id="181" name="Picture"/>
+            <wp:docPr descr="" title="" id="185" name="Picture"/>
             <a:graphic>
               <a:graphicData uri="http://schemas.openxmlformats.org/drawingml/2006/picture">
                 <pic:pic>
                   <pic:nvPicPr>
-                    <pic:cNvPr descr="/tmp/tmpdmlzwcce/img-17.png" id="182" name="Picture"/>
+                    <pic:cNvPr descr="/tmp/tmphepeqnm_/img-18.png" id="186" name="Picture"/>
                     <pic:cNvPicPr>
                       <a:picLocks noChangeArrowheads="1" noChangeAspect="1"/>
                     </pic:cNvPicPr>
                   </pic:nvPicPr>
                   <pic:blipFill>
-                    <a:blip r:embed="rId180"/>
+                    <a:blip r:embed="rId184"/>
                     <a:stretch>
                       <a:fillRect/>
                     </a:stretch>
@@ -22070,11 +22413,11 @@
         <w:pStyle w:val="ImageCaption"/>
       </w:pPr>
       <w:r>
-        <w:t xml:space="preserve">Figura 21: Flujo de datos de la Base de Conocimiento</w:t>
-      </w:r>
-    </w:p>
-    <w:bookmarkEnd w:id="183"/>
-    <w:bookmarkStart w:id="184" w:name="loc-122"/>
+        <w:t xml:space="preserve">Figura 22: Flujo de datos de la Base de Conocimiento</w:t>
+      </w:r>
+    </w:p>
+    <w:bookmarkEnd w:id="187"/>
+    <w:bookmarkStart w:id="188" w:name="loc-123"/>
     <w:p>
       <w:pPr>
         <w:pStyle w:val="Heading2"/>
@@ -22479,11 +22822,11 @@
         <w:pStyle w:val="ImageCaption"/>
       </w:pPr>
       <w:r>
-        <w:t xml:space="preserve">Tabla 33: Artículos seed de la Base de Conocimiento</w:t>
-      </w:r>
-    </w:p>
-    <w:bookmarkEnd w:id="184"/>
-    <w:bookmarkStart w:id="185" w:name="loc-123"/>
+        <w:t xml:space="preserve">Tabla 34: Artículos seed de la Base de Conocimiento</w:t>
+      </w:r>
+    </w:p>
+    <w:bookmarkEnd w:id="188"/>
+    <w:bookmarkStart w:id="189" w:name="loc-124"/>
     <w:p>
       <w:pPr>
         <w:pStyle w:val="Heading2"/>
@@ -22592,8 +22935,8 @@
         <w:t xml:space="preserve">.</w:t>
       </w:r>
     </w:p>
-    <w:bookmarkEnd w:id="185"/>
-    <w:bookmarkStart w:id="186" w:name="loc-124"/>
+    <w:bookmarkEnd w:id="189"/>
+    <w:bookmarkStart w:id="190" w:name="loc-125"/>
     <w:p>
       <w:pPr>
         <w:pStyle w:val="Heading2"/>
@@ -22610,9 +22953,9 @@
         <w:t xml:space="preserve">Al ofrecer soluciones auto-servicio para problemas frecuentes (reiniciar modem, cambiar clave WiFi, consultar saldo), la Base de Conocimiento reduce la carga de tickets en el Nivel 1. El contador de vistas permite medir qué artículos son más consultados y ajustar el contenido según la demanda real.</w:t>
       </w:r>
     </w:p>
-    <w:bookmarkEnd w:id="186"/>
-    <w:bookmarkEnd w:id="187"/>
-    <w:bookmarkStart w:id="213" w:name="loc-125"/>
+    <w:bookmarkEnd w:id="190"/>
+    <w:bookmarkEnd w:id="191"/>
+    <w:bookmarkStart w:id="217" w:name="loc-126"/>
     <w:p>
       <w:pPr>
         <w:pStyle w:val="Heading1"/>
@@ -22621,7 +22964,7 @@
         <w:t xml:space="preserve">13 Pruebas Automatizadas de la Aplicación</w:t>
       </w:r>
     </w:p>
-    <w:bookmarkStart w:id="188" w:name="loc-126"/>
+    <w:bookmarkStart w:id="192" w:name="loc-127"/>
     <w:p>
       <w:pPr>
         <w:pStyle w:val="Heading2"/>
@@ -22852,11 +23195,11 @@
         <w:pStyle w:val="ImageCaption"/>
       </w:pPr>
       <w:r>
-        <w:t xml:space="preserve">Tabla 34: Herramientas de testing del proyecto</w:t>
-      </w:r>
-    </w:p>
-    <w:bookmarkEnd w:id="188"/>
-    <w:bookmarkStart w:id="189" w:name="loc-127"/>
+        <w:t xml:space="preserve">Tabla 35: Herramientas de testing del proyecto</w:t>
+      </w:r>
+    </w:p>
+    <w:bookmarkEnd w:id="192"/>
+    <w:bookmarkStart w:id="193" w:name="loc-128"/>
     <w:p>
       <w:pPr>
         <w:pStyle w:val="Heading2"/>
@@ -23160,11 +23503,11 @@
         <w:pStyle w:val="ImageCaption"/>
       </w:pPr>
       <w:r>
-        <w:t xml:space="preserve">Tabla 35: Inventario de la suite de tests</w:t>
-      </w:r>
-    </w:p>
-    <w:bookmarkEnd w:id="189"/>
-    <w:bookmarkStart w:id="190" w:name="loc-128"/>
+        <w:t xml:space="preserve">Tabla 36: Inventario de la suite de tests</w:t>
+      </w:r>
+    </w:p>
+    <w:bookmarkEnd w:id="193"/>
+    <w:bookmarkStart w:id="194" w:name="loc-129"/>
     <w:p>
       <w:pPr>
         <w:pStyle w:val="Heading2"/>
@@ -23531,11 +23874,11 @@
         <w:pStyle w:val="ImageCaption"/>
       </w:pPr>
       <w:r>
-        <w:t xml:space="preserve">Tabla 36: Trazabilidad entre tests y requisitos</w:t>
-      </w:r>
-    </w:p>
-    <w:bookmarkEnd w:id="190"/>
-    <w:bookmarkStart w:id="194" w:name="loc-129"/>
+        <w:t xml:space="preserve">Tabla 37: Trazabilidad entre tests y requisitos</w:t>
+      </w:r>
+    </w:p>
+    <w:bookmarkEnd w:id="194"/>
+    <w:bookmarkStart w:id="198" w:name="loc-130"/>
     <w:p>
       <w:pPr>
         <w:pStyle w:val="Heading2"/>
@@ -23580,18 +23923,18 @@
           <wp:inline>
             <wp:extent cx="5334000" cy="3825478"/>
             <wp:effectExtent b="0" l="0" r="0" t="0"/>
-            <wp:docPr descr="" title="" id="192" name="Picture"/>
+            <wp:docPr descr="" title="" id="196" name="Picture"/>
             <a:graphic>
               <a:graphicData uri="http://schemas.openxmlformats.org/drawingml/2006/picture">
                 <pic:pic>
                   <pic:nvPicPr>
-                    <pic:cNvPr descr="/tmp/tmpdmlzwcce/img-18.png" id="193" name="Picture"/>
+                    <pic:cNvPr descr="/tmp/tmphepeqnm_/img-19.png" id="197" name="Picture"/>
                     <pic:cNvPicPr>
                       <a:picLocks noChangeArrowheads="1" noChangeAspect="1"/>
                     </pic:cNvPicPr>
                   </pic:nvPicPr>
                   <pic:blipFill>
-                    <a:blip r:embed="rId191"/>
+                    <a:blip r:embed="rId195"/>
                     <a:stretch>
                       <a:fillRect/>
                     </a:stretch>
@@ -23623,11 +23966,11 @@
         <w:pStyle w:val="ImageCaption"/>
       </w:pPr>
       <w:r>
-        <w:t xml:space="preserve">Figura 22: Ejecución completa de la suite: 5 archivos, 23 tests, todos aprobados</w:t>
-      </w:r>
-    </w:p>
-    <w:bookmarkEnd w:id="194"/>
-    <w:bookmarkStart w:id="211" w:name="loc-130"/>
+        <w:t xml:space="preserve">Figura 23: Ejecución completa de la suite: 5 archivos, 23 tests, todos aprobados</w:t>
+      </w:r>
+    </w:p>
+    <w:bookmarkEnd w:id="198"/>
+    <w:bookmarkStart w:id="215" w:name="loc-131"/>
     <w:p>
       <w:pPr>
         <w:pStyle w:val="Heading2"/>
@@ -23644,78 +23987,13 @@
         <w:t xml:space="preserve">Capturas de la ejecución por cada área funcional, mostrando los tests vinculados a cada requisito:</w:t>
       </w:r>
     </w:p>
-    <w:bookmarkStart w:id="198" w:name="loc-131"/>
+    <w:bookmarkStart w:id="202" w:name="loc-132"/>
     <w:p>
       <w:pPr>
         <w:pStyle w:val="Heading3"/>
       </w:pPr>
       <w:r>
         <w:t xml:space="preserve">13.5.1 Autenticación (US-01, RF de sesión)</w:t>
-      </w:r>
-    </w:p>
-    <w:p>
-      <w:pPr>
-        <w:pStyle w:val="CaptionedFigure"/>
-      </w:pPr>
-      <w:r>
-        <w:drawing>
-          <wp:inline>
-            <wp:extent cx="5334000" cy="3333750"/>
-            <wp:effectExtent b="0" l="0" r="0" t="0"/>
-            <wp:docPr descr="" title="" id="196" name="Picture"/>
-            <a:graphic>
-              <a:graphicData uri="http://schemas.openxmlformats.org/drawingml/2006/picture">
-                <pic:pic>
-                  <pic:nvPicPr>
-                    <pic:cNvPr descr="/tmp/tmpdmlzwcce/img-19.png" id="197" name="Picture"/>
-                    <pic:cNvPicPr>
-                      <a:picLocks noChangeArrowheads="1" noChangeAspect="1"/>
-                    </pic:cNvPicPr>
-                  </pic:nvPicPr>
-                  <pic:blipFill>
-                    <a:blip r:embed="rId195"/>
-                    <a:stretch>
-                      <a:fillRect/>
-                    </a:stretch>
-                  </pic:blipFill>
-                  <pic:spPr bwMode="auto">
-                    <a:xfrm>
-                      <a:off x="0" y="0"/>
-                      <a:ext cx="5334000" cy="3333750"/>
-                    </a:xfrm>
-                    <a:prstGeom prst="rect">
-                      <a:avLst/>
-                    </a:prstGeom>
-                    <a:noFill/>
-                    <a:ln w="9525">
-                      <a:noFill/>
-                      <a:headEnd/>
-                      <a:tailEnd/>
-                    </a:ln>
-                  </pic:spPr>
-                </pic:pic>
-              </a:graphicData>
-            </a:graphic>
-          </wp:inline>
-        </w:drawing>
-      </w:r>
-    </w:p>
-    <w:p>
-      <w:pPr>
-        <w:pStyle w:val="ImageCaption"/>
-      </w:pPr>
-      <w:r>
-        <w:t xml:space="preserve">Figura 23: Tests de autenticación: perfil de usuario, sesión nula y sincronización del store global</w:t>
-      </w:r>
-    </w:p>
-    <w:bookmarkEnd w:id="198"/>
-    <w:bookmarkStart w:id="202" w:name="loc-132"/>
-    <w:p>
-      <w:pPr>
-        <w:pStyle w:val="Heading3"/>
-      </w:pPr>
-      <w:r>
-        <w:t xml:space="preserve">13.5.2 Gestión de Tickets (RF-001, RF-002, RF-005)</w:t>
       </w:r>
     </w:p>
     <w:p>
@@ -23732,7 +24010,7 @@
               <a:graphicData uri="http://schemas.openxmlformats.org/drawingml/2006/picture">
                 <pic:pic>
                   <pic:nvPicPr>
-                    <pic:cNvPr descr="/tmp/tmpdmlzwcce/img-20.png" id="201" name="Picture"/>
+                    <pic:cNvPr descr="/tmp/tmphepeqnm_/img-20.png" id="201" name="Picture"/>
                     <pic:cNvPicPr>
                       <a:picLocks noChangeArrowheads="1" noChangeAspect="1"/>
                     </pic:cNvPicPr>
@@ -23770,7 +24048,7 @@
         <w:pStyle w:val="ImageCaption"/>
       </w:pPr>
       <w:r>
-        <w:t xml:space="preserve">Figura 24: Tests de tickets: listado con relaciones, filtros por estado/prioridad, creación y actualización de estado</w:t>
+        <w:t xml:space="preserve">Figura 24: Tests de autenticación: perfil de usuario, sesión nula y sincronización del store global</w:t>
       </w:r>
     </w:p>
     <w:bookmarkEnd w:id="202"/>
@@ -23780,7 +24058,7 @@
         <w:pStyle w:val="Heading3"/>
       </w:pPr>
       <w:r>
-        <w:t xml:space="preserve">13.5.3 Chat en Tiempo Real (RF-012)</w:t>
+        <w:t xml:space="preserve">13.5.2 Gestión de Tickets (RF-001, RF-002, RF-005)</w:t>
       </w:r>
     </w:p>
     <w:p>
@@ -23797,7 +24075,7 @@
               <a:graphicData uri="http://schemas.openxmlformats.org/drawingml/2006/picture">
                 <pic:pic>
                   <pic:nvPicPr>
-                    <pic:cNvPr descr="/tmp/tmpdmlzwcce/img-21.png" id="205" name="Picture"/>
+                    <pic:cNvPr descr="/tmp/tmphepeqnm_/img-21.png" id="205" name="Picture"/>
                     <pic:cNvPicPr>
                       <a:picLocks noChangeArrowheads="1" noChangeAspect="1"/>
                     </pic:cNvPicPr>
@@ -23835,7 +24113,7 @@
         <w:pStyle w:val="ImageCaption"/>
       </w:pPr>
       <w:r>
-        <w:t xml:space="preserve">Figura 25: Tests del chat: carga de sesión, historial de mensajes y envío de mensajes</w:t>
+        <w:t xml:space="preserve">Figura 25: Tests de tickets: listado con relaciones, filtros por estado/prioridad, creación y actualización de estado</w:t>
       </w:r>
     </w:p>
     <w:bookmarkEnd w:id="206"/>
@@ -23845,7 +24123,7 @@
         <w:pStyle w:val="Heading3"/>
       </w:pPr>
       <w:r>
-        <w:t xml:space="preserve">13.5.4 Componentes UI Base</w:t>
+        <w:t xml:space="preserve">13.5.3 Chat en Tiempo Real (RF-012)</w:t>
       </w:r>
     </w:p>
     <w:p>
@@ -23862,7 +24140,7 @@
               <a:graphicData uri="http://schemas.openxmlformats.org/drawingml/2006/picture">
                 <pic:pic>
                   <pic:nvPicPr>
-                    <pic:cNvPr descr="/tmp/tmpdmlzwcce/img-22.png" id="209" name="Picture"/>
+                    <pic:cNvPr descr="/tmp/tmphepeqnm_/img-22.png" id="209" name="Picture"/>
                     <pic:cNvPicPr>
                       <a:picLocks noChangeArrowheads="1" noChangeAspect="1"/>
                     </pic:cNvPicPr>
@@ -23900,12 +24178,77 @@
         <w:pStyle w:val="ImageCaption"/>
       </w:pPr>
       <w:r>
-        <w:t xml:space="preserve">Figura 26: Tests de componentes: Button con click y estado disabled, Badge de estados y prioridades</w:t>
+        <w:t xml:space="preserve">Figura 26: Tests del chat: carga de sesión, historial de mensajes y envío de mensajes</w:t>
       </w:r>
     </w:p>
     <w:bookmarkEnd w:id="210"/>
-    <w:bookmarkEnd w:id="211"/>
-    <w:bookmarkStart w:id="212" w:name="loc-135"/>
+    <w:bookmarkStart w:id="214" w:name="loc-135"/>
+    <w:p>
+      <w:pPr>
+        <w:pStyle w:val="Heading3"/>
+      </w:pPr>
+      <w:r>
+        <w:t xml:space="preserve">13.5.4 Componentes UI Base</w:t>
+      </w:r>
+    </w:p>
+    <w:p>
+      <w:pPr>
+        <w:pStyle w:val="CaptionedFigure"/>
+      </w:pPr>
+      <w:r>
+        <w:drawing>
+          <wp:inline>
+            <wp:extent cx="5334000" cy="3333750"/>
+            <wp:effectExtent b="0" l="0" r="0" t="0"/>
+            <wp:docPr descr="" title="" id="212" name="Picture"/>
+            <a:graphic>
+              <a:graphicData uri="http://schemas.openxmlformats.org/drawingml/2006/picture">
+                <pic:pic>
+                  <pic:nvPicPr>
+                    <pic:cNvPr descr="/tmp/tmphepeqnm_/img-23.png" id="213" name="Picture"/>
+                    <pic:cNvPicPr>
+                      <a:picLocks noChangeArrowheads="1" noChangeAspect="1"/>
+                    </pic:cNvPicPr>
+                  </pic:nvPicPr>
+                  <pic:blipFill>
+                    <a:blip r:embed="rId211"/>
+                    <a:stretch>
+                      <a:fillRect/>
+                    </a:stretch>
+                  </pic:blipFill>
+                  <pic:spPr bwMode="auto">
+                    <a:xfrm>
+                      <a:off x="0" y="0"/>
+                      <a:ext cx="5334000" cy="3333750"/>
+                    </a:xfrm>
+                    <a:prstGeom prst="rect">
+                      <a:avLst/>
+                    </a:prstGeom>
+                    <a:noFill/>
+                    <a:ln w="9525">
+                      <a:noFill/>
+                      <a:headEnd/>
+                      <a:tailEnd/>
+                    </a:ln>
+                  </pic:spPr>
+                </pic:pic>
+              </a:graphicData>
+            </a:graphic>
+          </wp:inline>
+        </w:drawing>
+      </w:r>
+    </w:p>
+    <w:p>
+      <w:pPr>
+        <w:pStyle w:val="ImageCaption"/>
+      </w:pPr>
+      <w:r>
+        <w:t xml:space="preserve">Figura 27: Tests de componentes: Button con click y estado disabled, Badge de estados y prioridades</w:t>
+      </w:r>
+    </w:p>
+    <w:bookmarkEnd w:id="214"/>
+    <w:bookmarkEnd w:id="215"/>
+    <w:bookmarkStart w:id="216" w:name="loc-136"/>
     <w:p>
       <w:pPr>
         <w:pStyle w:val="Heading2"/>
@@ -24017,8 +24360,8 @@
         <w:t xml:space="preserve">regenera las capturas de esta sección en cualquier momento.</w:t>
       </w:r>
     </w:p>
-    <w:bookmarkEnd w:id="212"/>
-    <w:bookmarkEnd w:id="213"/>
+    <w:bookmarkEnd w:id="216"/>
+    <w:bookmarkEnd w:id="217"/>
     <w:sectPr>
       <w:footnotePr>
         <w:numRestart w:val="eachSect"/>

--- a/docsInformeSoporte/informe-soporte.docx
+++ b/docsInformeSoporte/informe-soporte.docx
@@ -2509,7 +2509,7 @@
           <w:rPr>
             <w:rStyle w:val="Hyperlink"/>
           </w:rPr>
-          <w:t xml:space="preserve">Flujo n8n: Chatbot Nivel 1 con IA (Google Gemini)</w:t>
+          <w:t xml:space="preserve">Chatbot Nivel 1 con IA (DeepSeek)</w:t>
         </w:r>
       </w:hyperlink>
     </w:p>
@@ -3292,7 +3292,25 @@
           <w:rPr>
             <w:rStyle w:val="Hyperlink"/>
           </w:rPr>
-          <w:t xml:space="preserve">Consumo del Chatbot (Google Gemini 2.5 Flash)</w:t>
+          <w:t xml:space="preserve">Consumo del Chatbot (DeepSeek</w:t>
+        </w:r>
+        <w:r>
+          <w:rPr>
+            <w:rStyle w:val="Hyperlink"/>
+          </w:rPr>
+          <w:t xml:space="preserve"> </w:t>
+        </w:r>
+        <w:r>
+          <w:rPr>
+            <w:rStyle w:val="VerbatimChar"/>
+          </w:rPr>
+          <w:t xml:space="preserve">deepseek-chat</w:t>
+        </w:r>
+        <w:r>
+          <w:rPr>
+            <w:rStyle w:val="Hyperlink"/>
+          </w:rPr>
+          <w:t xml:space="preserve">)</w:t>
         </w:r>
       </w:hyperlink>
     </w:p>
@@ -8402,19 +8420,19 @@
                     <w:jc w:val="center"/>
                   </w:pPr>
                   <w:r>
-                    <w:t xml:space="preserve">Sistema n8n</w:t>
-                  </w:r>
-                </w:p>
-              </w:tc>
-              <w:tc>
-                <w:tcPr/>
-                <w:p>
-                  <w:pPr>
-                    <w:pStyle w:val="Compact"/>
-                    <w:jc w:val="center"/>
-                  </w:pPr>
-                  <w:r>
-                    <w:t xml:space="preserve">Motor de automatización que ejecuta el chatbot Nivel 1 con IA</w:t>
+                    <w:t xml:space="preserve">API de IA</w:t>
+                  </w:r>
+                </w:p>
+              </w:tc>
+              <w:tc>
+                <w:tcPr/>
+                <w:p>
+                  <w:pPr>
+                    <w:pStyle w:val="Compact"/>
+                    <w:jc w:val="center"/>
+                  </w:pPr>
+                  <w:r>
+                    <w:t xml:space="preserve">Servicio que ejecuta el chatbot Nivel 1 (DeepSeek)</w:t>
                   </w:r>
                 </w:p>
               </w:tc>
@@ -9681,7 +9699,7 @@
           <w:b/>
           <w:bCs/>
         </w:rPr>
-        <w:t xml:space="preserve">Google Gemini API</w:t>
+        <w:t xml:space="preserve">DeepSeek API</w:t>
       </w:r>
       <w:r>
         <w:t xml:space="preserve"> </w:t>
@@ -9696,7 +9714,7 @@
         <w:rPr>
           <w:rStyle w:val="VerbatimChar"/>
         </w:rPr>
-        <w:t xml:space="preserve">gemini-2.5-flash</w:t>
+        <w:t xml:space="preserve">deepseek-chat</w:t>
       </w:r>
       <w:r>
         <w:t xml:space="preserve">) como motor de IA del chatbot Nivel 1 (para resolver automáticamente consultas de los clientes).</w:t>
@@ -9801,7 +9819,7 @@
           <w:b/>
           <w:bCs/>
         </w:rPr>
-        <w:t xml:space="preserve">Configuración del chatbot (n8n):</w:t>
+        <w:t xml:space="preserve">Configuración del chatbot (API route):</w:t>
       </w:r>
     </w:p>
     <w:p>
@@ -9813,16 +9831,16 @@
         </w:numPr>
       </w:pPr>
       <w:r>
-        <w:t xml:space="preserve">Servicio: Google Gemini API (</w:t>
+        <w:t xml:space="preserve">Servicio: DeepSeek API (</w:t>
       </w:r>
       <w:r>
         <w:rPr>
           <w:rStyle w:val="VerbatimChar"/>
         </w:rPr>
-        <w:t xml:space="preserve">https://generativelanguage.googleapis.com</w:t>
-      </w:r>
-      <w:r>
-        <w:t xml:space="preserve">)</w:t>
+        <w:t xml:space="preserve">https://api.deepseek.com/chat/completions</w:t>
+      </w:r>
+      <w:r>
+        <w:t xml:space="preserve">, OpenAI-compatible)</w:t>
       </w:r>
     </w:p>
     <w:p>
@@ -9843,13 +9861,7 @@
         <w:rPr>
           <w:rStyle w:val="VerbatimChar"/>
         </w:rPr>
-        <w:t xml:space="preserve">gemini-2.5-flash</w:t>
-      </w:r>
-      <w:r>
-        <w:t xml:space="preserve"> </w:t>
-      </w:r>
-      <w:r>
-        <w:t xml:space="preserve">(thinkingBudget: 0 para ahorrar tokens)</w:t>
+        <w:t xml:space="preserve">deepseek-chat</w:t>
       </w:r>
     </w:p>
     <w:p>
@@ -9861,7 +9873,22 @@
         </w:numPr>
       </w:pPr>
       <w:r>
-        <w:t xml:space="preserve">Integración: nodo HTTP Request en el workflow n8n</w:t>
+        <w:t xml:space="preserve">Integración: API route server-side</w:t>
+      </w:r>
+      <w:r>
+        <w:t xml:space="preserve"> </w:t>
+      </w:r>
+      <w:r>
+        <w:rPr>
+          <w:rStyle w:val="VerbatimChar"/>
+        </w:rPr>
+        <w:t xml:space="preserve">src/app/api/chatbot/route.ts</w:t>
+      </w:r>
+      <w:r>
+        <w:t xml:space="preserve"> </w:t>
+      </w:r>
+      <w:r>
+        <w:t xml:space="preserve">(la clave no se expone al cliente)</w:t>
       </w:r>
     </w:p>
     <w:bookmarkEnd w:id="48"/>
@@ -12565,7 +12592,7 @@
               <a:graphicData uri="http://schemas.openxmlformats.org/drawingml/2006/picture">
                 <pic:pic>
                   <pic:nvPicPr>
-                    <pic:cNvPr descr="/tmp/tmp9qb_82x6/img-0.png" id="64" name="Picture"/>
+                    <pic:cNvPr descr="/tmp/tmpemujarvy/img-0.png" id="64" name="Picture"/>
                     <pic:cNvPicPr>
                       <a:picLocks noChangeArrowheads="1" noChangeAspect="1"/>
                     </pic:cNvPicPr>
@@ -12630,7 +12657,7 @@
               <a:graphicData uri="http://schemas.openxmlformats.org/drawingml/2006/picture">
                 <pic:pic>
                   <pic:nvPicPr>
-                    <pic:cNvPr descr="/tmp/tmp9qb_82x6/img-1.png" id="68" name="Picture"/>
+                    <pic:cNvPr descr="/tmp/tmpemujarvy/img-1.png" id="68" name="Picture"/>
                     <pic:cNvPicPr>
                       <a:picLocks noChangeArrowheads="1" noChangeAspect="1"/>
                     </pic:cNvPicPr>
@@ -12695,7 +12722,7 @@
               <a:graphicData uri="http://schemas.openxmlformats.org/drawingml/2006/picture">
                 <pic:pic>
                   <pic:nvPicPr>
-                    <pic:cNvPr descr="/tmp/tmp9qb_82x6/img-2.png" id="72" name="Picture"/>
+                    <pic:cNvPr descr="/tmp/tmpemujarvy/img-2.png" id="72" name="Picture"/>
                     <pic:cNvPicPr>
                       <a:picLocks noChangeArrowheads="1" noChangeAspect="1"/>
                     </pic:cNvPicPr>
@@ -12733,7 +12760,7 @@
         <w:pStyle w:val="ImageCaption"/>
       </w:pPr>
       <w:r>
-        <w:t xml:space="preserve">Figura 4: Chat en vivo con el chatbot de Nivel 1 (Google Gemini)</w:t>
+        <w:t xml:space="preserve">Figura 4: Chat en vivo con el chatbot de Nivel 1 (IA)</w:t>
       </w:r>
     </w:p>
     <w:bookmarkEnd w:id="73"/>
@@ -12760,7 +12787,7 @@
               <a:graphicData uri="http://schemas.openxmlformats.org/drawingml/2006/picture">
                 <pic:pic>
                   <pic:nvPicPr>
-                    <pic:cNvPr descr="/tmp/tmp9qb_82x6/img-3.png" id="76" name="Picture"/>
+                    <pic:cNvPr descr="/tmp/tmpemujarvy/img-3.png" id="76" name="Picture"/>
                     <pic:cNvPicPr>
                       <a:picLocks noChangeArrowheads="1" noChangeAspect="1"/>
                     </pic:cNvPicPr>
@@ -13075,7 +13102,7 @@
               <a:graphicData uri="http://schemas.openxmlformats.org/drawingml/2006/picture">
                 <pic:pic>
                   <pic:nvPicPr>
-                    <pic:cNvPr descr="/tmp/tmp9qb_82x6/img-4.png" id="81" name="Picture"/>
+                    <pic:cNvPr descr="/tmp/tmpemujarvy/img-4.png" id="81" name="Picture"/>
                     <pic:cNvPicPr>
                       <a:picLocks noChangeArrowheads="1" noChangeAspect="1"/>
                     </pic:cNvPicPr>
@@ -13140,7 +13167,7 @@
               <a:graphicData uri="http://schemas.openxmlformats.org/drawingml/2006/picture">
                 <pic:pic>
                   <pic:nvPicPr>
-                    <pic:cNvPr descr="/tmp/tmp9qb_82x6/img-5.png" id="85" name="Picture"/>
+                    <pic:cNvPr descr="/tmp/tmpemujarvy/img-5.png" id="85" name="Picture"/>
                     <pic:cNvPicPr>
                       <a:picLocks noChangeArrowheads="1" noChangeAspect="1"/>
                     </pic:cNvPicPr>
@@ -13206,7 +13233,7 @@
         <w:pStyle w:val="FirstParagraph"/>
       </w:pPr>
       <w:r>
-        <w:t xml:space="preserve">La aplicación sigue una arquitectura serverless/moderna utilizando Supabase como backend completo (Base de datos + Auth + Realtime + Edge Functions), Next.js como frontend, y n8n (Docker self-hosted) como motor de automatización.</w:t>
+        <w:t xml:space="preserve">La aplicación sigue una arquitectura serverless/moderna utilizando Supabase como backend completo (Base de datos + Auth + Realtime + Edge Functions), Next.js como frontend y un API route server-side para el chatbot con IA (n8n se conserva como alternativa opcional).</w:t>
       </w:r>
     </w:p>
     <w:bookmarkEnd w:id="88"/>
@@ -13670,7 +13697,7 @@
               <a:graphicData uri="http://schemas.openxmlformats.org/drawingml/2006/picture">
                 <pic:pic>
                   <pic:nvPicPr>
-                    <pic:cNvPr descr="/tmp/tmp9qb_82x6/img-6.png" id="97" name="Picture"/>
+                    <pic:cNvPr descr="/tmp/tmpemujarvy/img-6.png" id="97" name="Picture"/>
                     <pic:cNvPicPr>
                       <a:picLocks noChangeArrowheads="1" noChangeAspect="1"/>
                     </pic:cNvPicPr>
@@ -13968,19 +13995,28 @@
                     <w:jc w:val="center"/>
                   </w:pPr>
                   <w:r>
-                    <w:t xml:space="preserve">n8n (Docker self-hosted)</w:t>
-                  </w:r>
-                </w:p>
-              </w:tc>
-              <w:tc>
-                <w:tcPr/>
-                <w:p>
-                  <w:pPr>
-                    <w:pStyle w:val="Compact"/>
-                    <w:jc w:val="center"/>
-                  </w:pPr>
-                  <w:r>
-                    <w:t xml:space="preserve">No-code/low-code, webhooks nativos, integración con Supabase</w:t>
+                    <w:t xml:space="preserve">PostgreSQL triggers +</w:t>
+                  </w:r>
+                  <w:r>
+                    <w:t xml:space="preserve"> </w:t>
+                  </w:r>
+                  <w:r>
+                    <w:rPr>
+                      <w:rStyle w:val="VerbatimChar"/>
+                    </w:rPr>
+                    <w:t xml:space="preserve">pg_cron</w:t>
+                  </w:r>
+                </w:p>
+              </w:tc>
+              <w:tc>
+                <w:tcPr/>
+                <w:p>
+                  <w:pPr>
+                    <w:pStyle w:val="Compact"/>
+                    <w:jc w:val="center"/>
+                  </w:pPr>
+                  <w:r>
+                    <w:t xml:space="preserve">Procesos de datos nativos en la base de datos (sin dependencias externas)</w:t>
                   </w:r>
                 </w:p>
               </w:tc>
@@ -14006,19 +14042,37 @@
                     <w:jc w:val="center"/>
                   </w:pPr>
                   <w:r>
-                    <w:t xml:space="preserve">Google Gemini API (gemini-2.5-flash)</w:t>
-                  </w:r>
-                </w:p>
-              </w:tc>
-              <w:tc>
-                <w:tcPr/>
-                <w:p>
-                  <w:pPr>
-                    <w:pStyle w:val="Compact"/>
-                    <w:jc w:val="center"/>
-                  </w:pPr>
-                  <w:r>
-                    <w:t xml:space="preserve">Modelo gratuito para chatbot Nivel 1 y procesamiento de texto</w:t>
+                    <w:t xml:space="preserve">DeepSeek API (</w:t>
+                  </w:r>
+                  <w:r>
+                    <w:rPr>
+                      <w:rStyle w:val="VerbatimChar"/>
+                    </w:rPr>
+                    <w:t xml:space="preserve">deepseek-chat</w:t>
+                  </w:r>
+                  <w:r>
+                    <w:t xml:space="preserve">)</w:t>
+                  </w:r>
+                </w:p>
+              </w:tc>
+              <w:tc>
+                <w:tcPr/>
+                <w:p>
+                  <w:pPr>
+                    <w:pStyle w:val="Compact"/>
+                    <w:jc w:val="center"/>
+                  </w:pPr>
+                  <w:r>
+                    <w:t xml:space="preserve">Modelo de lenguaje para el chatbot Nivel 1, llamado desde el API route</w:t>
+                  </w:r>
+                  <w:r>
+                    <w:t xml:space="preserve"> </w:t>
+                  </w:r>
+                  <w:r>
+                    <w:rPr>
+                      <w:rStyle w:val="VerbatimChar"/>
+                    </w:rPr>
+                    <w:t xml:space="preserve">/api/chatbot</w:t>
                   </w:r>
                 </w:p>
               </w:tc>
@@ -17144,7 +17198,7 @@
         <w:t xml:space="preserve"> </w:t>
       </w:r>
       <w:r>
-        <w:t xml:space="preserve">→ ejecutado en</w:t>
+        <w:t xml:space="preserve">→ ejecutado</w:t>
       </w:r>
       <w:r>
         <w:t xml:space="preserve"> </w:t>
@@ -17154,13 +17208,22 @@
           <w:b/>
           <w:bCs/>
         </w:rPr>
-        <w:t xml:space="preserve">n8n</w:t>
+        <w:t xml:space="preserve">dentro de la aplicación</w:t>
       </w:r>
       <w:r>
         <w:t xml:space="preserve"> </w:t>
       </w:r>
       <w:r>
-        <w:t xml:space="preserve">(Docker self-hosted), porque requiere orquestar una llamada externa a la API de Google Gemini.</w:t>
+        <w:t xml:space="preserve">en un API route de Next.js (</w:t>
+      </w:r>
+      <w:r>
+        <w:rPr>
+          <w:rStyle w:val="VerbatimChar"/>
+        </w:rPr>
+        <w:t xml:space="preserve">/api/chatbot</w:t>
+      </w:r>
+      <w:r>
+        <w:t xml:space="preserve">, server-side), que llama a la API del modelo (DeepSeek) sin exponer la clave al cliente. (n8n se mantiene como alternativa opcional.)</w:t>
       </w:r>
     </w:p>
     <w:p>
@@ -17228,7 +17291,7 @@
           <w:b/>
           <w:bCs/>
         </w:rPr>
-        <w:t xml:space="preserve">la IA vive en n8n, los procesos de datos viven en la base de datos</w:t>
+        <w:t xml:space="preserve">la IA vive en el backend de la app, los procesos de datos viven en la base de datos</w:t>
       </w:r>
       <w:r>
         <w:t xml:space="preserve">.</w:t>
@@ -17256,7 +17319,7 @@
         <w:pStyle w:val="ImageCaption"/>
       </w:pPr>
       <w:r>
-        <w:t xml:space="preserve">Figura 11: Arquitectura de automatizaciones: n8n + Supabase nativo</w:t>
+        <w:t xml:space="preserve">Figura 11: Arquitectura de automatizaciones: API route de IA + Supabase nativo</w:t>
       </w:r>
     </w:p>
     <w:bookmarkEnd w:id="114"/>
@@ -17266,7 +17329,7 @@
         <w:pStyle w:val="Heading2"/>
       </w:pPr>
       <w:r>
-        <w:t xml:space="preserve">9.2 Flujo n8n: Chatbot Nivel 1 con IA (Google Gemini)</w:t>
+        <w:t xml:space="preserve">9.2 Chatbot Nivel 1 con IA (DeepSeek)</w:t>
       </w:r>
     </w:p>
     <w:p>
@@ -17274,7 +17337,7 @@
         <w:pStyle w:val="FirstParagraph"/>
       </w:pPr>
       <w:r>
-        <w:t xml:space="preserve">El único workflow activo en n8n es el chatbot, que integra</w:t>
+        <w:t xml:space="preserve">El chatbot integra</w:t>
       </w:r>
       <w:r>
         <w:t xml:space="preserve"> </w:t>
@@ -17300,7 +17363,7 @@
           <w:b/>
           <w:bCs/>
         </w:rPr>
-        <w:t xml:space="preserve">Google Gemini</w:t>
+        <w:t xml:space="preserve">DeepSeek</w:t>
       </w:r>
       <w:r>
         <w:t xml:space="preserve"> </w:t>
@@ -17315,10 +17378,22 @@
         <w:rPr>
           <w:rStyle w:val="VerbatimChar"/>
         </w:rPr>
-        <w:t xml:space="preserve">gemini-2.5-flash</w:t>
-      </w:r>
-      <w:r>
-        <w:t xml:space="preserve">). A diferencia de un chatbot basado en expresiones regulares, este clasifica la intención del usuario y genera respuestas contextuales usando un modelo de lenguaje.</w:t>
+        <w:t xml:space="preserve">deepseek-chat</w:t>
+      </w:r>
+      <w:r>
+        <w:t xml:space="preserve">, OpenAI-compatible) desde el API route</w:t>
+      </w:r>
+      <w:r>
+        <w:t xml:space="preserve"> </w:t>
+      </w:r>
+      <w:r>
+        <w:rPr>
+          <w:rStyle w:val="VerbatimChar"/>
+        </w:rPr>
+        <w:t xml:space="preserve">src/app/api/chatbot/route.ts</w:t>
+      </w:r>
+      <w:r>
+        <w:t xml:space="preserve">. A diferencia de un chatbot basado en expresiones regulares, clasifica la intención del usuario y genera respuestas contextuales usando un modelo de lenguaje.</w:t>
       </w:r>
     </w:p>
     <w:tbl>
@@ -17388,19 +17463,19 @@
                     <w:jc w:val="center"/>
                   </w:pPr>
                   <w:r>
-                    <w:t xml:space="preserve">Trigger</w:t>
-                  </w:r>
-                </w:p>
-              </w:tc>
-              <w:tc>
-                <w:tcPr/>
-                <w:p>
-                  <w:pPr>
-                    <w:pStyle w:val="Compact"/>
-                    <w:jc w:val="center"/>
-                  </w:pPr>
-                  <w:r>
-                    <w:t xml:space="preserve">Webhook POST</w:t>
+                    <w:t xml:space="preserve">Entrada</w:t>
+                  </w:r>
+                </w:p>
+              </w:tc>
+              <w:tc>
+                <w:tcPr/>
+                <w:p>
+                  <w:pPr>
+                    <w:pStyle w:val="Compact"/>
+                    <w:jc w:val="center"/>
+                  </w:pPr>
+                  <w:r>
+                    <w:t xml:space="preserve">POST</w:t>
                   </w:r>
                   <w:r>
                     <w:t xml:space="preserve"> </w:t>
@@ -17409,39 +17484,13 @@
                     <w:rPr>
                       <w:rStyle w:val="VerbatimChar"/>
                     </w:rPr>
-                    <w:t xml:space="preserve">/webhook/chatbot</w:t>
+                    <w:t xml:space="preserve">/api/chatbot</w:t>
                   </w:r>
                   <w:r>
                     <w:t xml:space="preserve"> </w:t>
                   </w:r>
                   <w:r>
-                    <w:t xml:space="preserve">desde el frontend al enviar un mensaje</w:t>
-                  </w:r>
-                </w:p>
-              </w:tc>
-            </w:tr>
-            <w:tr>
-              <w:tc>
-                <w:tcPr/>
-                <w:p>
-                  <w:pPr>
-                    <w:pStyle w:val="Compact"/>
-                    <w:jc w:val="center"/>
-                  </w:pPr>
-                  <w:r>
-                    <w:t xml:space="preserve">Entrada</w:t>
-                  </w:r>
-                </w:p>
-              </w:tc>
-              <w:tc>
-                <w:tcPr/>
-                <w:p>
-                  <w:pPr>
-                    <w:pStyle w:val="Compact"/>
-                    <w:jc w:val="center"/>
-                  </w:pPr>
-                  <w:r>
-                    <w:t xml:space="preserve">JSON con: message, session_id, user_id</w:t>
+                    <w:t xml:space="preserve">con JSON: message, session_id, user_id (requiere sesión)</w:t>
                   </w:r>
                 </w:p>
               </w:tc>
@@ -17471,19 +17520,19 @@
                     <w:jc w:val="center"/>
                   </w:pPr>
                   <w:r>
-                    <w:t xml:space="preserve">Recibir mensaje por webhook</w:t>
+                    <w:t xml:space="preserve">Validar sesión y mensaje</w:t>
                   </w:r>
                   <w:r>
                     <w:br/>
                   </w:r>
                   <w:r>
-                    <w:t xml:space="preserve">2. Enviar mensaje + system instruction a Google Gemini API</w:t>
+                    <w:t xml:space="preserve">2. Enviar system prompt + mensaje a la API del modelo</w:t>
                   </w:r>
                   <w:r>
                     <w:br/>
                   </w:r>
                   <w:r>
-                    <w:t xml:space="preserve">3. Recibir respuesta JSON del modelo</w:t>
+                    <w:t xml:space="preserve">3. Recibir respuesta JSON</w:t>
                   </w:r>
                   <w:r>
                     <w:br/>
@@ -17495,7 +17544,7 @@
                     <w:br/>
                   </w:r>
                   <w:r>
-                    <w:t xml:space="preserve">5. Responder al frontend</w:t>
+                    <w:t xml:space="preserve">5. Devolver al frontend</w:t>
                   </w:r>
                 </w:p>
               </w:tc>
@@ -17547,7 +17596,7 @@
                     <w:jc w:val="center"/>
                   </w:pPr>
                   <w:r>
-                    <w:t xml:space="preserve">Google Gemini</w:t>
+                    <w:t xml:space="preserve">DeepSeek</w:t>
                   </w:r>
                   <w:r>
                     <w:t xml:space="preserve"> </w:t>
@@ -17556,13 +17605,13 @@
                     <w:rPr>
                       <w:rStyle w:val="VerbatimChar"/>
                     </w:rPr>
-                    <w:t xml:space="preserve">gemini-2.5-flash</w:t>
+                    <w:t xml:space="preserve">deepseek-chat</w:t>
                   </w:r>
                   <w:r>
                     <w:t xml:space="preserve"> </w:t>
                   </w:r>
                   <w:r>
-                    <w:t xml:space="preserve">(thinking mode desactivado para ahorrar tokens)</w:t>
+                    <w:t xml:space="preserve">(API OpenAI-compatible, tiempo de espera 12s)</w:t>
                   </w:r>
                 </w:p>
               </w:tc>
@@ -17588,19 +17637,25 @@
                     <w:jc w:val="center"/>
                   </w:pPr>
                   <w:r>
-                    <w:t xml:space="preserve">Timeout 10s → fallback</w:t>
+                    <w:t xml:space="preserve">Sin clave → 503 fallback</w:t>
                   </w:r>
                   <w:r>
                     <w:br/>
                   </w:r>
                   <w:r>
-                    <w:t xml:space="preserve">API no responde → mensaje amigable</w:t>
+                    <w:t xml:space="preserve">Timeout → mensaje amigable</w:t>
                   </w:r>
                   <w:r>
                     <w:br/>
                   </w:r>
                   <w:r>
-                    <w:t xml:space="preserve">JSON inválido → extracción defensiva</w:t>
+                    <w:t xml:space="preserve">Error del modelo → 502</w:t>
+                  </w:r>
+                  <w:r>
+                    <w:br/>
+                  </w:r>
+                  <w:r>
+                    <w:t xml:space="preserve">JSON inválido → extracción defensiva con texto plano</w:t>
                   </w:r>
                 </w:p>
               </w:tc>
@@ -17615,7 +17670,7 @@
         <w:pStyle w:val="ImageCaption"/>
       </w:pPr>
       <w:r>
-        <w:t xml:space="preserve">Tabla 21: Flujo del chatbot Nivel 1 con Google Gemini</w:t>
+        <w:t xml:space="preserve">Tabla 21: Flujo del chatbot Nivel 1 con DeepSeek</w:t>
       </w:r>
     </w:p>
     <w:p>
@@ -17632,7 +17687,7 @@
               <a:graphicData uri="http://schemas.openxmlformats.org/drawingml/2006/picture">
                 <pic:pic>
                   <pic:nvPicPr>
-                    <pic:cNvPr descr="/tmp/tmp9qb_82x6/img-7.png" id="117" name="Picture"/>
+                    <pic:cNvPr descr="/tmp/tmpemujarvy/img-7.png" id="117" name="Picture"/>
                     <pic:cNvPicPr>
                       <a:picLocks noChangeArrowheads="1" noChangeAspect="1"/>
                     </pic:cNvPicPr>
@@ -20436,7 +20491,7 @@
         </w:numPr>
       </w:pPr>
       <w:r>
-        <w:t xml:space="preserve">Descripción de las automatizaciones (1 n8n chatbot + 3 Supabase nativos)</w:t>
+        <w:t xml:space="preserve">Descripción de las automatizaciones (1 chatbot IA + 3 Supabase nativos)</w:t>
       </w:r>
     </w:p>
     <w:p>
@@ -20504,7 +20559,7 @@
               <a:graphicData uri="http://schemas.openxmlformats.org/drawingml/2006/picture">
                 <pic:pic>
                   <pic:nvPicPr>
-                    <pic:cNvPr descr="/tmp/tmp9qb_82x6/img-8.png" id="131" name="Picture"/>
+                    <pic:cNvPr descr="/tmp/tmpemujarvy/img-8.png" id="131" name="Picture"/>
                     <pic:cNvPicPr>
                       <a:picLocks noChangeArrowheads="1" noChangeAspect="1"/>
                     </pic:cNvPicPr>
@@ -20569,7 +20624,7 @@
               <a:graphicData uri="http://schemas.openxmlformats.org/drawingml/2006/picture">
                 <pic:pic>
                   <pic:nvPicPr>
-                    <pic:cNvPr descr="/tmp/tmp9qb_82x6/img-9.png" id="135" name="Picture"/>
+                    <pic:cNvPr descr="/tmp/tmpemujarvy/img-9.png" id="135" name="Picture"/>
                     <pic:cNvPicPr>
                       <a:picLocks noChangeArrowheads="1" noChangeAspect="1"/>
                     </pic:cNvPicPr>
@@ -20634,7 +20689,7 @@
               <a:graphicData uri="http://schemas.openxmlformats.org/drawingml/2006/picture">
                 <pic:pic>
                   <pic:nvPicPr>
-                    <pic:cNvPr descr="/tmp/tmp9qb_82x6/img-10.png" id="139" name="Picture"/>
+                    <pic:cNvPr descr="/tmp/tmpemujarvy/img-10.png" id="139" name="Picture"/>
                     <pic:cNvPicPr>
                       <a:picLocks noChangeArrowheads="1" noChangeAspect="1"/>
                     </pic:cNvPicPr>
@@ -20699,7 +20754,7 @@
               <a:graphicData uri="http://schemas.openxmlformats.org/drawingml/2006/picture">
                 <pic:pic>
                   <pic:nvPicPr>
-                    <pic:cNvPr descr="/tmp/tmp9qb_82x6/img-11.png" id="143" name="Picture"/>
+                    <pic:cNvPr descr="/tmp/tmpemujarvy/img-11.png" id="143" name="Picture"/>
                     <pic:cNvPicPr>
                       <a:picLocks noChangeArrowheads="1" noChangeAspect="1"/>
                     </pic:cNvPicPr>
@@ -20764,7 +20819,7 @@
               <a:graphicData uri="http://schemas.openxmlformats.org/drawingml/2006/picture">
                 <pic:pic>
                   <pic:nvPicPr>
-                    <pic:cNvPr descr="/tmp/tmp9qb_82x6/img-12.png" id="147" name="Picture"/>
+                    <pic:cNvPr descr="/tmp/tmpemujarvy/img-12.png" id="147" name="Picture"/>
                     <pic:cNvPicPr>
                       <a:picLocks noChangeArrowheads="1" noChangeAspect="1"/>
                     </pic:cNvPicPr>
@@ -20802,7 +20857,7 @@
         <w:pStyle w:val="ImageCaption"/>
       </w:pPr>
       <w:r>
-        <w:t xml:space="preserve">Figura 16: Interfaz de chat con chatbot Google Gemini</w:t>
+        <w:t xml:space="preserve">Figura 16: Interfaz de chat con el chatbot IA (DeepSeek)</w:t>
       </w:r>
     </w:p>
     <w:bookmarkEnd w:id="148"/>
@@ -20829,7 +20884,7 @@
               <a:graphicData uri="http://schemas.openxmlformats.org/drawingml/2006/picture">
                 <pic:pic>
                   <pic:nvPicPr>
-                    <pic:cNvPr descr="/tmp/tmp9qb_82x6/img-13.png" id="151" name="Picture"/>
+                    <pic:cNvPr descr="/tmp/tmpemujarvy/img-13.png" id="151" name="Picture"/>
                     <pic:cNvPicPr>
                       <a:picLocks noChangeArrowheads="1" noChangeAspect="1"/>
                     </pic:cNvPicPr>
@@ -20894,7 +20949,7 @@
               <a:graphicData uri="http://schemas.openxmlformats.org/drawingml/2006/picture">
                 <pic:pic>
                   <pic:nvPicPr>
-                    <pic:cNvPr descr="/tmp/tmp9qb_82x6/img-14.png" id="155" name="Picture"/>
+                    <pic:cNvPr descr="/tmp/tmpemujarvy/img-14.png" id="155" name="Picture"/>
                     <pic:cNvPicPr>
                       <a:picLocks noChangeArrowheads="1" noChangeAspect="1"/>
                     </pic:cNvPicPr>
@@ -20959,7 +21014,7 @@
               <a:graphicData uri="http://schemas.openxmlformats.org/drawingml/2006/picture">
                 <pic:pic>
                   <pic:nvPicPr>
-                    <pic:cNvPr descr="/tmp/tmp9qb_82x6/img-15.png" id="159" name="Picture"/>
+                    <pic:cNvPr descr="/tmp/tmpemujarvy/img-15.png" id="159" name="Picture"/>
                     <pic:cNvPicPr>
                       <a:picLocks noChangeArrowheads="1" noChangeAspect="1"/>
                     </pic:cNvPicPr>
@@ -21024,7 +21079,7 @@
               <a:graphicData uri="http://schemas.openxmlformats.org/drawingml/2006/picture">
                 <pic:pic>
                   <pic:nvPicPr>
-                    <pic:cNvPr descr="/tmp/tmp9qb_82x6/img-16.png" id="163" name="Picture"/>
+                    <pic:cNvPr descr="/tmp/tmpemujarvy/img-16.png" id="163" name="Picture"/>
                     <pic:cNvPicPr>
                       <a:picLocks noChangeArrowheads="1" noChangeAspect="1"/>
                     </pic:cNvPicPr>
@@ -21089,7 +21144,7 @@
               <a:graphicData uri="http://schemas.openxmlformats.org/drawingml/2006/picture">
                 <pic:pic>
                   <pic:nvPicPr>
-                    <pic:cNvPr descr="/tmp/tmp9qb_82x6/img-17.png" id="167" name="Picture"/>
+                    <pic:cNvPr descr="/tmp/tmpemujarvy/img-17.png" id="167" name="Picture"/>
                     <pic:cNvPicPr>
                       <a:picLocks noChangeArrowheads="1" noChangeAspect="1"/>
                     </pic:cNvPicPr>
@@ -21167,7 +21222,16 @@
         <w:pStyle w:val="BodyText"/>
       </w:pPr>
       <w:r>
-        <w:t xml:space="preserve">La aplicación está desplegada en Vercel (Next.js) y consume la base de datos Supabase y el workflow del chatbot en n8n.</w:t>
+        <w:t xml:space="preserve">La aplicación está desplegada en Vercel (Next.js) y consume la base de datos Supabase y el API route del chatbot (</w:t>
+      </w:r>
+      <w:r>
+        <w:rPr>
+          <w:rStyle w:val="VerbatimChar"/>
+        </w:rPr>
+        <w:t xml:space="preserve">/api/chatbot</w:t>
+      </w:r>
+      <w:r>
+        <w:t xml:space="preserve">).</w:t>
       </w:r>
     </w:p>
     <w:bookmarkEnd w:id="170"/>
@@ -21254,7 +21318,7 @@
         <w:t xml:space="preserve"> </w:t>
       </w:r>
       <w:r>
-        <w:t xml:space="preserve">Login/registro, creación de ticket, chat con el chatbot (Gemini), vista del agente y panel de administración.</w:t>
+        <w:t xml:space="preserve">Login/registro, creación de ticket, chat con el chatbot (IA), vista del agente y panel de administración.</w:t>
       </w:r>
     </w:p>
     <w:p>
@@ -21276,7 +21340,7 @@
         <w:t xml:space="preserve"> </w:t>
       </w:r>
       <w:r>
-        <w:t xml:space="preserve">Chatbot n8n (Google Gemini) y las automatizaciones SQL nativas.</w:t>
+        <w:t xml:space="preserve">Chatbot IA (DeepSeek) y las automatizaciones SQL nativas.</w:t>
       </w:r>
     </w:p>
     <w:p>
@@ -21445,13 +21509,22 @@
           <w:b/>
           <w:bCs/>
         </w:rPr>
-        <w:t xml:space="preserve">Chatbot (n8n + Gemini):</w:t>
+        <w:t xml:space="preserve">Chatbot (DeepSeek):</w:t>
       </w:r>
       <w:r>
         <w:t xml:space="preserve"> </w:t>
       </w:r>
       <w:r>
-        <w:t xml:space="preserve">Cada respuesta del chatbot se mide con el campo</w:t>
+        <w:t xml:space="preserve">Cada respuesta del chatbot incluye el conteo de tokens (</w:t>
+      </w:r>
+      <w:r>
+        <w:rPr>
+          <w:rStyle w:val="VerbatimChar"/>
+        </w:rPr>
+        <w:t xml:space="preserve">usage</w:t>
+      </w:r>
+      <w:r>
+        <w:t xml:space="preserve">) devuelto por la API en el API route</w:t>
       </w:r>
       <w:r>
         <w:t xml:space="preserve"> </w:t>
@@ -21460,13 +21533,10 @@
         <w:rPr>
           <w:rStyle w:val="VerbatimChar"/>
         </w:rPr>
-        <w:t xml:space="preserve">usageMetadata.totalTokenCount</w:t>
-      </w:r>
-      <w:r>
-        <w:t xml:space="preserve"> </w:t>
-      </w:r>
-      <w:r>
-        <w:t xml:space="preserve">de la respuesta de la API.</w:t>
+        <w:t xml:space="preserve">/api/chatbot</w:t>
+      </w:r>
+      <w:r>
+        <w:t xml:space="preserve">.</w:t>
       </w:r>
     </w:p>
     <w:p>
@@ -21566,7 +21636,19 @@
         <w:pStyle w:val="Heading2"/>
       </w:pPr>
       <w:r>
-        <w:t xml:space="preserve">11.2 Consumo del Chatbot (Google Gemini 2.5 Flash)</w:t>
+        <w:t xml:space="preserve">11.2 Consumo del Chatbot (DeepSeek</w:t>
+      </w:r>
+      <w:r>
+        <w:t xml:space="preserve"> </w:t>
+      </w:r>
+      <w:r>
+        <w:rPr>
+          <w:rStyle w:val="VerbatimChar"/>
+        </w:rPr>
+        <w:t xml:space="preserve">deepseek-chat</w:t>
+      </w:r>
+      <w:r>
+        <w:t xml:space="preserve">)</w:t>
       </w:r>
     </w:p>
     <w:tbl>
@@ -21920,7 +22002,19 @@
         <w:pStyle w:val="ImageCaption"/>
       </w:pPr>
       <w:r>
-        <w:t xml:space="preserve">Tabla 30: Consumo de tokens por tipo de consulta del chatbot (Gemini 2.5 Flash, thinkingBudget: 0)</w:t>
+        <w:t xml:space="preserve">Tabla 30: Consumo de tokens por tipo de consulta del chatbot (DeepSeek</w:t>
+      </w:r>
+      <w:r>
+        <w:t xml:space="preserve"> </w:t>
+      </w:r>
+      <w:r>
+        <w:rPr>
+          <w:rStyle w:val="VerbatimChar"/>
+        </w:rPr>
+        <w:t xml:space="preserve">deepseek-chat</w:t>
+      </w:r>
+      <w:r>
+        <w:t xml:space="preserve">, max_tokens: 300)</w:t>
       </w:r>
     </w:p>
     <w:p>
@@ -21938,7 +22032,7 @@
         <w:t xml:space="preserve"> </w:t>
       </w:r>
       <w:r>
-        <w:t xml:space="preserve"> 130 tokens totales (promedio). A 100 mensajes/día:  13,000 tokens/día, muy por debajo del límite gratuito de Google Gemini.</w:t>
+        <w:t xml:space="preserve"> 130 tokens totales (promedio). A 100 mensajes/día:  13,000 tokens/día, un volumen bajo con costo mínimo en DeepSeek.</w:t>
       </w:r>
     </w:p>
     <w:bookmarkEnd w:id="175"/>
@@ -22562,19 +22656,19 @@
                     <w:jc w:val="center"/>
                   </w:pPr>
                   <w:r>
-                    <w:t xml:space="preserve">Tokens ahorrados (thinkingBudget: 0, chatbot)</w:t>
-                  </w:r>
-                </w:p>
-              </w:tc>
-              <w:tc>
-                <w:tcPr/>
-                <w:p>
-                  <w:pPr>
-                    <w:pStyle w:val="Compact"/>
-                    <w:jc w:val="center"/>
-                  </w:pPr>
-                  <w:r>
-                    <w:t xml:space="preserve"> 100% tokens de razonamiento</w:t>
+                    <w:t xml:space="preserve">Límite de salida (max_tokens: 300, chatbot)</w:t>
+                  </w:r>
+                </w:p>
+              </w:tc>
+              <w:tc>
+                <w:tcPr/>
+                <w:p>
+                  <w:pPr>
+                    <w:pStyle w:val="Compact"/>
+                    <w:jc w:val="center"/>
+                  </w:pPr>
+                  <w:r>
+                    <w:t xml:space="preserve">Evita respuestas largas</w:t>
                   </w:r>
                 </w:p>
               </w:tc>
@@ -22615,13 +22709,13 @@
           <w:b/>
           <w:bCs/>
         </w:rPr>
-        <w:t xml:space="preserve">Thinking budget desactivado (chatbot):</w:t>
+        <w:t xml:space="preserve">Salida acotada (chatbot):</w:t>
       </w:r>
       <w:r>
         <w:t xml:space="preserve"> </w:t>
       </w:r>
       <w:r>
-        <w:t xml:space="preserve">Gemini 2.5 Flash tiene modo de razonamiento por defecto. Configurar</w:t>
+        <w:t xml:space="preserve">el API route limita</w:t>
       </w:r>
       <w:r>
         <w:t xml:space="preserve"> </w:t>
@@ -22630,13 +22724,13 @@
         <w:rPr>
           <w:rStyle w:val="VerbatimChar"/>
         </w:rPr>
-        <w:t xml:space="preserve">thinkingBudget: 0</w:t>
+        <w:t xml:space="preserve">max_tokens</w:t>
       </w:r>
       <w:r>
         <w:t xml:space="preserve"> </w:t>
       </w:r>
       <w:r>
-        <w:t xml:space="preserve">elimina tokens de razonamiento sin perder calidad en respuestas simples de soporte.</w:t>
+        <w:t xml:space="preserve">a 300 y usa un system prompt conciso, manteniendo respuestas cortas y baratas.</w:t>
       </w:r>
     </w:p>
     <w:p>
@@ -22739,7 +22833,7 @@
         <w:t xml:space="preserve"> </w:t>
       </w:r>
       <w:r>
-        <w:t xml:space="preserve">en OpenCode para desarrollo y</w:t>
+        <w:t xml:space="preserve">en OpenCode para desarrollo y el campo</w:t>
       </w:r>
       <w:r>
         <w:t xml:space="preserve"> </w:t>
@@ -22754,7 +22848,7 @@
         <w:t xml:space="preserve"> </w:t>
       </w:r>
       <w:r>
-        <w:t xml:space="preserve">en respuestas de Google Gemini para el chatbot.</w:t>
+        <w:t xml:space="preserve">en las respuestas de DeepSeek para el chatbot.</w:t>
       </w:r>
     </w:p>
     <w:bookmarkEnd w:id="178"/>
@@ -22772,7 +22866,7 @@
         <w:pStyle w:val="FirstParagraph"/>
       </w:pPr>
       <w:r>
-        <w:t xml:space="preserve">La combinación de Google Gemini (modelo económico con tier gratuito generoso) con optimización de tokens (thinkingBudget: 0 + Caveman + Ponytail) mantiene el consumo muy por debajo de los límites gratuitos. El chatbot gasta  140 tokens por mensaje vs  250 con thinking activado, una reducción del 44% que hace sostenible el uso continuo.</w:t>
+        <w:t xml:space="preserve">La combinación de DeepSeek (modelo económico) con optimización de tokens (Caveman + Ponytail en desarrollo, salida acotada en el chatbot) mantiene el consumo bajo y sostenible. El chatbot gasta  130 tokens por mensaje, un costo mínimo para uso continuo.</w:t>
       </w:r>
     </w:p>
     <w:bookmarkEnd w:id="179"/>
@@ -23206,7 +23300,7 @@
               <a:graphicData uri="http://schemas.openxmlformats.org/drawingml/2006/picture">
                 <pic:pic>
                   <pic:nvPicPr>
-                    <pic:cNvPr descr="/tmp/tmp9qb_82x6/img-18.png" id="187" name="Picture"/>
+                    <pic:cNvPr descr="/tmp/tmpemujarvy/img-18.png" id="187" name="Picture"/>
                     <pic:cNvPicPr>
                       <a:picLocks noChangeArrowheads="1" noChangeAspect="1"/>
                     </pic:cNvPicPr>
@@ -24759,7 +24853,7 @@
               <a:graphicData uri="http://schemas.openxmlformats.org/drawingml/2006/picture">
                 <pic:pic>
                   <pic:nvPicPr>
-                    <pic:cNvPr descr="/tmp/tmp9qb_82x6/img-19.png" id="198" name="Picture"/>
+                    <pic:cNvPr descr="/tmp/tmpemujarvy/img-19.png" id="198" name="Picture"/>
                     <pic:cNvPicPr>
                       <a:picLocks noChangeArrowheads="1" noChangeAspect="1"/>
                     </pic:cNvPicPr>
@@ -24841,7 +24935,7 @@
               <a:graphicData uri="http://schemas.openxmlformats.org/drawingml/2006/picture">
                 <pic:pic>
                   <pic:nvPicPr>
-                    <pic:cNvPr descr="/tmp/tmp9qb_82x6/img-20.png" id="202" name="Picture"/>
+                    <pic:cNvPr descr="/tmp/tmpemujarvy/img-20.png" id="202" name="Picture"/>
                     <pic:cNvPicPr>
                       <a:picLocks noChangeArrowheads="1" noChangeAspect="1"/>
                     </pic:cNvPicPr>
@@ -24906,7 +25000,7 @@
               <a:graphicData uri="http://schemas.openxmlformats.org/drawingml/2006/picture">
                 <pic:pic>
                   <pic:nvPicPr>
-                    <pic:cNvPr descr="/tmp/tmp9qb_82x6/img-21.png" id="206" name="Picture"/>
+                    <pic:cNvPr descr="/tmp/tmpemujarvy/img-21.png" id="206" name="Picture"/>
                     <pic:cNvPicPr>
                       <a:picLocks noChangeArrowheads="1" noChangeAspect="1"/>
                     </pic:cNvPicPr>
@@ -24971,7 +25065,7 @@
               <a:graphicData uri="http://schemas.openxmlformats.org/drawingml/2006/picture">
                 <pic:pic>
                   <pic:nvPicPr>
-                    <pic:cNvPr descr="/tmp/tmp9qb_82x6/img-22.png" id="210" name="Picture"/>
+                    <pic:cNvPr descr="/tmp/tmpemujarvy/img-22.png" id="210" name="Picture"/>
                     <pic:cNvPicPr>
                       <a:picLocks noChangeArrowheads="1" noChangeAspect="1"/>
                     </pic:cNvPicPr>
@@ -25036,7 +25130,7 @@
               <a:graphicData uri="http://schemas.openxmlformats.org/drawingml/2006/picture">
                 <pic:pic>
                   <pic:nvPicPr>
-                    <pic:cNvPr descr="/tmp/tmp9qb_82x6/img-23.png" id="214" name="Picture"/>
+                    <pic:cNvPr descr="/tmp/tmpemujarvy/img-23.png" id="214" name="Picture"/>
                     <pic:cNvPicPr>
                       <a:picLocks noChangeArrowheads="1" noChangeAspect="1"/>
                     </pic:cNvPicPr>
